--- a/Engineering-Mathematics/Modul-Word/Modul-14-Deret-Fourier-Fungsi-Periodik.docx
+++ b/Engineering-Mathematics/Modul-Word/Modul-14-Deret-Fourier-Fungsi-Periodik.docx
@@ -10058,9 +10058,11 @@
     <w:sectPr>
       <w:headerReference w:type="default" r:id="rId15"/>
       <w:footerReference w:type="default" r:id="rId16"/>
+      <w:footerReference w:type="first" r:id="rId28"/>
       <w:pgSz w:w="11906" w:h="16838" w:code="9"/>
       <w:pgMar w:top="1701" w:right="1418" w:bottom="1418" w:left="1701" w:header="709" w:footer="709" w:gutter="0"/>
       <w:cols w:space="708"/>
+      <w:titlePg/>
       <w:docGrid w:linePitch="360"/>
     </w:sectPr>
   </w:body>
@@ -10615,6 +10617,16 @@
         </mc:Fallback>
       </mc:AlternateContent>
     </w:r>
+  </w:p>
+</w:ftr>
+</file>
+
+<file path=word/footer2.xml><?xml version="1.0" encoding="utf-8"?>
+<w:ftr xmlns:m="http://schemas.openxmlformats.org/officeDocument/2006/math" xmlns:mc="http://schemas.openxmlformats.org/markup-compatibility/2006" xmlns:mo="http://schemas.microsoft.com/office/mac/office/2008/main" xmlns:mv="urn:schemas-microsoft-com:mac:vml" xmlns:o="urn:schemas-microsoft-com:office:office" xmlns:r="http://schemas.openxmlformats.org/officeDocument/2006/relationships" xmlns:v="urn:schemas-microsoft-com:vml" xmlns:w10="urn:schemas-microsoft-com:office:word" xmlns:w14="http://schemas.microsoft.com/office/word/2010/wordml" xmlns:w="http://schemas.openxmlformats.org/wordprocessingml/2006/main" xmlns:wne="http://schemas.microsoft.com/office/word/2006/wordml" xmlns:wp14="http://schemas.microsoft.com/office/word/2010/wordprocessingDrawing" xmlns:wp="http://schemas.openxmlformats.org/drawingml/2006/wordprocessingDrawing" xmlns:wpc="http://schemas.microsoft.com/office/word/2010/wordprocessingCanvas" xmlns:wpg="http://schemas.microsoft.com/office/word/2010/wordprocessingGroup" xmlns:wpi="http://schemas.microsoft.com/office/word/2010/wordprocessingInk" xmlns:wps="http://schemas.microsoft.com/office/word/2010/wordprocessingShape" mc:Ignorable="w14 wp14">
+  <w:p>
+    <w:pPr>
+      <w:pStyle w:val="Footer"/>
+    </w:pPr>
   </w:p>
 </w:ftr>
 </file>

--- a/Engineering-Mathematics/Modul-Word/Modul-14-Deret-Fourier-Fungsi-Periodik.docx
+++ b/Engineering-Mathematics/Modul-Word/Modul-14-Deret-Fourier-Fungsi-Periodik.docx
@@ -6819,7 +6819,7 @@
           <w:color w:val="444444"/>
           <w:sz w:val="20"/>
         </w:rPr>
-        <w:t>Gambar 7. Cuplikan kode Cell 1: perhitungan koefisien bn square wave secara simbolik memakai SymPy, dengan verifikasi hasil 4/(n*pi) untuk n ganjil.</w:t>
+        <w:t xml:space="preserve">Gambar 7. Potongan kode Cell 1: perhitungan koefisien bn square wave secara simbolik memakai SymPy, dengan verifikasi hasil 4/(n*pi) untuk n ganjil.</w:t>
       </w:r>
     </w:p>
     <w:p>
@@ -6834,7 +6834,7 @@
           <w:i w:val="0"/>
           <w:sz w:val="22"/>
         </w:rPr>
-        <w:t>Gambar 7 menunjukkan cuplikan inti Cell 1, yaitu perhitungan simbolik koefisien bn square wave melalui sp.integrate pada dua sub-interval sesuai definisi piecewise fungsi.</w:t>
+        <w:t xml:space="preserve">Gambar 7 menunjukkan potongan inti Cell 1, yaitu perhitungan simbolik koefisien bn square wave melalui sp.integrate pada dua sub-interval sesuai definisi piecewise fungsi.</w:t>
       </w:r>
     </w:p>
     <w:p>

--- a/Engineering-Mathematics/Modul-Word/Modul-14-Deret-Fourier-Fungsi-Periodik.docx
+++ b/Engineering-Mathematics/Modul-Word/Modul-14-Deret-Fourier-Fungsi-Periodik.docx
@@ -724,7 +724,54 @@
                                 <w:szCs w:val="20"/>
                                 <w:lang w:val="fi-FI"/>
                               </w:rPr>
-                              <w:t>Pertemuan ini membahas representasi fungsi periodik sebagai deret tak hingga sinus dan kosinus (Deret Fourier): koefisien Euler-Fourier a0, an, bn, simetri genap/ganjil, kondisi konvergensi Dirichlet, fenomena Gibbs, bentuk eksponensial kompleks, serta aplikasinya pada analisis getaran mesin, audio, dan kualitas daya listrik</w:t>
+                              <w:t xml:space="preserve">Pertemuan ini membahas representasi fungsi periodik sebagai deret tak hingga sinus dan kosinus (Deret Fourier): koefisien Euler-Fourier </w:t>
+                            </w:r>
+                            <w:r>
+                              <w:rPr>
+                                <w:rFonts w:ascii="Arial" w:hAnsi="Arial" w:cs="Arial"/>
+                                <w:sz w:val="20"/>
+                                <w:szCs w:val="20"/>
+                                <w:lang w:val="fi-FI"/>
+                              </w:rPr>
+                              <w:t xml:space="preserve"/>
+                            </w:r>
+                            <w:r>
+                              <w:rPr>
+                                <w:rFonts w:ascii="Arial" w:hAnsi="Arial" w:cs="Arial"/>
+                                <w:sz w:val="20"/>
+                                <w:szCs w:val="20"/>
+                                <w:lang w:val="fi-FI"/>
+                              </w:rPr>
+                              <w:t xml:space="preserve">a</w:t>
+                            </w:r>
+                            <w:r>
+                              <w:rPr>
+                                <w:rFonts w:ascii="Arial" w:hAnsi="Arial" w:cs="Arial"/>
+                                <w:sz w:val="20"/>
+                                <w:szCs w:val="20"/>
+                                <w:lang w:val="fi-FI"/>
+                                <w:vertAlign w:val="subscript"/>
+                              </w:rPr>
+                              <w:t xml:space="preserve">0</w:t>
+                            </w:r>
+                            <w:r>
+                              <w:rPr>
+                                <w:rFonts w:ascii="Arial" w:hAnsi="Arial" w:cs="Arial"/>
+                                <w:sz w:val="20"/>
+                                <w:szCs w:val="20"/>
+                                <w:lang w:val="fi-FI"/>
+                                <w:vertAlign w:val="subscript"/>
+                              </w:rPr>
+                              <w:t xml:space="preserve"/>
+                            </w:r>
+                            <w:r>
+                              <w:rPr>
+                                <w:rFonts w:ascii="Arial" w:hAnsi="Arial" w:cs="Arial"/>
+                                <w:sz w:val="20"/>
+                                <w:szCs w:val="20"/>
+                                <w:lang w:val="fi-FI"/>
+                              </w:rPr>
+                              <w:t xml:space="preserve">, an, bn, simetri genap/ganjil, kondisi konvergensi Dirichlet, fenomena Gibbs, bentuk eksponensial kompleks, serta aplikasinya pada analisis getaran mesin, audio, dan kualitas daya listrik</w:t>
                             </w:r>
                           </w:p>
                         </w:txbxContent>
@@ -770,7 +817,54 @@
                           <w:szCs w:val="20"/>
                           <w:lang w:val="fi-FI"/>
                         </w:rPr>
-                        <w:t>Pertemuan ini membahas representasi fungsi periodik sebagai deret tak hingga sinus dan kosinus (Deret Fourier): koefisien Euler-Fourier a0, an, bn, simetri genap/ganjil, kondisi konvergensi Dirichlet, fenomena Gibbs, bentuk eksponensial kompleks, serta aplikasinya pada analisis getaran mesin, audio, dan kualitas daya listrik</w:t>
+                        <w:t xml:space="preserve">Pertemuan ini membahas representasi fungsi periodik sebagai deret tak hingga sinus dan kosinus (Deret Fourier): koefisien Euler-Fourier </w:t>
+                      </w:r>
+                      <w:r>
+                        <w:rPr>
+                          <w:rFonts w:ascii="Arial" w:hAnsi="Arial" w:cs="Arial"/>
+                          <w:sz w:val="20"/>
+                          <w:szCs w:val="20"/>
+                          <w:lang w:val="fi-FI"/>
+                        </w:rPr>
+                        <w:t xml:space="preserve"/>
+                      </w:r>
+                      <w:r>
+                        <w:rPr>
+                          <w:rFonts w:ascii="Arial" w:hAnsi="Arial" w:cs="Arial"/>
+                          <w:sz w:val="20"/>
+                          <w:szCs w:val="20"/>
+                          <w:lang w:val="fi-FI"/>
+                        </w:rPr>
+                        <w:t xml:space="preserve">a</w:t>
+                      </w:r>
+                      <w:r>
+                        <w:rPr>
+                          <w:rFonts w:ascii="Arial" w:hAnsi="Arial" w:cs="Arial"/>
+                          <w:sz w:val="20"/>
+                          <w:szCs w:val="20"/>
+                          <w:lang w:val="fi-FI"/>
+                          <w:vertAlign w:val="subscript"/>
+                        </w:rPr>
+                        <w:t xml:space="preserve">0</w:t>
+                      </w:r>
+                      <w:r>
+                        <w:rPr>
+                          <w:rFonts w:ascii="Arial" w:hAnsi="Arial" w:cs="Arial"/>
+                          <w:sz w:val="20"/>
+                          <w:szCs w:val="20"/>
+                          <w:lang w:val="fi-FI"/>
+                          <w:vertAlign w:val="subscript"/>
+                        </w:rPr>
+                        <w:t xml:space="preserve"/>
+                      </w:r>
+                      <w:r>
+                        <w:rPr>
+                          <w:rFonts w:ascii="Arial" w:hAnsi="Arial" w:cs="Arial"/>
+                          <w:sz w:val="20"/>
+                          <w:szCs w:val="20"/>
+                          <w:lang w:val="fi-FI"/>
+                        </w:rPr>
+                        <w:t xml:space="preserve">, an, bn, simetri genap/ganjil, kondisi konvergensi Dirichlet, fenomena Gibbs, bentuk eksponensial kompleks, serta aplikasinya pada analisis getaran mesin, audio, dan kualitas daya listrik</w:t>
                       </w:r>
                     </w:p>
                   </w:txbxContent>
@@ -1379,7 +1473,7 @@
                                 <w:szCs w:val="20"/>
                                 <w:lang w:val="en-US"/>
                               </w:rPr>
-                              <w:t>myclass.mercubuana.ac.id</w:t>
+                              <w:t xml:space="preserve">myclass.mercubuana.ac·id</w:t>
                             </w:r>
                           </w:p>
                         </w:txbxContent>
@@ -1426,7 +1520,7 @@
                           <w:szCs w:val="20"/>
                           <w:lang w:val="en-US"/>
                         </w:rPr>
-                        <w:t>myclass.mercubuana.ac.id</w:t>
+                        <w:t xml:space="preserve">myclass.mercubuana.ac·id</w:t>
                       </w:r>
                     </w:p>
                   </w:txbxContent>
@@ -2512,7 +2606,7 @@
                                 <w:sz w:val="20"/>
                                 <w:szCs w:val="20"/>
                               </w:rPr>
-                              <w:t>www.mercubuana.ac.id</w:t>
+                              <w:t xml:space="preserve">www.mercubuana.ac·id</w:t>
                             </w:r>
                           </w:p>
                         </w:txbxContent>
@@ -2558,7 +2652,7 @@
                           <w:sz w:val="20"/>
                           <w:szCs w:val="20"/>
                         </w:rPr>
-                        <w:t>www.mercubuana.ac.id</w:t>
+                        <w:t xml:space="preserve">www.mercubuana.ac·id</w:t>
                       </w:r>
                     </w:p>
                   </w:txbxContent>
@@ -2776,7 +2870,35 @@
           <w:i w:val="0"/>
           <w:sz w:val="22"/>
         </w:rPr>
-        <w:t>mampu menentukan deret Fourier fungsi periodik dengan periode 2p, 2L, dan fungsi genap, yaitu menurunkan koefisien Euler-Fourier a0, an, bn dari fungsi periodik sembarang serta memanfaatkan simetri genap/ganjil untuk menyederhanakan perhitungan (CPMK 5).</w:t>
+        <w:t xml:space="preserve">mampu menentukan deret Fourier fungsi periodik dengan periode 2p, 2L, dan fungsi genap, yaitu menurunkan koefisien Euler-Fourier </w:t>
+      </w:r>
+      <w:r>
+        <w:rPr>
+          <w:rFonts w:ascii="Arial" w:hAnsi="Arial" w:cs="Arial"/>
+          <w:b w:val="0"/>
+          <w:i w:val="0"/>
+          <w:sz w:val="22"/>
+        </w:rPr>
+        <w:t xml:space="preserve">a</w:t>
+      </w:r>
+      <w:r>
+        <w:rPr>
+          <w:rFonts w:ascii="Arial" w:hAnsi="Arial" w:cs="Arial"/>
+          <w:b w:val="0"/>
+          <w:i w:val="0"/>
+          <w:sz w:val="22"/>
+          <w:vertAlign w:val="subscript"/>
+        </w:rPr>
+        <w:t xml:space="preserve">0</w:t>
+      </w:r>
+      <w:r>
+        <w:rPr>
+          <w:rFonts w:ascii="Arial" w:hAnsi="Arial" w:cs="Arial"/>
+          <w:b w:val="0"/>
+          <w:i w:val="0"/>
+          <w:sz w:val="22"/>
+        </w:rPr>
+        <w:t xml:space="preserve">, an, bn dari fungsi periodik sembarang serta memanfaatkan simetri genap/ganjil untuk menyederhanakan perhitungan (CPMK 5).</w:t>
       </w:r>
     </w:p>
     <w:p>
@@ -2800,7 +2922,35 @@
           <w:i w:val="0"/>
           <w:sz w:val="22"/>
         </w:rPr>
-        <w:t>Setelah pertemuan ini mahasiswa dapat: menjelaskan definisi fungsi periodik dan syarat ortogonalitas trigonometri; menurunkan dan menghitung koefisien Euler-Fourier a0, an, bn untuk fungsi periodik kanonik; mengklasifikasikan simetri genap/ganjil untuk menyederhanakan deret; menjelaskan kondisi konvergensi Dirichlet dan fenomena Gibbs; serta mengonversi antara bentuk trigonometri dan eksponensial kompleks untuk aplikasi FFT.</w:t>
+        <w:t xml:space="preserve">Setelah pertemuan ini mahasiswa dapat: menjelaskan definisi fungsi periodik dan syarat ortogonalitas trigonometri; menurunkan dan menghitung koefisien Euler-Fourier </w:t>
+      </w:r>
+      <w:r>
+        <w:rPr>
+          <w:rFonts w:ascii="Arial" w:hAnsi="Arial" w:cs="Arial"/>
+          <w:b w:val="0"/>
+          <w:i w:val="0"/>
+          <w:sz w:val="22"/>
+        </w:rPr>
+        <w:t xml:space="preserve">a</w:t>
+      </w:r>
+      <w:r>
+        <w:rPr>
+          <w:rFonts w:ascii="Arial" w:hAnsi="Arial" w:cs="Arial"/>
+          <w:b w:val="0"/>
+          <w:i w:val="0"/>
+          <w:sz w:val="22"/>
+          <w:vertAlign w:val="subscript"/>
+        </w:rPr>
+        <w:t xml:space="preserve">0</w:t>
+      </w:r>
+      <w:r>
+        <w:rPr>
+          <w:rFonts w:ascii="Arial" w:hAnsi="Arial" w:cs="Arial"/>
+          <w:b w:val="0"/>
+          <w:i w:val="0"/>
+          <w:sz w:val="22"/>
+        </w:rPr>
+        <w:t xml:space="preserve">, an, bn untuk fungsi periodik kanonik; mengklasifikasikan simetri genap/ganjil untuk menyederhanakan deret; menjelaskan kondisi konvergensi Dirichlet dan fenomena Gibbs; serta mengonversi antara bentuk trigonometri dan eksponensial kompleks untuk aplikasi FFT.</w:t>
       </w:r>
     </w:p>
     <w:p>
@@ -2847,7 +2997,16 @@
           <w:i w:val="0"/>
           <w:sz w:val="22"/>
         </w:rPr>
-        <w:t>Sebuah fungsi f(t) dikatakan periodik dengan periode T jika f(t + T) = f(t) untuk semua t. Frekuensi dasar (fundamental) didefinisikan sebagai omega = 2*pi/T, dan harmonik ke-n memiliki frekuensi n*omega. Gagasan inti Deret Fourier: sinyal periodik dapat diuraikan menjadi superposisi gelombang murni pada frekuensi 1*omega, 2*omega, 3*omega, dan seterusnya, mirip dengan nada dasar dan overtone pada alat musik.</w:t>
+        <w:t xml:space="preserve">Sebuah fungsi f(t) dikatakan periodik dengan periode T jika f(t + T) = f(t) untuk semua t. Frekuensi dasar (fundamental) didefinisikan sebagai ω = 2·π/T, dan harmonik ke-n memiliki frekuensi n·ω. Gagasan inti Deret Fourier: sinyal periodik dapat diuraikan menjadi superposisi gelombang murni pada frekuensi 1·ω, 2·ω, 3·ω, dan seterusnya, mirip dengan nada dasar dan overtone pada alat musik.</w:t>
+      </w:r>
+      <w:r>
+        <w:rPr>
+          <w:rFonts w:ascii="Arial" w:hAnsi="Arial" w:cs="Arial"/>
+          <w:b w:val="0"/>
+          <w:i w:val="0"/>
+          <w:sz w:val="22"/>
+        </w:rPr>
+        <w:t xml:space="preserve"> Hubungan ini dirangkum dalam Persamaan (1).</w:t>
       </w:r>
     </w:p>
     <w:p>
@@ -2863,7 +3022,90 @@
           <w:color w:val="305496"/>
           <w:sz w:val="22"/>
         </w:rPr>
-        <w:t>f(t) = a0/2 + Sigma_{n=1}^{~} [an*cos(n*omega*t) + bn*sin(n*omega*t)],   omega = 2*pi/T</w:t>
+        <w:t xml:space="preserve">f(t) = </w:t>
+      </w:r>
+      <w:r>
+        <w:rPr>
+          <w:rFonts w:ascii="Arial" w:hAnsi="Arial" w:cs="Arial"/>
+          <w:b/>
+          <w:i/>
+          <w:color w:val="305496"/>
+          <w:sz w:val="22"/>
+        </w:rPr>
+        <w:t xml:space="preserve">a</w:t>
+      </w:r>
+      <w:r>
+        <w:rPr>
+          <w:rFonts w:ascii="Arial" w:hAnsi="Arial" w:cs="Arial"/>
+          <w:b/>
+          <w:i/>
+          <w:color w:val="305496"/>
+          <w:sz w:val="22"/>
+          <w:vertAlign w:val="subscript"/>
+        </w:rPr>
+        <w:t xml:space="preserve">0</w:t>
+      </w:r>
+      <w:r>
+        <w:rPr>
+          <w:rFonts w:ascii="Arial" w:hAnsi="Arial" w:cs="Arial"/>
+          <w:b/>
+          <w:i/>
+          <w:color w:val="305496"/>
+          <w:sz w:val="22"/>
+        </w:rPr>
+        <w:t xml:space="preserve">/2 + </w:t>
+      </w:r>
+      <w:r>
+        <w:rPr>
+          <w:rFonts w:ascii="Arial" w:hAnsi="Arial" w:cs="Arial"/>
+          <w:b/>
+          <w:i/>
+          <w:color w:val="305496"/>
+          <w:sz w:val="22"/>
+        </w:rPr>
+        <w:t xml:space="preserve">Σ</w:t>
+      </w:r>
+      <w:r>
+        <w:rPr>
+          <w:rFonts w:ascii="Arial" w:hAnsi="Arial" w:cs="Arial"/>
+          <w:b/>
+          <w:i/>
+          <w:color w:val="305496"/>
+          <w:sz w:val="22"/>
+          <w:vertAlign w:val="subscript"/>
+        </w:rPr>
+        <w:t xml:space="preserve">n=1</w:t>
+      </w:r>
+      <w:r>
+        <w:rPr>
+          <w:rFonts w:ascii="Arial" w:hAnsi="Arial" w:cs="Arial"/>
+          <w:b/>
+          <w:i/>
+          <w:color w:val="305496"/>
+          <w:sz w:val="22"/>
+          <w:vertAlign w:val="superscript"/>
+        </w:rPr>
+        <w:t xml:space="preserve">∞</w:t>
+      </w:r>
+      <w:r>
+        <w:rPr>
+          <w:rFonts w:ascii="Arial" w:hAnsi="Arial" w:cs="Arial"/>
+          <w:b/>
+          <w:i/>
+          <w:color w:val="305496"/>
+          <w:sz w:val="22"/>
+        </w:rPr>
+        <w:t xml:space="preserve"> [an·cos(n·ω·t) + bn·sin(n·ω·t)],   ω = 2·π/T</w:t>
+      </w:r>
+      <w:r>
+        <w:rPr>
+          <w:rFonts w:ascii="Arial" w:hAnsi="Arial" w:cs="Arial"/>
+          <w:b/>
+          <w:i/>
+          <w:color w:val="305496"/>
+          <w:sz w:val="22"/>
+        </w:rPr>
+        <w:t xml:space="preserve">   (1)</w:t>
       </w:r>
     </w:p>
     <w:p>
@@ -2887,7 +3129,16 @@
           <w:i w:val="0"/>
           <w:sz w:val="22"/>
         </w:rPr>
-        <w:t>Kelancaran seluruh derivasi Deret Fourier bertumpu pada satu sifat fundamental: ortogonalitas sistem trigonometri {1, cos(n*omega*t), sin(n*omega*t)} pada interval satu periode. Dua fungsi g dan h dikatakan ortogonal pada [0, T] bila integral f(g*h) dt = 0. Tanpa ortogonalitas, integral untuk menghitung koefisien tidak akan "memilih" hanya satu harmonik; semua harmonik akan saling kontaminasi. Tabel 1 merangkum hasil integral ortogonalitas yang wajib dihafal.</w:t>
+        <w:t xml:space="preserve">Kelancaran seluruh derivasi Deret Fourier bertumpu pada satu sifat fundamental: ortogonalitas sistem trigonometri {1, cos(n·ω·t), sin(n·ω·t)} pada interval satu periode. Dua fungsi g dan h dikatakan ortogonal pada [0, T] bila integral f(g·h) dt = 0. Tanpa ortogonalitas, integral untuk menghitung koefisien tidak akan "memilih" hanya satu harmonik; semua harmonik akan saling kontaminasi. Tabel 1 merangkum hasil integral ortogonalitas yang wajib dihafal.</w:t>
+      </w:r>
+      <w:r>
+        <w:rPr>
+          <w:rFonts w:ascii="Arial" w:hAnsi="Arial" w:cs="Arial"/>
+          <w:b w:val="0"/>
+          <w:i w:val="0"/>
+          <w:sz w:val="22"/>
+        </w:rPr>
+        <w:t xml:space="preserve"> Bentuk ringkasnya dituliskan pada Persamaan (2).</w:t>
       </w:r>
     </w:p>
     <w:p>
@@ -2903,7 +3154,17 @@
           <w:color w:val="305496"/>
           <w:sz w:val="22"/>
         </w:rPr>
-        <w:t>Int cos(m*w*t)*cos(n*w*t) dt = 0 (m != n) atau T/2 (m = n);  Int sin*cos dt = 0 (selalu)</w:t>
+        <w:t xml:space="preserve">Int cos(m·w·t)·cos(n·w·t) dt = 0 (m ≠ n) atau T/2 (m = n);  Int sin·cos dt = 0 (selalu)</w:t>
+      </w:r>
+      <w:r>
+        <w:rPr>
+          <w:rFonts w:ascii="Arial" w:hAnsi="Arial" w:cs="Arial"/>
+          <w:b/>
+          <w:i/>
+          <w:color w:val="305496"/>
+          <w:sz w:val="22"/>
+        </w:rPr>
+        <w:t xml:space="preserve">   (2)</w:t>
       </w:r>
     </w:p>
     <w:p>
@@ -3073,7 +3334,7 @@
                 <w:i w:val="0"/>
                 <w:sz w:val="19"/>
               </w:rPr>
-              <w:t>cos(m*wt), cos(n*wt)</w:t>
+              <w:t xml:space="preserve">cos(m·wt), cos(n·wt)</w:t>
             </w:r>
           </w:p>
         </w:tc>
@@ -3099,7 +3360,7 @@
                 <w:i w:val="0"/>
                 <w:sz w:val="19"/>
               </w:rPr>
-              <w:t>m != n</w:t>
+              <w:t xml:space="preserve">m ≠ n</w:t>
             </w:r>
           </w:p>
         </w:tc>
@@ -3182,7 +3443,7 @@
                 <w:i w:val="0"/>
                 <w:sz w:val="19"/>
               </w:rPr>
-              <w:t>cos(n*wt), cos(n*wt)</w:t>
+              <w:t xml:space="preserve">cos(n·wt), cos(n·wt)</w:t>
             </w:r>
           </w:p>
         </w:tc>
@@ -3291,7 +3552,7 @@
                 <w:i w:val="0"/>
                 <w:sz w:val="19"/>
               </w:rPr>
-              <w:t>sin(m*wt), sin(n*wt)</w:t>
+              <w:t xml:space="preserve">sin(m·wt), sin(n·wt)</w:t>
             </w:r>
           </w:p>
         </w:tc>
@@ -3317,7 +3578,7 @@
                 <w:i w:val="0"/>
                 <w:sz w:val="19"/>
               </w:rPr>
-              <w:t>m != n</w:t>
+              <w:t xml:space="preserve">m ≠ n</w:t>
             </w:r>
           </w:p>
         </w:tc>
@@ -3400,7 +3661,7 @@
                 <w:i w:val="0"/>
                 <w:sz w:val="19"/>
               </w:rPr>
-              <w:t>sin(n*wt), sin(n*wt)</w:t>
+              <w:t xml:space="preserve">sin(n·wt), sin(n·wt)</w:t>
             </w:r>
           </w:p>
         </w:tc>
@@ -3508,7 +3769,7 @@
                 <w:i w:val="0"/>
                 <w:sz w:val="19"/>
               </w:rPr>
-              <w:t>sin(m*wt), cos(n*wt)</w:t>
+              <w:t xml:space="preserve">sin(m·wt), cos(n·wt)</w:t>
             </w:r>
           </w:p>
         </w:tc>
@@ -3615,7 +3876,63 @@
           <w:i w:val="0"/>
           <w:sz w:val="22"/>
         </w:rPr>
-        <w:t>Untuk menurunkan formula an, kalikan f(t) = a0/2 + Sigma[ak*cos(k*wt) + bk*sin(k*wt)] dengan cos(n*wt), lalu integralkan pada [0, T]. Berdasarkan Tabel 1, hampir semua suku hasil kali menjadi nol karena ortogonalitas, kecuali suku an*Int cos^2(n*wt) dt = an*(T/2). Pola yang sama berlaku untuk bn dengan mengalikan sin(n*wt). Hasil akhirnya adalah tiga formula Euler-Fourier berikut, yang menjadi alat hitung utama pertemuan ini.</w:t>
+        <w:t xml:space="preserve">Untuk menurunkan formula an, kalikan f(t) = </w:t>
+      </w:r>
+      <w:r>
+        <w:rPr>
+          <w:rFonts w:ascii="Arial" w:hAnsi="Arial" w:cs="Arial"/>
+          <w:b w:val="0"/>
+          <w:i w:val="0"/>
+          <w:sz w:val="22"/>
+        </w:rPr>
+        <w:t xml:space="preserve">a</w:t>
+      </w:r>
+      <w:r>
+        <w:rPr>
+          <w:rFonts w:ascii="Arial" w:hAnsi="Arial" w:cs="Arial"/>
+          <w:b w:val="0"/>
+          <w:i w:val="0"/>
+          <w:sz w:val="22"/>
+          <w:vertAlign w:val="subscript"/>
+        </w:rPr>
+        <w:t xml:space="preserve">0</w:t>
+      </w:r>
+      <w:r>
+        <w:rPr>
+          <w:rFonts w:ascii="Arial" w:hAnsi="Arial" w:cs="Arial"/>
+          <w:b w:val="0"/>
+          <w:i w:val="0"/>
+          <w:sz w:val="22"/>
+        </w:rPr>
+        <w:t xml:space="preserve">/2 + Σ[ak·cos(k·wt) + bk·sin(k·wt)] dengan cos(n·wt), lalu integralkan pada [0, T]. Berdasarkan Tabel 1, hampir semua suku hasil kali menjadi nol karena ortogonalitas, kecuali suku an·Int cos</w:t>
+      </w:r>
+      <w:r>
+        <w:rPr>
+          <w:rFonts w:ascii="Arial" w:hAnsi="Arial" w:cs="Arial"/>
+          <w:b w:val="0"/>
+          <w:i w:val="0"/>
+          <w:sz w:val="22"/>
+          <w:vertAlign w:val="superscript"/>
+        </w:rPr>
+        <w:t xml:space="preserve">2</w:t>
+      </w:r>
+      <w:r>
+        <w:rPr>
+          <w:rFonts w:ascii="Arial" w:hAnsi="Arial" w:cs="Arial"/>
+          <w:b w:val="0"/>
+          <w:i w:val="0"/>
+          <w:sz w:val="22"/>
+        </w:rPr>
+        <w:t xml:space="preserve">(n·wt) dt = an·(T/2). Pola yang sama berlaku untuk bn dengan mengalikan sin(n·wt). Hasil akhirnya adalah tiga formula Euler-Fourier berikut, yang menjadi alat hitung utama pertemuan ini.</w:t>
+      </w:r>
+      <w:r>
+        <w:rPr>
+          <w:rFonts w:ascii="Arial" w:hAnsi="Arial" w:cs="Arial"/>
+          <w:b w:val="0"/>
+          <w:i w:val="0"/>
+          <w:sz w:val="22"/>
+        </w:rPr>
+        <w:t xml:space="preserve"> Persamaan (3) memadatkan aturan tersebut.</w:t>
       </w:r>
     </w:p>
     <w:p>
@@ -3631,7 +3948,174 @@
           <w:color w:val="305496"/>
           <w:sz w:val="22"/>
         </w:rPr>
-        <w:t>a0 = (2/T)*Int_0^T f(t) dt;  an = (2/T)*Int_0^T f(t)*cos(n*wt) dt;  bn = (2/T)*Int_0^T f(t)*sin(n*wt) dt</w:t>
+        <w:t xml:space="preserve"/>
+      </w:r>
+      <w:r>
+        <w:rPr>
+          <w:rFonts w:ascii="Arial" w:hAnsi="Arial" w:cs="Arial"/>
+          <w:b/>
+          <w:i/>
+          <w:color w:val="305496"/>
+          <w:sz w:val="22"/>
+        </w:rPr>
+        <w:t xml:space="preserve">a</w:t>
+      </w:r>
+      <w:r>
+        <w:rPr>
+          <w:rFonts w:ascii="Arial" w:hAnsi="Arial" w:cs="Arial"/>
+          <w:b/>
+          <w:i/>
+          <w:color w:val="305496"/>
+          <w:sz w:val="22"/>
+          <w:vertAlign w:val="subscript"/>
+        </w:rPr>
+        <w:t xml:space="preserve">0</w:t>
+      </w:r>
+      <w:r>
+        <w:rPr>
+          <w:rFonts w:ascii="Arial" w:hAnsi="Arial" w:cs="Arial"/>
+          <w:b/>
+          <w:i/>
+          <w:color w:val="305496"/>
+          <w:sz w:val="22"/>
+        </w:rPr>
+        <w:t xml:space="preserve"> = (2/T)·</w:t>
+      </w:r>
+      <w:r>
+        <w:rPr>
+          <w:rFonts w:ascii="Arial" w:hAnsi="Arial" w:cs="Arial"/>
+          <w:b/>
+          <w:i/>
+          <w:color w:val="305496"/>
+          <w:sz w:val="22"/>
+        </w:rPr>
+        <w:t xml:space="preserve">∫</w:t>
+      </w:r>
+      <w:r>
+        <w:rPr>
+          <w:rFonts w:ascii="Arial" w:hAnsi="Arial" w:cs="Arial"/>
+          <w:b/>
+          <w:i/>
+          <w:color w:val="305496"/>
+          <w:sz w:val="22"/>
+          <w:vertAlign w:val="subscript"/>
+        </w:rPr>
+        <w:t xml:space="preserve">0</w:t>
+      </w:r>
+      <w:r>
+        <w:rPr>
+          <w:rFonts w:ascii="Arial" w:hAnsi="Arial" w:cs="Arial"/>
+          <w:b/>
+          <w:i/>
+          <w:color w:val="305496"/>
+          <w:sz w:val="22"/>
+          <w:vertAlign w:val="superscript"/>
+        </w:rPr>
+        <w:t xml:space="preserve">T</w:t>
+      </w:r>
+      <w:r>
+        <w:rPr>
+          <w:rFonts w:ascii="Arial" w:hAnsi="Arial" w:cs="Arial"/>
+          <w:b/>
+          <w:i/>
+          <w:color w:val="305496"/>
+          <w:sz w:val="22"/>
+        </w:rPr>
+        <w:t xml:space="preserve"> f(t) dt;  an = (2/T)·</w:t>
+      </w:r>
+      <w:r>
+        <w:rPr>
+          <w:rFonts w:ascii="Arial" w:hAnsi="Arial" w:cs="Arial"/>
+          <w:b/>
+          <w:i/>
+          <w:color w:val="305496"/>
+          <w:sz w:val="22"/>
+        </w:rPr>
+        <w:t xml:space="preserve">∫</w:t>
+      </w:r>
+      <w:r>
+        <w:rPr>
+          <w:rFonts w:ascii="Arial" w:hAnsi="Arial" w:cs="Arial"/>
+          <w:b/>
+          <w:i/>
+          <w:color w:val="305496"/>
+          <w:sz w:val="22"/>
+          <w:vertAlign w:val="subscript"/>
+        </w:rPr>
+        <w:t xml:space="preserve">0</w:t>
+      </w:r>
+      <w:r>
+        <w:rPr>
+          <w:rFonts w:ascii="Arial" w:hAnsi="Arial" w:cs="Arial"/>
+          <w:b/>
+          <w:i/>
+          <w:color w:val="305496"/>
+          <w:sz w:val="22"/>
+          <w:vertAlign w:val="superscript"/>
+        </w:rPr>
+        <w:t xml:space="preserve">T</w:t>
+      </w:r>
+      <w:r>
+        <w:rPr>
+          <w:rFonts w:ascii="Arial" w:hAnsi="Arial" w:cs="Arial"/>
+          <w:b/>
+          <w:i/>
+          <w:color w:val="305496"/>
+          <w:sz w:val="22"/>
+        </w:rPr>
+        <w:t xml:space="preserve"> f(t)·cos(n·wt) dt;  bn = (2/T)·</w:t>
+      </w:r>
+      <w:r>
+        <w:rPr>
+          <w:rFonts w:ascii="Arial" w:hAnsi="Arial" w:cs="Arial"/>
+          <w:b/>
+          <w:i/>
+          <w:color w:val="305496"/>
+          <w:sz w:val="22"/>
+        </w:rPr>
+        <w:t xml:space="preserve">∫</w:t>
+      </w:r>
+      <w:r>
+        <w:rPr>
+          <w:rFonts w:ascii="Arial" w:hAnsi="Arial" w:cs="Arial"/>
+          <w:b/>
+          <w:i/>
+          <w:color w:val="305496"/>
+          <w:sz w:val="22"/>
+          <w:vertAlign w:val="subscript"/>
+        </w:rPr>
+        <w:t xml:space="preserve">0</w:t>
+      </w:r>
+      <w:r>
+        <w:rPr>
+          <w:rFonts w:ascii="Arial" w:hAnsi="Arial" w:cs="Arial"/>
+          <w:b/>
+          <w:i/>
+          <w:color w:val="305496"/>
+          <w:sz w:val="22"/>
+          <w:vertAlign w:val="superscript"/>
+        </w:rPr>
+        <w:t xml:space="preserve">T</w:t>
+      </w:r>
+      <w:r>
+        <w:rPr>
+          <w:rFonts w:ascii="Arial" w:hAnsi="Arial" w:cs="Arial"/>
+          <w:b/>
+          <w:i/>
+          <w:color w:val="305496"/>
+          <w:sz w:val="22"/>
+        </w:rPr>
+        <w:t xml:space="preserve"> f(t)·sin(n·wt) dt</w:t>
+      </w:r>
+      <w:r>
+        <w:rPr>
+          <w:rFonts w:ascii="Arial" w:hAnsi="Arial" w:cs="Arial"/>
+          <w:b/>
+          <w:i/>
+          <w:color w:val="305496"/>
+          <w:sz w:val="22"/>
+        </w:rPr>
+        <w:t xml:space="preserve">   (3)</w:t>
       </w:r>
     </w:p>
     <w:p>
@@ -3655,7 +4139,63 @@
           <w:i w:val="0"/>
           <w:sz w:val="22"/>
         </w:rPr>
-        <w:t>Konstanta a0/2 merepresentasikan nilai rata-rata (DC component) sinyal pada satu periode. Faktor 1/2 di depan a0 adalah konvensi yang membuat formula an dan a0 memiliki bentuk integral yang seragam (cos(0*wt) = 1). Untuk sinyal AC zero-mean seperti sawtooth atau sinus murni, a0 = 0.</w:t>
+        <w:t xml:space="preserve">Konstanta </w:t>
+      </w:r>
+      <w:r>
+        <w:rPr>
+          <w:rFonts w:ascii="Arial" w:hAnsi="Arial" w:cs="Arial"/>
+          <w:b w:val="0"/>
+          <w:i w:val="0"/>
+          <w:sz w:val="22"/>
+        </w:rPr>
+        <w:t xml:space="preserve">a</w:t>
+      </w:r>
+      <w:r>
+        <w:rPr>
+          <w:rFonts w:ascii="Arial" w:hAnsi="Arial" w:cs="Arial"/>
+          <w:b w:val="0"/>
+          <w:i w:val="0"/>
+          <w:sz w:val="22"/>
+          <w:vertAlign w:val="subscript"/>
+        </w:rPr>
+        <w:t xml:space="preserve">0</w:t>
+      </w:r>
+      <w:r>
+        <w:rPr>
+          <w:rFonts w:ascii="Arial" w:hAnsi="Arial" w:cs="Arial"/>
+          <w:b w:val="0"/>
+          <w:i w:val="0"/>
+          <w:sz w:val="22"/>
+        </w:rPr>
+        <w:t xml:space="preserve">/2 merepresentasikan nilai rata-rata (DC component) sinyal pada satu periode. Faktor 1/2 di depan a0 adalah konvensi yang membuat formula an dan a0 memiliki bentuk integral yang seragam (cos(0·wt) = 1). Untuk sinyal AC zero-mean seperti sawtooth atau sinus murni, </w:t>
+      </w:r>
+      <w:r>
+        <w:rPr>
+          <w:rFonts w:ascii="Arial" w:hAnsi="Arial" w:cs="Arial"/>
+          <w:b w:val="0"/>
+          <w:i w:val="0"/>
+          <w:sz w:val="22"/>
+        </w:rPr>
+        <w:t xml:space="preserve">a</w:t>
+      </w:r>
+      <w:r>
+        <w:rPr>
+          <w:rFonts w:ascii="Arial" w:hAnsi="Arial" w:cs="Arial"/>
+          <w:b w:val="0"/>
+          <w:i w:val="0"/>
+          <w:sz w:val="22"/>
+          <w:vertAlign w:val="subscript"/>
+        </w:rPr>
+        <w:t xml:space="preserve">0</w:t>
+      </w:r>
+      <w:r>
+        <w:rPr>
+          <w:rFonts w:ascii="Arial" w:hAnsi="Arial" w:cs="Arial"/>
+          <w:b w:val="0"/>
+          <w:i w:val="0"/>
+          <w:sz w:val="22"/>
+        </w:rPr>
+        <w:t xml:space="preserve"> = 0.</w:t>
       </w:r>
     </w:p>
     <w:p>
@@ -3670,7 +4210,282 @@
           <w:i w:val="0"/>
           <w:sz w:val="22"/>
         </w:rPr>
-        <w:t>Contoh Konkret: Derivasi Lengkap Koefisien Square Wave. Perhatikan square wave amplitudo A dengan periode T = 2*pi: f(t) = +A untuk 0 &lt;= t &lt; pi, dan f(t) = -A untuk pi &lt;= t &lt; 2*pi, sehingga omega = 1. Perhitungan a0 = (1/pi)*[Int_0^pi A dt - Int_pi^2pi A dt] = (1/pi)*[A*pi - A*pi] = 0, konsisten dengan sifat zero-mean sinyal ini karena luas area positif dan negatif saling meniadakan dalam satu periode. Perhitungan an = (1/pi)*[Int_0^pi A*cos(nt) dt - Int_pi^2pi A*cos(nt) dt] menghasilkan nol untuk seluruh nilai n karena sin(n*pi) = 0 pada kedua batas integrasi. Adapun bn = (1/pi)*[Int_0^pi A*sin(nt) dt - Int_pi^2pi A*sin(nt) dt] = (2A/(n*pi))*(1 - cos(n*pi)); karena cos(n*pi) = (-1)^n, maka untuk n genap suku (1 - cos(n*pi)) = 0 sehingga bn = 0, sedangkan untuk n ganjil suku tersebut bernilai 2 sehingga bn = 4A/(n*pi). Hasil akhir f(t) = (4A/pi)*[sin(t) + sin(3t)/3 + sin(5t)/5 + ...] adalah identitas Fourier klasik yang hanya berisi harmonik ganjil, fingerprint khas sinyal dengan diskontinuitas simetris.</w:t>
+        <w:t xml:space="preserve">Contoh Konkret: Derivasi Lengkap Koefisien Square Wave. Perhatikan square wave amplitudo A dengan periode T = 2·π: f(t) = +A untuk 0 ≤ t &lt; π, dan f(t) = -A untuk π ≤ t &lt; 2·π, sehingga ω = 1. Perhitungan </w:t>
+      </w:r>
+      <w:r>
+        <w:rPr>
+          <w:rFonts w:ascii="Arial" w:hAnsi="Arial" w:cs="Arial"/>
+          <w:b w:val="0"/>
+          <w:i w:val="0"/>
+          <w:sz w:val="22"/>
+        </w:rPr>
+        <w:t xml:space="preserve">a</w:t>
+      </w:r>
+      <w:r>
+        <w:rPr>
+          <w:rFonts w:ascii="Arial" w:hAnsi="Arial" w:cs="Arial"/>
+          <w:b w:val="0"/>
+          <w:i w:val="0"/>
+          <w:sz w:val="22"/>
+          <w:vertAlign w:val="subscript"/>
+        </w:rPr>
+        <w:t xml:space="preserve">0</w:t>
+      </w:r>
+      <w:r>
+        <w:rPr>
+          <w:rFonts w:ascii="Arial" w:hAnsi="Arial" w:cs="Arial"/>
+          <w:b w:val="0"/>
+          <w:i w:val="0"/>
+          <w:sz w:val="22"/>
+        </w:rPr>
+        <w:t xml:space="preserve"> = (1/π)·[</w:t>
+      </w:r>
+      <w:r>
+        <w:rPr>
+          <w:rFonts w:ascii="Arial" w:hAnsi="Arial" w:cs="Arial"/>
+          <w:b w:val="0"/>
+          <w:i w:val="0"/>
+          <w:sz w:val="22"/>
+        </w:rPr>
+        <w:t xml:space="preserve">∫</w:t>
+      </w:r>
+      <w:r>
+        <w:rPr>
+          <w:rFonts w:ascii="Arial" w:hAnsi="Arial" w:cs="Arial"/>
+          <w:b w:val="0"/>
+          <w:i w:val="0"/>
+          <w:sz w:val="22"/>
+          <w:vertAlign w:val="subscript"/>
+        </w:rPr>
+        <w:t xml:space="preserve">0</w:t>
+      </w:r>
+      <w:r>
+        <w:rPr>
+          <w:rFonts w:ascii="Arial" w:hAnsi="Arial" w:cs="Arial"/>
+          <w:b w:val="0"/>
+          <w:i w:val="0"/>
+          <w:sz w:val="22"/>
+          <w:vertAlign w:val="superscript"/>
+        </w:rPr>
+        <w:t xml:space="preserve">π</w:t>
+      </w:r>
+      <w:r>
+        <w:rPr>
+          <w:rFonts w:ascii="Arial" w:hAnsi="Arial" w:cs="Arial"/>
+          <w:b w:val="0"/>
+          <w:i w:val="0"/>
+          <w:sz w:val="22"/>
+        </w:rPr>
+        <w:t xml:space="preserve"> A dt - </w:t>
+      </w:r>
+      <w:r>
+        <w:rPr>
+          <w:rFonts w:ascii="Arial" w:hAnsi="Arial" w:cs="Arial"/>
+          <w:b w:val="0"/>
+          <w:i w:val="0"/>
+          <w:sz w:val="22"/>
+        </w:rPr>
+        <w:t xml:space="preserve">∫</w:t>
+      </w:r>
+      <w:r>
+        <w:rPr>
+          <w:rFonts w:ascii="Arial" w:hAnsi="Arial" w:cs="Arial"/>
+          <w:b w:val="0"/>
+          <w:i w:val="0"/>
+          <w:sz w:val="22"/>
+          <w:vertAlign w:val="subscript"/>
+        </w:rPr>
+        <w:t xml:space="preserve">π</w:t>
+      </w:r>
+      <w:r>
+        <w:rPr>
+          <w:rFonts w:ascii="Arial" w:hAnsi="Arial" w:cs="Arial"/>
+          <w:b w:val="0"/>
+          <w:i w:val="0"/>
+          <w:sz w:val="22"/>
+          <w:vertAlign w:val="superscript"/>
+        </w:rPr>
+        <w:t xml:space="preserve">2pi</w:t>
+      </w:r>
+      <w:r>
+        <w:rPr>
+          <w:rFonts w:ascii="Arial" w:hAnsi="Arial" w:cs="Arial"/>
+          <w:b w:val="0"/>
+          <w:i w:val="0"/>
+          <w:sz w:val="22"/>
+        </w:rPr>
+        <w:t xml:space="preserve"> A dt] = (1/π)·[A·π - A·π] = 0, konsisten dengan sifat zero-mean sinyal ini karena luas area positif dan negatif saling meniadakan dalam satu periode. Perhitungan an = (1/π)·[</w:t>
+      </w:r>
+      <w:r>
+        <w:rPr>
+          <w:rFonts w:ascii="Arial" w:hAnsi="Arial" w:cs="Arial"/>
+          <w:b w:val="0"/>
+          <w:i w:val="0"/>
+          <w:sz w:val="22"/>
+        </w:rPr>
+        <w:t xml:space="preserve">∫</w:t>
+      </w:r>
+      <w:r>
+        <w:rPr>
+          <w:rFonts w:ascii="Arial" w:hAnsi="Arial" w:cs="Arial"/>
+          <w:b w:val="0"/>
+          <w:i w:val="0"/>
+          <w:sz w:val="22"/>
+          <w:vertAlign w:val="subscript"/>
+        </w:rPr>
+        <w:t xml:space="preserve">0</w:t>
+      </w:r>
+      <w:r>
+        <w:rPr>
+          <w:rFonts w:ascii="Arial" w:hAnsi="Arial" w:cs="Arial"/>
+          <w:b w:val="0"/>
+          <w:i w:val="0"/>
+          <w:sz w:val="22"/>
+          <w:vertAlign w:val="superscript"/>
+        </w:rPr>
+        <w:t xml:space="preserve">π</w:t>
+      </w:r>
+      <w:r>
+        <w:rPr>
+          <w:rFonts w:ascii="Arial" w:hAnsi="Arial" w:cs="Arial"/>
+          <w:b w:val="0"/>
+          <w:i w:val="0"/>
+          <w:sz w:val="22"/>
+        </w:rPr>
+        <w:t xml:space="preserve"> A·cos(nt) dt - </w:t>
+      </w:r>
+      <w:r>
+        <w:rPr>
+          <w:rFonts w:ascii="Arial" w:hAnsi="Arial" w:cs="Arial"/>
+          <w:b w:val="0"/>
+          <w:i w:val="0"/>
+          <w:sz w:val="22"/>
+        </w:rPr>
+        <w:t xml:space="preserve">∫</w:t>
+      </w:r>
+      <w:r>
+        <w:rPr>
+          <w:rFonts w:ascii="Arial" w:hAnsi="Arial" w:cs="Arial"/>
+          <w:b w:val="0"/>
+          <w:i w:val="0"/>
+          <w:sz w:val="22"/>
+          <w:vertAlign w:val="subscript"/>
+        </w:rPr>
+        <w:t xml:space="preserve">π</w:t>
+      </w:r>
+      <w:r>
+        <w:rPr>
+          <w:rFonts w:ascii="Arial" w:hAnsi="Arial" w:cs="Arial"/>
+          <w:b w:val="0"/>
+          <w:i w:val="0"/>
+          <w:sz w:val="22"/>
+          <w:vertAlign w:val="superscript"/>
+        </w:rPr>
+        <w:t xml:space="preserve">2pi</w:t>
+      </w:r>
+      <w:r>
+        <w:rPr>
+          <w:rFonts w:ascii="Arial" w:hAnsi="Arial" w:cs="Arial"/>
+          <w:b w:val="0"/>
+          <w:i w:val="0"/>
+          <w:sz w:val="22"/>
+        </w:rPr>
+        <w:t xml:space="preserve"> A·cos(nt) dt] menghasilkan nol untuk seluruh nilai n karena sin(n·π) = 0 pada kedua batas integrasi. Adapun bn = (1/π)·[</w:t>
+      </w:r>
+      <w:r>
+        <w:rPr>
+          <w:rFonts w:ascii="Arial" w:hAnsi="Arial" w:cs="Arial"/>
+          <w:b w:val="0"/>
+          <w:i w:val="0"/>
+          <w:sz w:val="22"/>
+        </w:rPr>
+        <w:t xml:space="preserve">∫</w:t>
+      </w:r>
+      <w:r>
+        <w:rPr>
+          <w:rFonts w:ascii="Arial" w:hAnsi="Arial" w:cs="Arial"/>
+          <w:b w:val="0"/>
+          <w:i w:val="0"/>
+          <w:sz w:val="22"/>
+          <w:vertAlign w:val="subscript"/>
+        </w:rPr>
+        <w:t xml:space="preserve">0</w:t>
+      </w:r>
+      <w:r>
+        <w:rPr>
+          <w:rFonts w:ascii="Arial" w:hAnsi="Arial" w:cs="Arial"/>
+          <w:b w:val="0"/>
+          <w:i w:val="0"/>
+          <w:sz w:val="22"/>
+          <w:vertAlign w:val="superscript"/>
+        </w:rPr>
+        <w:t xml:space="preserve">π</w:t>
+      </w:r>
+      <w:r>
+        <w:rPr>
+          <w:rFonts w:ascii="Arial" w:hAnsi="Arial" w:cs="Arial"/>
+          <w:b w:val="0"/>
+          <w:i w:val="0"/>
+          <w:sz w:val="22"/>
+        </w:rPr>
+        <w:t xml:space="preserve"> A·sin(nt) dt - </w:t>
+      </w:r>
+      <w:r>
+        <w:rPr>
+          <w:rFonts w:ascii="Arial" w:hAnsi="Arial" w:cs="Arial"/>
+          <w:b w:val="0"/>
+          <w:i w:val="0"/>
+          <w:sz w:val="22"/>
+        </w:rPr>
+        <w:t xml:space="preserve">∫</w:t>
+      </w:r>
+      <w:r>
+        <w:rPr>
+          <w:rFonts w:ascii="Arial" w:hAnsi="Arial" w:cs="Arial"/>
+          <w:b w:val="0"/>
+          <w:i w:val="0"/>
+          <w:sz w:val="22"/>
+          <w:vertAlign w:val="subscript"/>
+        </w:rPr>
+        <w:t xml:space="preserve">π</w:t>
+      </w:r>
+      <w:r>
+        <w:rPr>
+          <w:rFonts w:ascii="Arial" w:hAnsi="Arial" w:cs="Arial"/>
+          <w:b w:val="0"/>
+          <w:i w:val="0"/>
+          <w:sz w:val="22"/>
+          <w:vertAlign w:val="superscript"/>
+        </w:rPr>
+        <w:t xml:space="preserve">2pi</w:t>
+      </w:r>
+      <w:r>
+        <w:rPr>
+          <w:rFonts w:ascii="Arial" w:hAnsi="Arial" w:cs="Arial"/>
+          <w:b w:val="0"/>
+          <w:i w:val="0"/>
+          <w:sz w:val="22"/>
+        </w:rPr>
+        <w:t xml:space="preserve"> A·sin(nt) dt] = (2A/(n·π))·(1 - cos(n·π)); karena cos(n·π) = (-1)</w:t>
+      </w:r>
+      <w:r>
+        <w:rPr>
+          <w:rFonts w:ascii="Arial" w:hAnsi="Arial" w:cs="Arial"/>
+          <w:b w:val="0"/>
+          <w:i w:val="0"/>
+          <w:sz w:val="22"/>
+          <w:vertAlign w:val="superscript"/>
+        </w:rPr>
+        <w:t xml:space="preserve">n</w:t>
+      </w:r>
+      <w:r>
+        <w:rPr>
+          <w:rFonts w:ascii="Arial" w:hAnsi="Arial" w:cs="Arial"/>
+          <w:b w:val="0"/>
+          <w:i w:val="0"/>
+          <w:sz w:val="22"/>
+        </w:rPr>
+        <w:t xml:space="preserve">, maka untuk n genap suku (1 - cos(n·π)) = 0 sehingga bn = 0, sedangkan untuk n ganjil suku tersebut bernilai 2 sehingga bn = 4A/(n·π). Hasil akhir f(t) = (4A/π)·[sin(t) + sin(3t)/3 + sin(5t)/5 + ...] adalah identitas Fourier klasik yang hanya berisi harmonik ganjil, fingerprint khas sinyal dengan diskontinuitas simetris.</w:t>
       </w:r>
     </w:p>
     <w:p>
@@ -3685,7 +4500,101 @@
           <w:i w:val="0"/>
           <w:sz w:val="22"/>
         </w:rPr>
-        <w:t>Pola derivasi yang sama berlaku untuk dua fungsi kanonik lain yang sering muncul di soal ujian dan aplikasi rekayasa: sawtooth (gigi gergaji) dan triangular wave. Sawtooth f(t) = t pada interval (-pi, pi) dengan periode 2*pi adalah fungsi ganjil murni sehingga a0 = 0 dan an = 0 untuk semua n; hanya bn = 2*(-1)^(n+1)/n yang tidak nol, diperoleh via integration by parts dengan u = t, dv = sin(nt) dt. Triangular wave f(t) = |t| pada interval yang sama adalah fungsi genap murni sehingga bn = 0 untuk semua n; koefisien a0/2 = pi/2 (nilai rata-rata) dan an = -4/(pi*n^2) untuk n ganjil (0 untuk n genap), juga diperoleh via integration by parts. Tabel 2 merangkum ketiga fungsi kanonik ini secara berdampingan untuk memudahkan perbandingan pola.</w:t>
+        <w:t xml:space="preserve">Pola derivasi yang sama berlaku untuk dua fungsi kanonik lain yang sering muncul di soal ujian dan aplikasi rekayasa: sawtooth (gigi gergaji) dan triangular wave. Sawtooth f(t) = t pada interval (-π, π) dengan periode 2·π adalah fungsi ganjil murni sehingga </w:t>
+      </w:r>
+      <w:r>
+        <w:rPr>
+          <w:rFonts w:ascii="Arial" w:hAnsi="Arial" w:cs="Arial"/>
+          <w:b w:val="0"/>
+          <w:i w:val="0"/>
+          <w:sz w:val="22"/>
+        </w:rPr>
+        <w:t xml:space="preserve">a</w:t>
+      </w:r>
+      <w:r>
+        <w:rPr>
+          <w:rFonts w:ascii="Arial" w:hAnsi="Arial" w:cs="Arial"/>
+          <w:b w:val="0"/>
+          <w:i w:val="0"/>
+          <w:sz w:val="22"/>
+          <w:vertAlign w:val="subscript"/>
+        </w:rPr>
+        <w:t xml:space="preserve">0</w:t>
+      </w:r>
+      <w:r>
+        <w:rPr>
+          <w:rFonts w:ascii="Arial" w:hAnsi="Arial" w:cs="Arial"/>
+          <w:b w:val="0"/>
+          <w:i w:val="0"/>
+          <w:sz w:val="22"/>
+        </w:rPr>
+        <w:t xml:space="preserve"> = 0 dan an = 0 untuk semua n; hanya bn = 2·(-1)</w:t>
+      </w:r>
+      <w:r>
+        <w:rPr>
+          <w:rFonts w:ascii="Arial" w:hAnsi="Arial" w:cs="Arial"/>
+          <w:b w:val="0"/>
+          <w:i w:val="0"/>
+          <w:sz w:val="22"/>
+          <w:vertAlign w:val="superscript"/>
+        </w:rPr>
+        <w:t xml:space="preserve">n+1</w:t>
+      </w:r>
+      <w:r>
+        <w:rPr>
+          <w:rFonts w:ascii="Arial" w:hAnsi="Arial" w:cs="Arial"/>
+          <w:b w:val="0"/>
+          <w:i w:val="0"/>
+          <w:sz w:val="22"/>
+        </w:rPr>
+        <w:t xml:space="preserve">/n yang tidak nol, diperoleh via integration by parts dengan u = t, dv = sin(nt) dt. Triangular wave f(t) = |t| pada interval yang sama adalah fungsi genap murni sehingga bn = 0 untuk semua n; koefisien </w:t>
+      </w:r>
+      <w:r>
+        <w:rPr>
+          <w:rFonts w:ascii="Arial" w:hAnsi="Arial" w:cs="Arial"/>
+          <w:b w:val="0"/>
+          <w:i w:val="0"/>
+          <w:sz w:val="22"/>
+        </w:rPr>
+        <w:t xml:space="preserve">a</w:t>
+      </w:r>
+      <w:r>
+        <w:rPr>
+          <w:rFonts w:ascii="Arial" w:hAnsi="Arial" w:cs="Arial"/>
+          <w:b w:val="0"/>
+          <w:i w:val="0"/>
+          <w:sz w:val="22"/>
+          <w:vertAlign w:val="subscript"/>
+        </w:rPr>
+        <w:t xml:space="preserve">0</w:t>
+      </w:r>
+      <w:r>
+        <w:rPr>
+          <w:rFonts w:ascii="Arial" w:hAnsi="Arial" w:cs="Arial"/>
+          <w:b w:val="0"/>
+          <w:i w:val="0"/>
+          <w:sz w:val="22"/>
+        </w:rPr>
+        <w:t xml:space="preserve">/2 = π/2 (nilai rata-rata) dan an = -4/(π·n</w:t>
+      </w:r>
+      <w:r>
+        <w:rPr>
+          <w:rFonts w:ascii="Arial" w:hAnsi="Arial" w:cs="Arial"/>
+          <w:b w:val="0"/>
+          <w:i w:val="0"/>
+          <w:sz w:val="22"/>
+          <w:vertAlign w:val="superscript"/>
+        </w:rPr>
+        <w:t xml:space="preserve">2</w:t>
+      </w:r>
+      <w:r>
+        <w:rPr>
+          <w:rFonts w:ascii="Arial" w:hAnsi="Arial" w:cs="Arial"/>
+          <w:b w:val="0"/>
+          <w:i w:val="0"/>
+          <w:sz w:val="22"/>
+        </w:rPr>
+        <w:t xml:space="preserve">) untuk n ganjil (0 untuk n genap), juga diperoleh via integration by parts. Tabel 2 merangkum ketiga fungsi kanonik ini secara berdampingan untuk memudahkan perbandingan pola.</w:t>
       </w:r>
     </w:p>
     <w:p>
@@ -3961,7 +4870,7 @@
                 <w:i w:val="0"/>
                 <w:sz w:val="19"/>
               </w:rPr>
-              <w:t>bn = 4A/(n*pi)</w:t>
+              <w:t xml:space="preserve">bn = 4A/(n·π)</w:t>
             </w:r>
           </w:p>
         </w:tc>
@@ -4096,7 +5005,26 @@
                 <w:i w:val="0"/>
                 <w:sz w:val="19"/>
               </w:rPr>
-              <w:t>bn = 2*(-1)^(n+1)/n</w:t>
+              <w:t xml:space="preserve">bn = 2·(-1)</w:t>
+            </w:r>
+            <w:r>
+              <w:rPr>
+                <w:rFonts w:ascii="Arial" w:hAnsi="Arial" w:cs="Arial"/>
+                <w:b w:val="0"/>
+                <w:i w:val="0"/>
+                <w:sz w:val="19"/>
+                <w:vertAlign w:val="superscript"/>
+              </w:rPr>
+              <w:t xml:space="preserve">n+1</w:t>
+            </w:r>
+            <w:r>
+              <w:rPr>
+                <w:rFonts w:ascii="Arial" w:hAnsi="Arial" w:cs="Arial"/>
+                <w:b w:val="0"/>
+                <w:i w:val="0"/>
+                <w:sz w:val="19"/>
+              </w:rPr>
+              <w:t xml:space="preserve">/n</w:t>
             </w:r>
           </w:p>
         </w:tc>
@@ -4227,7 +5155,26 @@
                 <w:i w:val="0"/>
                 <w:sz w:val="19"/>
               </w:rPr>
-              <w:t>an = -4/(pi*n^2)</w:t>
+              <w:t xml:space="preserve">an = -4/(π·n</w:t>
+            </w:r>
+            <w:r>
+              <w:rPr>
+                <w:rFonts w:ascii="Arial" w:hAnsi="Arial" w:cs="Arial"/>
+                <w:b w:val="0"/>
+                <w:i w:val="0"/>
+                <w:sz w:val="19"/>
+                <w:vertAlign w:val="superscript"/>
+              </w:rPr>
+              <w:t xml:space="preserve">2</w:t>
+            </w:r>
+            <w:r>
+              <w:rPr>
+                <w:rFonts w:ascii="Arial" w:hAnsi="Arial" w:cs="Arial"/>
+                <w:b w:val="0"/>
+                <w:i w:val="0"/>
+                <w:sz w:val="19"/>
+              </w:rPr>
+              <w:t xml:space="preserve">)</w:t>
             </w:r>
           </w:p>
         </w:tc>
@@ -4252,7 +5199,26 @@
                 <w:i w:val="0"/>
                 <w:sz w:val="19"/>
               </w:rPr>
-              <w:t>~ 1/n^2 (cepat)</w:t>
+              <w:t xml:space="preserve">~ 1/n</w:t>
+            </w:r>
+            <w:r>
+              <w:rPr>
+                <w:rFonts w:ascii="Arial" w:hAnsi="Arial" w:cs="Arial"/>
+                <w:b w:val="0"/>
+                <w:i w:val="0"/>
+                <w:sz w:val="19"/>
+                <w:vertAlign w:val="superscript"/>
+              </w:rPr>
+              <w:t xml:space="preserve">2</w:t>
+            </w:r>
+            <w:r>
+              <w:rPr>
+                <w:rFonts w:ascii="Arial" w:hAnsi="Arial" w:cs="Arial"/>
+                <w:b w:val="0"/>
+                <w:i w:val="0"/>
+                <w:sz w:val="19"/>
+              </w:rPr>
+              <w:t xml:space="preserve"> (cepat)</w:t>
             </w:r>
           </w:p>
         </w:tc>
@@ -4317,7 +5283,28 @@
           <w:color w:val="444444"/>
           <w:sz w:val="20"/>
         </w:rPr>
-        <w:t>Gambar 2. Spektrum amplitudo square wave (decay ~ 1/n, harmonik ganjil) dibandingkan triangular wave (decay ~ 1/n^2, harmonik ganjil), menunjukkan laju peluruhan yang jauh lebih cepat pada sinyal yang lebih halus.</w:t>
+        <w:t xml:space="preserve">Gambar 2. Spektrum amplitudo square wave (decay ~ 1/n, harmonik ganjil) dibandingkan triangular wave (decay ~ 1/n</w:t>
+      </w:r>
+      <w:r>
+        <w:rPr>
+          <w:rFonts w:ascii="Arial" w:hAnsi="Arial" w:cs="Arial"/>
+          <w:b w:val="0"/>
+          <w:i/>
+          <w:color w:val="444444"/>
+          <w:sz w:val="20"/>
+          <w:vertAlign w:val="superscript"/>
+        </w:rPr>
+        <w:t xml:space="preserve">2</w:t>
+      </w:r>
+      <w:r>
+        <w:rPr>
+          <w:rFonts w:ascii="Arial" w:hAnsi="Arial" w:cs="Arial"/>
+          <w:b w:val="0"/>
+          <w:i/>
+          <w:color w:val="444444"/>
+          <w:sz w:val="20"/>
+        </w:rPr>
+        <w:t xml:space="preserve">, harmonik ganjil), menunjukkan laju peluruhan yang jauh lebih cepat pada sinyal yang lebih halus.</w:t>
       </w:r>
     </w:p>
     <w:p>
@@ -4341,7 +5328,26 @@
           <w:i w:val="0"/>
           <w:sz w:val="22"/>
         </w:rPr>
-        <w:t>Gambar 2 membandingkan langsung spektrum amplitudo kedua sinyal secara visual: batang spektrum square wave meluruh perlahan sehingga harmonik ke-15 masih memiliki kontribusi yang terlihat, sedangkan batang spektrum triangular wave sudah mendekati nol setelah harmonik ke-5. Decay rate koefisien ini bukan sekadar detail matematis; ia adalah indikator langsung dari kehalusan (smoothness) sinyal. Square wave yang diskontinu meluruh selambat 1/n sehingga kaya akan harmonik tinggi (terdengar "harsh" pada aplikasi audio), sedangkan triangular wave yang kontinu namun tidak mulus (memiliki kink/sudut) meluruh secepat 1/n^2 sehingga lebih sedikit harmonik yang dibutuhkan untuk rekonstruksi yang akurat. Aturan praktis: makin halus turunan suatu fungsi periodik, makin cepat spektrumnya meluruh, dan makin sedikit harmonik yang diperlukan untuk aproksimasi yang baik.</w:t>
+        <w:t xml:space="preserve">Gambar 2 membandingkan langsung spektrum amplitudo kedua sinyal secara visual: batang spektrum square wave meluruh perlahan sehingga harmonik ke-15 masih memiliki kontribusi yang terlihat, sedangkan batang spektrum triangular wave sudah mendekati nol setelah harmonik ke-5. Decay rate koefisien ini bukan sekadar detail matematis; ia adalah indikator langsung dari kehalusan (smoothness) sinyal. Square wave yang diskontinu meluruh selambat 1/n sehingga kaya akan harmonik tinggi (terdengar "harsh" pada aplikasi audio), sedangkan triangular wave yang kontinu namun tidak mulus (memiliki kink/sudut) meluruh secepat 1/n</w:t>
+      </w:r>
+      <w:r>
+        <w:rPr>
+          <w:rFonts w:ascii="Arial" w:hAnsi="Arial" w:cs="Arial"/>
+          <w:b w:val="0"/>
+          <w:i w:val="0"/>
+          <w:sz w:val="22"/>
+          <w:vertAlign w:val="superscript"/>
+        </w:rPr>
+        <w:t xml:space="preserve">2</w:t>
+      </w:r>
+      <w:r>
+        <w:rPr>
+          <w:rFonts w:ascii="Arial" w:hAnsi="Arial" w:cs="Arial"/>
+          <w:b w:val="0"/>
+          <w:i w:val="0"/>
+          <w:sz w:val="22"/>
+        </w:rPr>
+        <w:t xml:space="preserve"> sehingga lebih sedikit harmonik yang dibutuhkan untuk rekonstruksi yang akurat. Aturan praktis: makin halus turunan suatu fungsi periodik, makin cepat spektrumnya meluruh, dan makin sedikit harmonik yang diperlukan untuk aproksimasi yang baik.</w:t>
       </w:r>
     </w:p>
     <w:p>
@@ -4390,6 +5396,15 @@
         </w:rPr>
         <w:t>Sebelum menghitung Deret Fourier, langkah pertama yang paling menghemat waktu adalah memeriksa simetri f(t). Bila fungsi genap atau ganjil, separuh koefisien dapat langsung dihapus tanpa perlu integrasi sama sekali, sebuah penghematan signifikan terutama pada situasi ujian dengan waktu terbatas.</w:t>
       </w:r>
+      <w:r>
+        <w:rPr>
+          <w:rFonts w:ascii="Arial" w:hAnsi="Arial" w:cs="Arial"/>
+          <w:b w:val="0"/>
+          <w:i w:val="0"/>
+          <w:sz w:val="22"/>
+        </w:rPr>
+        <w:t xml:space="preserve"> Rangkuman kuantitatifnya tertulis pada Persamaan (4).</w:t>
+      </w:r>
     </w:p>
     <w:p>
       <w:pPr>
@@ -4404,7 +5419,48 @@
           <w:color w:val="305496"/>
           <w:sz w:val="22"/>
         </w:rPr>
-        <w:t>Genap: f(-t) = f(t) -&gt; bn = 0 (deret cosine murni)      Ganjil: f(-t) = -f(t) -&gt; a0 = 0, an = 0 (deret sine murni)</w:t>
+        <w:t xml:space="preserve">Genap: f(-t) = f(t) → bn = 0 (deret cosine murni)      Ganjil: f(-t) = -f(t) → </w:t>
+      </w:r>
+      <w:r>
+        <w:rPr>
+          <w:rFonts w:ascii="Arial" w:hAnsi="Arial" w:cs="Arial"/>
+          <w:b/>
+          <w:i/>
+          <w:color w:val="305496"/>
+          <w:sz w:val="22"/>
+        </w:rPr>
+        <w:t xml:space="preserve">a</w:t>
+      </w:r>
+      <w:r>
+        <w:rPr>
+          <w:rFonts w:ascii="Arial" w:hAnsi="Arial" w:cs="Arial"/>
+          <w:b/>
+          <w:i/>
+          <w:color w:val="305496"/>
+          <w:sz w:val="22"/>
+          <w:vertAlign w:val="subscript"/>
+        </w:rPr>
+        <w:t xml:space="preserve">0</w:t>
+      </w:r>
+      <w:r>
+        <w:rPr>
+          <w:rFonts w:ascii="Arial" w:hAnsi="Arial" w:cs="Arial"/>
+          <w:b/>
+          <w:i/>
+          <w:color w:val="305496"/>
+          <w:sz w:val="22"/>
+        </w:rPr>
+        <w:t xml:space="preserve"> = 0, an = 0 (deret sine murni)</w:t>
+      </w:r>
+      <w:r>
+        <w:rPr>
+          <w:rFonts w:ascii="Arial" w:hAnsi="Arial" w:cs="Arial"/>
+          <w:b/>
+          <w:i/>
+          <w:color w:val="305496"/>
+          <w:sz w:val="22"/>
+        </w:rPr>
+        <w:t xml:space="preserve">   (4)</w:t>
       </w:r>
     </w:p>
     <w:p>
@@ -4428,7 +5484,92 @@
           <w:i w:val="0"/>
           <w:sz w:val="22"/>
         </w:rPr>
-        <w:t>Untuk fungsi genap seperti cos(t), t^2, atau |t|, deret Fourier hanya berisi suku cosinus: f(t) = a0/2 + Sigma an*cos(n*wt), dengan penghematan integrasi hanya perlu setengah interval, an = (4/T)*Int_0^{T/2} f(t)*cos(n*wt) dt. Pembuktian bn = 0 mengikuti sifat perkalian genap kali ganjil menghasilkan fungsi ganjil: karena f(t) genap dan sin(n*wt) ganjil, hasil kali f(t)*sin(n*wt) adalah ganjil, dan integral fungsi ganjil pada interval simetris [-T/2, T/2] selalu nol.</w:t>
+        <w:t xml:space="preserve">Untuk fungsi genap seperti cos(t), t</w:t>
+      </w:r>
+      <w:r>
+        <w:rPr>
+          <w:rFonts w:ascii="Arial" w:hAnsi="Arial" w:cs="Arial"/>
+          <w:b w:val="0"/>
+          <w:i w:val="0"/>
+          <w:sz w:val="22"/>
+          <w:vertAlign w:val="superscript"/>
+        </w:rPr>
+        <w:t xml:space="preserve">2</w:t>
+      </w:r>
+      <w:r>
+        <w:rPr>
+          <w:rFonts w:ascii="Arial" w:hAnsi="Arial" w:cs="Arial"/>
+          <w:b w:val="0"/>
+          <w:i w:val="0"/>
+          <w:sz w:val="22"/>
+        </w:rPr>
+        <w:t xml:space="preserve">, atau |t|, deret Fourier hanya berisi suku cosinus: f(t) = </w:t>
+      </w:r>
+      <w:r>
+        <w:rPr>
+          <w:rFonts w:ascii="Arial" w:hAnsi="Arial" w:cs="Arial"/>
+          <w:b w:val="0"/>
+          <w:i w:val="0"/>
+          <w:sz w:val="22"/>
+        </w:rPr>
+        <w:t xml:space="preserve">a</w:t>
+      </w:r>
+      <w:r>
+        <w:rPr>
+          <w:rFonts w:ascii="Arial" w:hAnsi="Arial" w:cs="Arial"/>
+          <w:b w:val="0"/>
+          <w:i w:val="0"/>
+          <w:sz w:val="22"/>
+          <w:vertAlign w:val="subscript"/>
+        </w:rPr>
+        <w:t xml:space="preserve">0</w:t>
+      </w:r>
+      <w:r>
+        <w:rPr>
+          <w:rFonts w:ascii="Arial" w:hAnsi="Arial" w:cs="Arial"/>
+          <w:b w:val="0"/>
+          <w:i w:val="0"/>
+          <w:sz w:val="22"/>
+        </w:rPr>
+        <w:t xml:space="preserve">/2 + Σ an·cos(n·wt), dengan penghematan integrasi hanya perlu setengah interval, an = (4/T)·</w:t>
+      </w:r>
+      <w:r>
+        <w:rPr>
+          <w:rFonts w:ascii="Arial" w:hAnsi="Arial" w:cs="Arial"/>
+          <w:b w:val="0"/>
+          <w:i w:val="0"/>
+          <w:sz w:val="22"/>
+        </w:rPr>
+        <w:t xml:space="preserve">∫</w:t>
+      </w:r>
+      <w:r>
+        <w:rPr>
+          <w:rFonts w:ascii="Arial" w:hAnsi="Arial" w:cs="Arial"/>
+          <w:b w:val="0"/>
+          <w:i w:val="0"/>
+          <w:sz w:val="22"/>
+          <w:vertAlign w:val="subscript"/>
+        </w:rPr>
+        <w:t xml:space="preserve">0</w:t>
+      </w:r>
+      <w:r>
+        <w:rPr>
+          <w:rFonts w:ascii="Arial" w:hAnsi="Arial" w:cs="Arial"/>
+          <w:b w:val="0"/>
+          <w:i w:val="0"/>
+          <w:sz w:val="22"/>
+          <w:vertAlign w:val="superscript"/>
+        </w:rPr>
+        <w:t xml:space="preserve">T/2</w:t>
+      </w:r>
+      <w:r>
+        <w:rPr>
+          <w:rFonts w:ascii="Arial" w:hAnsi="Arial" w:cs="Arial"/>
+          <w:b w:val="0"/>
+          <w:i w:val="0"/>
+          <w:sz w:val="22"/>
+        </w:rPr>
+        <w:t xml:space="preserve"> f(t)·cos(n·wt) dt. Pembuktian bn = 0 mengikuti sifat perkalian genap kali ganjil menghasilkan fungsi ganjil: karena f(t) genap dan sin(n·wt) ganjil, hasil kali f(t)·sin(n·wt) adalah ganjil, dan integral fungsi ganjil pada interval simetris [-T/2, T/2] selalu nol.</w:t>
       </w:r>
     </w:p>
     <w:p>
@@ -4452,7 +5593,92 @@
           <w:i w:val="0"/>
           <w:sz w:val="22"/>
         </w:rPr>
-        <w:t>Untuk fungsi ganjil seperti sin(t), t, atau t^3, deret Fourier hanya berisi suku sinus: f(t) = Sigma bn*sin(n*wt), dengan a0 = 0 dan an = 0 secara otomatis. Penghematan serupa berlaku: bn = (4/T)*Int_0^{T/2} f(t)*sin(n*wt) dt. Argumen pembuktiannya simetris: ganjil kali genap menghasilkan ganjil, sehingga f(t)*cos(n*wt) terintegrasi menjadi nol pada interval simetris.</w:t>
+        <w:t xml:space="preserve">Untuk fungsi ganjil seperti sin(t), t, atau t</w:t>
+      </w:r>
+      <w:r>
+        <w:rPr>
+          <w:rFonts w:ascii="Arial" w:hAnsi="Arial" w:cs="Arial"/>
+          <w:b w:val="0"/>
+          <w:i w:val="0"/>
+          <w:sz w:val="22"/>
+          <w:vertAlign w:val="superscript"/>
+        </w:rPr>
+        <w:t xml:space="preserve">3</w:t>
+      </w:r>
+      <w:r>
+        <w:rPr>
+          <w:rFonts w:ascii="Arial" w:hAnsi="Arial" w:cs="Arial"/>
+          <w:b w:val="0"/>
+          <w:i w:val="0"/>
+          <w:sz w:val="22"/>
+        </w:rPr>
+        <w:t xml:space="preserve">, deret Fourier hanya berisi suku sinus: f(t) = Σ bn·sin(n·wt), dengan </w:t>
+      </w:r>
+      <w:r>
+        <w:rPr>
+          <w:rFonts w:ascii="Arial" w:hAnsi="Arial" w:cs="Arial"/>
+          <w:b w:val="0"/>
+          <w:i w:val="0"/>
+          <w:sz w:val="22"/>
+        </w:rPr>
+        <w:t xml:space="preserve">a</w:t>
+      </w:r>
+      <w:r>
+        <w:rPr>
+          <w:rFonts w:ascii="Arial" w:hAnsi="Arial" w:cs="Arial"/>
+          <w:b w:val="0"/>
+          <w:i w:val="0"/>
+          <w:sz w:val="22"/>
+          <w:vertAlign w:val="subscript"/>
+        </w:rPr>
+        <w:t xml:space="preserve">0</w:t>
+      </w:r>
+      <w:r>
+        <w:rPr>
+          <w:rFonts w:ascii="Arial" w:hAnsi="Arial" w:cs="Arial"/>
+          <w:b w:val="0"/>
+          <w:i w:val="0"/>
+          <w:sz w:val="22"/>
+        </w:rPr>
+        <w:t xml:space="preserve"> = 0 dan an = 0 secara otomatis. Penghematan serupa berlaku: bn = (4/T)·</w:t>
+      </w:r>
+      <w:r>
+        <w:rPr>
+          <w:rFonts w:ascii="Arial" w:hAnsi="Arial" w:cs="Arial"/>
+          <w:b w:val="0"/>
+          <w:i w:val="0"/>
+          <w:sz w:val="22"/>
+        </w:rPr>
+        <w:t xml:space="preserve">∫</w:t>
+      </w:r>
+      <w:r>
+        <w:rPr>
+          <w:rFonts w:ascii="Arial" w:hAnsi="Arial" w:cs="Arial"/>
+          <w:b w:val="0"/>
+          <w:i w:val="0"/>
+          <w:sz w:val="22"/>
+          <w:vertAlign w:val="subscript"/>
+        </w:rPr>
+        <w:t xml:space="preserve">0</w:t>
+      </w:r>
+      <w:r>
+        <w:rPr>
+          <w:rFonts w:ascii="Arial" w:hAnsi="Arial" w:cs="Arial"/>
+          <w:b w:val="0"/>
+          <w:i w:val="0"/>
+          <w:sz w:val="22"/>
+          <w:vertAlign w:val="superscript"/>
+        </w:rPr>
+        <w:t xml:space="preserve">T/2</w:t>
+      </w:r>
+      <w:r>
+        <w:rPr>
+          <w:rFonts w:ascii="Arial" w:hAnsi="Arial" w:cs="Arial"/>
+          <w:b w:val="0"/>
+          <w:i w:val="0"/>
+          <w:sz w:val="22"/>
+        </w:rPr>
+        <w:t xml:space="preserve"> f(t)·sin(n·wt) dt. Argumen pembuktiannya simetris: ganjil kali genap menghasilkan ganjil, sehingga f(t)·cos(n·wt) terintegrasi menjadi nol pada interval simetris.</w:t>
       </w:r>
     </w:p>
     <w:p>
@@ -4476,7 +5702,26 @@
           <w:i w:val="0"/>
           <w:sz w:val="22"/>
         </w:rPr>
-        <w:t>Sembarang fungsi f(t) dapat didekomposisi menjadi jumlah bagian genap dan ganjil: f(t) = fe(t) + fo(t), dengan fe(t) = [f(t) + f(-t)]/2 (bagian genap) dan fo(t) = [f(t) - f(-t)]/2 (bagian ganjil). Contoh klasik: e^t = cosh(t) + sinh(t), dengan cosh sebagai bagian genap dan sinh sebagai bagian ganjil. Deret Fourier total kemudian adalah jumlah deret Fourier dari masing-masing bagian, sebuah teknik yang berguna ketika fungsi asli tidak murni genap maupun ganjil.</w:t>
+        <w:t xml:space="preserve">Sembarang fungsi f(t) dapat didekomposisi menjadi jumlah bagian genap dan ganjil: f(t) = fe(t) + fo(t), dengan fe(t) = [f(t) + f(-t)]/2 (bagian genap) dan fo(t) = [f(t) - f(-t)]/2 (bagian ganjil). Contoh klasik: e</w:t>
+      </w:r>
+      <w:r>
+        <w:rPr>
+          <w:rFonts w:ascii="Arial" w:hAnsi="Arial" w:cs="Arial"/>
+          <w:b w:val="0"/>
+          <w:i w:val="0"/>
+          <w:sz w:val="22"/>
+          <w:vertAlign w:val="superscript"/>
+        </w:rPr>
+        <w:t xml:space="preserve">t</w:t>
+      </w:r>
+      <w:r>
+        <w:rPr>
+          <w:rFonts w:ascii="Arial" w:hAnsi="Arial" w:cs="Arial"/>
+          <w:b w:val="0"/>
+          <w:i w:val="0"/>
+          <w:sz w:val="22"/>
+        </w:rPr>
+        <w:t xml:space="preserve"> = cosh(t) + sinh(t), dengan cosh sebagai bagian genap dan sinh sebagai bagian ganjil. Deret Fourier total kemudian adalah jumlah deret Fourier dari masing-masing bagian, sebuah teknik yang berguna ketika fungsi asli tidak murni genap maupun ganjil.</w:t>
       </w:r>
     </w:p>
     <w:p>
@@ -4533,7 +5778,7 @@
           <w:color w:val="444444"/>
           <w:sz w:val="20"/>
         </w:rPr>
-        <w:t>Gambar 3. Sintesis Fourier square wave f(t) = (4/pi)*Sigma sin(nt)/n (n ganjil) untuk N = 1, 5, 25, dan 100 harmonik, menunjukkan konvergensi bertahap menuju bentuk target seiring N bertambah.</w:t>
+        <w:t xml:space="preserve">Gambar 3. Sintesis Fourier square wave f(t) = (4/π)·Σ sin(nt)/n (n ganjil) untuk N = 1, 5, 25, dan 100 harmonik, menunjukkan konvergensi bertahap menuju bentuk target seiring N bertambah.</w:t>
       </w:r>
     </w:p>
     <w:p>
@@ -4572,7 +5817,44 @@
           <w:i w:val="0"/>
           <w:sz w:val="22"/>
         </w:rPr>
-        <w:t>Bagi f(t) yang hanya didefinisikan pada interval [0, L] (bukan periodik penuh secara alami, misalnya distribusi suhu awal pada batang logam sepanjang L), teknik half-range expansion memperluasnya menjadi fungsi periodik dengan periode 2L melalui dua pilihan: half-range cosine (ekstensi genap, menghasilkan f(t) = a0/2 + Sigma an*cos(n*pi*t/L)) atau half-range sine (ekstensi ganjil, menghasilkan f(t) = Sigma bn*sin(n*pi*t/L)). Pilihan ekstensi bergantung pada syarat batas (boundary condition) masalah fisis yang sedang diselesaikan, misalnya syarat batas Dirichlet (nilai fungsi nol di ujung) pada persamaan panas mengarahkan ke ekspansi sine, sedangkan syarat batas Neumann (turunan nol di ujung, insulated) mengarahkan ke ekspansi cosine. Teknik ini menjadi kunci penyelesaian persamaan diferensial parsial (PDE) seperti persamaan panas dan gelombang melalui metode separation of variables.</w:t>
+        <w:t xml:space="preserve">Bagi f(t) yang hanya didefinisikan pada interval [0, L] (bukan periodik penuh secara alami, misalnya distribusi suhu awal pada batang logam sepanjang L), teknik half-range expansion memperluasnya menjadi fungsi periodik dengan periode 2L melalui dua pilihan: half-range cosine (ekstensi genap, menghasilkan f(t) = </w:t>
+      </w:r>
+      <w:r>
+        <w:rPr>
+          <w:rFonts w:ascii="Arial" w:hAnsi="Arial" w:cs="Arial"/>
+          <w:b w:val="0"/>
+          <w:i w:val="0"/>
+          <w:sz w:val="22"/>
+        </w:rPr>
+        <w:t xml:space="preserve">a</w:t>
+      </w:r>
+      <w:r>
+        <w:rPr>
+          <w:rFonts w:ascii="Arial" w:hAnsi="Arial" w:cs="Arial"/>
+          <w:b w:val="0"/>
+          <w:i w:val="0"/>
+          <w:sz w:val="22"/>
+          <w:vertAlign w:val="subscript"/>
+        </w:rPr>
+        <w:t xml:space="preserve">0</w:t>
+      </w:r>
+      <w:r>
+        <w:rPr>
+          <w:rFonts w:ascii="Arial" w:hAnsi="Arial" w:cs="Arial"/>
+          <w:b w:val="0"/>
+          <w:i w:val="0"/>
+          <w:sz w:val="22"/>
+        </w:rPr>
+        <w:t xml:space="preserve">/2 + Σ an·cos(n·π·t/L)) atau half-range sine (ekstensi ganjil, menghasilkan f(t) = Σ bn·sin(n·π·t/L)). Pilihan ekstensi bergantung pada syarat batas (boundary condition) masalah fisis yang sedang diselesaikan, misalnya syarat batas Dirichlet (nilai fungsi nol di ujung) pada persamaan panas mengarahkan ke ekspansi sine, sedangkan syarat batas Neumann (turunan nol di ujung, insulated) mengarahkan ke ekspansi cosine. Teknik ini menjadi kunci penyelesaian persamaan diferensial parsial (PDE) seperti persamaan panas dan gelombang melalui metode separation of variables.</w:t>
+      </w:r>
+      <w:r>
+        <w:rPr>
+          <w:rFonts w:ascii="Arial" w:hAnsi="Arial" w:cs="Arial"/>
+          <w:b w:val="0"/>
+          <w:i w:val="0"/>
+          <w:sz w:val="22"/>
+        </w:rPr>
+        <w:t xml:space="preserve"> Perbandingan lengkapnya tersaji pada Tabel 3.</w:t>
       </w:r>
     </w:p>
     <w:p>
@@ -4820,7 +6102,45 @@
                 <w:i w:val="0"/>
                 <w:sz w:val="19"/>
               </w:rPr>
-              <w:t>an = (4/T)*Int_0^(T/2) f*cos(n*wt) dt</w:t>
+              <w:t xml:space="preserve">an = (4/T)·</w:t>
+            </w:r>
+            <w:r>
+              <w:rPr>
+                <w:rFonts w:ascii="Arial" w:hAnsi="Arial" w:cs="Arial"/>
+                <w:b w:val="0"/>
+                <w:i w:val="0"/>
+                <w:sz w:val="19"/>
+              </w:rPr>
+              <w:t xml:space="preserve">∫</w:t>
+            </w:r>
+            <w:r>
+              <w:rPr>
+                <w:rFonts w:ascii="Arial" w:hAnsi="Arial" w:cs="Arial"/>
+                <w:b w:val="0"/>
+                <w:i w:val="0"/>
+                <w:sz w:val="19"/>
+                <w:vertAlign w:val="subscript"/>
+              </w:rPr>
+              <w:t xml:space="preserve">0</w:t>
+            </w:r>
+            <w:r>
+              <w:rPr>
+                <w:rFonts w:ascii="Arial" w:hAnsi="Arial" w:cs="Arial"/>
+                <w:b w:val="0"/>
+                <w:i w:val="0"/>
+                <w:sz w:val="19"/>
+                <w:vertAlign w:val="superscript"/>
+              </w:rPr>
+              <w:t xml:space="preserve">T/2</w:t>
+            </w:r>
+            <w:r>
+              <w:rPr>
+                <w:rFonts w:ascii="Arial" w:hAnsi="Arial" w:cs="Arial"/>
+                <w:b w:val="0"/>
+                <w:i w:val="0"/>
+                <w:sz w:val="19"/>
+              </w:rPr>
+              <w:t xml:space="preserve"> f·cos(n·wt) dt</w:t>
             </w:r>
           </w:p>
         </w:tc>
@@ -4903,7 +6223,35 @@
                 <w:i w:val="0"/>
                 <w:sz w:val="19"/>
               </w:rPr>
-              <w:t>a0 = 0, an = 0 untuk semua n</w:t>
+              <w:t xml:space="preserve"/>
+            </w:r>
+            <w:r>
+              <w:rPr>
+                <w:rFonts w:ascii="Arial" w:hAnsi="Arial" w:cs="Arial"/>
+                <w:b w:val="0"/>
+                <w:i w:val="0"/>
+                <w:sz w:val="19"/>
+              </w:rPr>
+              <w:t xml:space="preserve">a</w:t>
+            </w:r>
+            <w:r>
+              <w:rPr>
+                <w:rFonts w:ascii="Arial" w:hAnsi="Arial" w:cs="Arial"/>
+                <w:b w:val="0"/>
+                <w:i w:val="0"/>
+                <w:sz w:val="19"/>
+                <w:vertAlign w:val="subscript"/>
+              </w:rPr>
+              <w:t xml:space="preserve">0</w:t>
+            </w:r>
+            <w:r>
+              <w:rPr>
+                <w:rFonts w:ascii="Arial" w:hAnsi="Arial" w:cs="Arial"/>
+                <w:b w:val="0"/>
+                <w:i w:val="0"/>
+                <w:sz w:val="19"/>
+              </w:rPr>
+              <w:t xml:space="preserve"> = 0, an = 0 untuk semua n</w:t>
             </w:r>
           </w:p>
         </w:tc>
@@ -4929,7 +6277,45 @@
                 <w:i w:val="0"/>
                 <w:sz w:val="19"/>
               </w:rPr>
-              <w:t>bn = (4/T)*Int_0^(T/2) f*sin(n*wt) dt</w:t>
+              <w:t xml:space="preserve">bn = (4/T)·</w:t>
+            </w:r>
+            <w:r>
+              <w:rPr>
+                <w:rFonts w:ascii="Arial" w:hAnsi="Arial" w:cs="Arial"/>
+                <w:b w:val="0"/>
+                <w:i w:val="0"/>
+                <w:sz w:val="19"/>
+              </w:rPr>
+              <w:t xml:space="preserve">∫</w:t>
+            </w:r>
+            <w:r>
+              <w:rPr>
+                <w:rFonts w:ascii="Arial" w:hAnsi="Arial" w:cs="Arial"/>
+                <w:b w:val="0"/>
+                <w:i w:val="0"/>
+                <w:sz w:val="19"/>
+                <w:vertAlign w:val="subscript"/>
+              </w:rPr>
+              <w:t xml:space="preserve">0</w:t>
+            </w:r>
+            <w:r>
+              <w:rPr>
+                <w:rFonts w:ascii="Arial" w:hAnsi="Arial" w:cs="Arial"/>
+                <w:b w:val="0"/>
+                <w:i w:val="0"/>
+                <w:sz w:val="19"/>
+                <w:vertAlign w:val="superscript"/>
+              </w:rPr>
+              <w:t xml:space="preserve">T/2</w:t>
+            </w:r>
+            <w:r>
+              <w:rPr>
+                <w:rFonts w:ascii="Arial" w:hAnsi="Arial" w:cs="Arial"/>
+                <w:b w:val="0"/>
+                <w:i w:val="0"/>
+                <w:sz w:val="19"/>
+              </w:rPr>
+              <w:t xml:space="preserve"> f·sin(n·wt) dt</w:t>
             </w:r>
           </w:p>
         </w:tc>
@@ -4986,7 +6372,7 @@
                 <w:i w:val="0"/>
                 <w:sz w:val="19"/>
               </w:rPr>
-              <w:t>f(-t) != +-f(t)</w:t>
+              <w:t xml:space="preserve">f(-t) ≠ ±f(t)</w:t>
             </w:r>
           </w:p>
         </w:tc>
@@ -5038,7 +6424,35 @@
                 <w:i w:val="0"/>
                 <w:sz w:val="19"/>
               </w:rPr>
-              <w:t>Hitung a0, an, bn penuh via integral [0,T]</w:t>
+              <w:t xml:space="preserve">Hitung </w:t>
+            </w:r>
+            <w:r>
+              <w:rPr>
+                <w:rFonts w:ascii="Arial" w:hAnsi="Arial" w:cs="Arial"/>
+                <w:b w:val="0"/>
+                <w:i w:val="0"/>
+                <w:sz w:val="19"/>
+              </w:rPr>
+              <w:t xml:space="preserve">a</w:t>
+            </w:r>
+            <w:r>
+              <w:rPr>
+                <w:rFonts w:ascii="Arial" w:hAnsi="Arial" w:cs="Arial"/>
+                <w:b w:val="0"/>
+                <w:i w:val="0"/>
+                <w:sz w:val="19"/>
+                <w:vertAlign w:val="subscript"/>
+              </w:rPr>
+              <w:t xml:space="preserve">0</w:t>
+            </w:r>
+            <w:r>
+              <w:rPr>
+                <w:rFonts w:ascii="Arial" w:hAnsi="Arial" w:cs="Arial"/>
+                <w:b w:val="0"/>
+                <w:i w:val="0"/>
+                <w:sz w:val="19"/>
+              </w:rPr>
+              <w:t xml:space="preserve">, an, bn penuh via integral [0,T]</w:t>
             </w:r>
           </w:p>
         </w:tc>
@@ -5147,7 +6561,45 @@
                 <w:i w:val="0"/>
                 <w:sz w:val="19"/>
               </w:rPr>
-              <w:t>an = (2/L)*Int_0^L f*cos(n*pi*t/L) dt</w:t>
+              <w:t xml:space="preserve">an = (2/L)·</w:t>
+            </w:r>
+            <w:r>
+              <w:rPr>
+                <w:rFonts w:ascii="Arial" w:hAnsi="Arial" w:cs="Arial"/>
+                <w:b w:val="0"/>
+                <w:i w:val="0"/>
+                <w:sz w:val="19"/>
+              </w:rPr>
+              <w:t xml:space="preserve">∫</w:t>
+            </w:r>
+            <w:r>
+              <w:rPr>
+                <w:rFonts w:ascii="Arial" w:hAnsi="Arial" w:cs="Arial"/>
+                <w:b w:val="0"/>
+                <w:i w:val="0"/>
+                <w:sz w:val="19"/>
+                <w:vertAlign w:val="subscript"/>
+              </w:rPr>
+              <w:t xml:space="preserve">0</w:t>
+            </w:r>
+            <w:r>
+              <w:rPr>
+                <w:rFonts w:ascii="Arial" w:hAnsi="Arial" w:cs="Arial"/>
+                <w:b w:val="0"/>
+                <w:i w:val="0"/>
+                <w:sz w:val="19"/>
+                <w:vertAlign w:val="superscript"/>
+              </w:rPr>
+              <w:t xml:space="preserve">L</w:t>
+            </w:r>
+            <w:r>
+              <w:rPr>
+                <w:rFonts w:ascii="Arial" w:hAnsi="Arial" w:cs="Arial"/>
+                <w:b w:val="0"/>
+                <w:i w:val="0"/>
+                <w:sz w:val="19"/>
+              </w:rPr>
+              <w:t xml:space="preserve"> f·cos(n·π·t/L) dt</w:t>
             </w:r>
           </w:p>
         </w:tc>
@@ -5227,7 +6679,35 @@
                 <w:i w:val="0"/>
                 <w:sz w:val="19"/>
               </w:rPr>
-              <w:t>a0=0, an=0 (definisi ekstensi)</w:t>
+              <w:t xml:space="preserve"/>
+            </w:r>
+            <w:r>
+              <w:rPr>
+                <w:rFonts w:ascii="Arial" w:hAnsi="Arial" w:cs="Arial"/>
+                <w:b w:val="0"/>
+                <w:i w:val="0"/>
+                <w:sz w:val="19"/>
+              </w:rPr>
+              <w:t xml:space="preserve">a</w:t>
+            </w:r>
+            <w:r>
+              <w:rPr>
+                <w:rFonts w:ascii="Arial" w:hAnsi="Arial" w:cs="Arial"/>
+                <w:b w:val="0"/>
+                <w:i w:val="0"/>
+                <w:sz w:val="19"/>
+                <w:vertAlign w:val="subscript"/>
+              </w:rPr>
+              <w:t xml:space="preserve">0</w:t>
+            </w:r>
+            <w:r>
+              <w:rPr>
+                <w:rFonts w:ascii="Arial" w:hAnsi="Arial" w:cs="Arial"/>
+                <w:b w:val="0"/>
+                <w:i w:val="0"/>
+                <w:sz w:val="19"/>
+              </w:rPr>
+              <w:t xml:space="preserve">=0, an=0 (definisi ekstensi)</w:t>
             </w:r>
           </w:p>
         </w:tc>
@@ -5252,7 +6732,45 @@
                 <w:i w:val="0"/>
                 <w:sz w:val="19"/>
               </w:rPr>
-              <w:t>bn = (2/L)*Int_0^L f*sin(n*pi*t/L) dt</w:t>
+              <w:t xml:space="preserve">bn = (2/L)·</w:t>
+            </w:r>
+            <w:r>
+              <w:rPr>
+                <w:rFonts w:ascii="Arial" w:hAnsi="Arial" w:cs="Arial"/>
+                <w:b w:val="0"/>
+                <w:i w:val="0"/>
+                <w:sz w:val="19"/>
+              </w:rPr>
+              <w:t xml:space="preserve">∫</w:t>
+            </w:r>
+            <w:r>
+              <w:rPr>
+                <w:rFonts w:ascii="Arial" w:hAnsi="Arial" w:cs="Arial"/>
+                <w:b w:val="0"/>
+                <w:i w:val="0"/>
+                <w:sz w:val="19"/>
+                <w:vertAlign w:val="subscript"/>
+              </w:rPr>
+              <w:t xml:space="preserve">0</w:t>
+            </w:r>
+            <w:r>
+              <w:rPr>
+                <w:rFonts w:ascii="Arial" w:hAnsi="Arial" w:cs="Arial"/>
+                <w:b w:val="0"/>
+                <w:i w:val="0"/>
+                <w:sz w:val="19"/>
+                <w:vertAlign w:val="superscript"/>
+              </w:rPr>
+              <w:t xml:space="preserve">L</w:t>
+            </w:r>
+            <w:r>
+              <w:rPr>
+                <w:rFonts w:ascii="Arial" w:hAnsi="Arial" w:cs="Arial"/>
+                <w:b w:val="0"/>
+                <w:i w:val="0"/>
+                <w:sz w:val="19"/>
+              </w:rPr>
+              <w:t xml:space="preserve"> f·sin(n·π·t/L) dt</w:t>
             </w:r>
           </w:p>
         </w:tc>
@@ -5284,7 +6802,7 @@
           <w:i w:val="0"/>
           <w:sz w:val="22"/>
         </w:rPr>
-        <w:t>Pitfall yang paling sering terjadi mahasiswa: mengklasifikasikan simetri pada interval yang salah. Fungsi f(t) = t bersifat ganjil pada [-pi, pi] karena interval tersebut simetris terhadap origin, tetapi TIDAK ganjil pada [0, 2pi] karena interval itu tidak simetris terhadap origin sehingga f(-t) bahkan tidak terdefinisi dalam domain tersebut. Selalu pastikan interval integrasi simetris terhadap origin sebelum mengklaim genap atau ganjil, dan ingat bahwa untuk simetri ganjil, syarat f(0) = 0 wajib terpenuhi; bila f(0) tidak nol, fungsi tersebut dipastikan bukan fungsi ganjil murni.</w:t>
+        <w:t xml:space="preserve">Pitfall yang paling sering terjadi mahasiswa: mengklasifikasikan simetri pada interval yang salah. Fungsi f(t) = t bersifat ganjil pada [-π, π] karena interval tersebut simetris terhadap origin, tetapi TIDAK ganjil pada [0, 2pi] karena interval itu tidak simetris terhadap origin sehingga f(-t) bahkan tidak terdefinisi dalam domain tersebut. Selalu pastikan interval integrasi simetris terhadap origin sebelum mengklaim genap atau ganjil, dan ingat bahwa untuk simetri ganjil, syarat f(0) = 0 wajib terpenuhi; bila f(0) tidak nol, fungsi tersebut dipastikan bukan fungsi ganjil murni.</w:t>
       </w:r>
     </w:p>
     <w:p>
@@ -5371,7 +6889,119 @@
           <w:i w:val="0"/>
           <w:sz w:val="22"/>
         </w:rPr>
-        <w:t>Pada titik t0 di mana f(t) kontinu, deret Fourier konvergen tepat ke nilai f(t0). Namun pada titik diskontinuitas, deret Fourier konvergen ke rata-rata limit kiri dan kanan: S(t0) = [f(t0-) + f(t0+)]/2. Misalnya pada square wave di t = pi (titik lompatan dari +1 ke -1), deret Fourier konvergen ke (1 + (-1))/2 = 0, bukan ke +1 atau -1.</w:t>
+        <w:t xml:space="preserve">Pada titik t0 di mana f(t) kontinu, deret Fourier konvergen tepat ke nilai f(</w:t>
+      </w:r>
+      <w:r>
+        <w:rPr>
+          <w:rFonts w:ascii="Arial" w:hAnsi="Arial" w:cs="Arial"/>
+          <w:b w:val="0"/>
+          <w:i w:val="0"/>
+          <w:sz w:val="22"/>
+        </w:rPr>
+        <w:t xml:space="preserve">t</w:t>
+      </w:r>
+      <w:r>
+        <w:rPr>
+          <w:rFonts w:ascii="Arial" w:hAnsi="Arial" w:cs="Arial"/>
+          <w:b w:val="0"/>
+          <w:i w:val="0"/>
+          <w:sz w:val="22"/>
+          <w:vertAlign w:val="subscript"/>
+        </w:rPr>
+        <w:t xml:space="preserve">0</w:t>
+      </w:r>
+      <w:r>
+        <w:rPr>
+          <w:rFonts w:ascii="Arial" w:hAnsi="Arial" w:cs="Arial"/>
+          <w:b w:val="0"/>
+          <w:i w:val="0"/>
+          <w:sz w:val="22"/>
+        </w:rPr>
+        <w:t xml:space="preserve">). Namun pada titik diskontinuitas, deret Fourier konvergen ke rata-rata limit kiri dan kanan: S(</w:t>
+      </w:r>
+      <w:r>
+        <w:rPr>
+          <w:rFonts w:ascii="Arial" w:hAnsi="Arial" w:cs="Arial"/>
+          <w:b w:val="0"/>
+          <w:i w:val="0"/>
+          <w:sz w:val="22"/>
+        </w:rPr>
+        <w:t xml:space="preserve">t</w:t>
+      </w:r>
+      <w:r>
+        <w:rPr>
+          <w:rFonts w:ascii="Arial" w:hAnsi="Arial" w:cs="Arial"/>
+          <w:b w:val="0"/>
+          <w:i w:val="0"/>
+          <w:sz w:val="22"/>
+          <w:vertAlign w:val="subscript"/>
+        </w:rPr>
+        <w:t xml:space="preserve">0</w:t>
+      </w:r>
+      <w:r>
+        <w:rPr>
+          <w:rFonts w:ascii="Arial" w:hAnsi="Arial" w:cs="Arial"/>
+          <w:b w:val="0"/>
+          <w:i w:val="0"/>
+          <w:sz w:val="22"/>
+        </w:rPr>
+        <w:t xml:space="preserve">) = [f(</w:t>
+      </w:r>
+      <w:r>
+        <w:rPr>
+          <w:rFonts w:ascii="Arial" w:hAnsi="Arial" w:cs="Arial"/>
+          <w:b w:val="0"/>
+          <w:i w:val="0"/>
+          <w:sz w:val="22"/>
+        </w:rPr>
+        <w:t xml:space="preserve">t</w:t>
+      </w:r>
+      <w:r>
+        <w:rPr>
+          <w:rFonts w:ascii="Arial" w:hAnsi="Arial" w:cs="Arial"/>
+          <w:b w:val="0"/>
+          <w:i w:val="0"/>
+          <w:sz w:val="22"/>
+          <w:vertAlign w:val="subscript"/>
+        </w:rPr>
+        <w:t xml:space="preserve">0</w:t>
+      </w:r>
+      <w:r>
+        <w:rPr>
+          <w:rFonts w:ascii="Arial" w:hAnsi="Arial" w:cs="Arial"/>
+          <w:b w:val="0"/>
+          <w:i w:val="0"/>
+          <w:sz w:val="22"/>
+        </w:rPr>
+        <w:t xml:space="preserve">-) + f(</w:t>
+      </w:r>
+      <w:r>
+        <w:rPr>
+          <w:rFonts w:ascii="Arial" w:hAnsi="Arial" w:cs="Arial"/>
+          <w:b w:val="0"/>
+          <w:i w:val="0"/>
+          <w:sz w:val="22"/>
+        </w:rPr>
+        <w:t xml:space="preserve">t</w:t>
+      </w:r>
+      <w:r>
+        <w:rPr>
+          <w:rFonts w:ascii="Arial" w:hAnsi="Arial" w:cs="Arial"/>
+          <w:b w:val="0"/>
+          <w:i w:val="0"/>
+          <w:sz w:val="22"/>
+          <w:vertAlign w:val="subscript"/>
+        </w:rPr>
+        <w:t xml:space="preserve">0</w:t>
+      </w:r>
+      <w:r>
+        <w:rPr>
+          <w:rFonts w:ascii="Arial" w:hAnsi="Arial" w:cs="Arial"/>
+          <w:b w:val="0"/>
+          <w:i w:val="0"/>
+          <w:sz w:val="22"/>
+        </w:rPr>
+        <w:t xml:space="preserve">+)]/2. Misalnya pada square wave di t = π (titik lompatan dari +1 ke -1), deret Fourier konvergen ke (1 + (-1))/2 = 0, bukan ke +1 atau -1.</w:t>
       </w:r>
     </w:p>
     <w:p>
@@ -5452,7 +7082,7 @@
           <w:color w:val="444444"/>
           <w:sz w:val="20"/>
         </w:rPr>
-        <w:t>Gambar 4. Fenomena Gibbs pada partial sum square wave di sekitar diskontinuitas t = pi untuk N = 10, 50, dan 200 harmonik; overshoot sekitar 8,9 persen tetap bertahan meski N diperbesar.</w:t>
+        <w:t xml:space="preserve">Gambar 4. Fenomena Gibbs pada partial sum square wave di sekitar diskontinuitas t = π untuk N = 10, 50, dan 200 harmonik; overshoot sekitar 8,9 persen tetap bertahan meski N diperbesar.</w:t>
       </w:r>
     </w:p>
     <w:p>
@@ -5467,7 +7097,7 @@
           <w:i w:val="0"/>
           <w:sz w:val="22"/>
         </w:rPr>
-        <w:t>Gambar 4 memperlihatkan bagaimana peningkatan N mempersempit lebar osilasi Gibbs di sekitar t = pi, tetapi puncak overshoot tetap berada di sekitar 1,089 (yaitu 8,9 persen di atas nilai target 1,0) untuk seluruh nilai N yang diuji. Ini adalah salah satu hasil paling berlawanan dengan intuisi dalam analisis Fourier: menambah lebih banyak informasi (harmonik) tidak menghilangkan artefak, hanya memindahkannya semakin dekat ke titik diskontinuitas.</w:t>
+        <w:t xml:space="preserve">Gambar 4 memperlihatkan bagaimana peningkatan N mempersempit lebar osilasi Gibbs di sekitar t = π, tetapi puncak overshoot tetap berada di sekitar 1,089 (yaitu 8,9 persen di atas nilai target 1,0) untuk seluruh nilai N yang diuji. Ini adalah salah satu hasil paling berlawanan dengan intuisi dalam analisis Fourier: menambah lebih banyak informasi (harmonik) tidak menghilangkan artefak, hanya memindahkannya semakin dekat ke titik diskontinuitas.</w:t>
       </w:r>
     </w:p>
     <w:p>
@@ -5493,6 +7123,15 @@
         </w:rPr>
         <w:t>Terkait erat dengan konvergensi adalah teorema Parseval, yang menyatakan konservasi energi antara domain waktu dan domain frekuensi: energi rata-rata sinyal dalam satu periode sama dengan jumlah energi seluruh harmoniknya.</w:t>
       </w:r>
+      <w:r>
+        <w:rPr>
+          <w:rFonts w:ascii="Arial" w:hAnsi="Arial" w:cs="Arial"/>
+          <w:b w:val="0"/>
+          <w:i w:val="0"/>
+          <w:sz w:val="22"/>
+        </w:rPr>
+        <w:t xml:space="preserve"> Hubungan ini dirangkum dalam Persamaan (5).</w:t>
+      </w:r>
     </w:p>
     <w:p>
       <w:pPr>
@@ -5507,7 +7146,216 @@
           <w:color w:val="305496"/>
           <w:sz w:val="22"/>
         </w:rPr>
-        <w:t>(1/T)*Int_0^T |f(t)|^2 dt = (a0/2)^2 + (1/2)*Sigma_{n=1}^{~} (an^2 + bn^2)</w:t>
+        <w:t xml:space="preserve">(1/T)·</w:t>
+      </w:r>
+      <w:r>
+        <w:rPr>
+          <w:rFonts w:ascii="Arial" w:hAnsi="Arial" w:cs="Arial"/>
+          <w:b/>
+          <w:i/>
+          <w:color w:val="305496"/>
+          <w:sz w:val="22"/>
+        </w:rPr>
+        <w:t xml:space="preserve">∫</w:t>
+      </w:r>
+      <w:r>
+        <w:rPr>
+          <w:rFonts w:ascii="Arial" w:hAnsi="Arial" w:cs="Arial"/>
+          <w:b/>
+          <w:i/>
+          <w:color w:val="305496"/>
+          <w:sz w:val="22"/>
+          <w:vertAlign w:val="subscript"/>
+        </w:rPr>
+        <w:t xml:space="preserve">0</w:t>
+      </w:r>
+      <w:r>
+        <w:rPr>
+          <w:rFonts w:ascii="Arial" w:hAnsi="Arial" w:cs="Arial"/>
+          <w:b/>
+          <w:i/>
+          <w:color w:val="305496"/>
+          <w:sz w:val="22"/>
+          <w:vertAlign w:val="superscript"/>
+        </w:rPr>
+        <w:t xml:space="preserve">T</w:t>
+      </w:r>
+      <w:r>
+        <w:rPr>
+          <w:rFonts w:ascii="Arial" w:hAnsi="Arial" w:cs="Arial"/>
+          <w:b/>
+          <w:i/>
+          <w:color w:val="305496"/>
+          <w:sz w:val="22"/>
+        </w:rPr>
+        <w:t xml:space="preserve"> |f(t)|</w:t>
+      </w:r>
+      <w:r>
+        <w:rPr>
+          <w:rFonts w:ascii="Arial" w:hAnsi="Arial" w:cs="Arial"/>
+          <w:b/>
+          <w:i/>
+          <w:color w:val="305496"/>
+          <w:sz w:val="22"/>
+          <w:vertAlign w:val="superscript"/>
+        </w:rPr>
+        <w:t xml:space="preserve">2</w:t>
+      </w:r>
+      <w:r>
+        <w:rPr>
+          <w:rFonts w:ascii="Arial" w:hAnsi="Arial" w:cs="Arial"/>
+          <w:b/>
+          <w:i/>
+          <w:color w:val="305496"/>
+          <w:sz w:val="22"/>
+        </w:rPr>
+        <w:t xml:space="preserve"> dt = (</w:t>
+      </w:r>
+      <w:r>
+        <w:rPr>
+          <w:rFonts w:ascii="Arial" w:hAnsi="Arial" w:cs="Arial"/>
+          <w:b/>
+          <w:i/>
+          <w:color w:val="305496"/>
+          <w:sz w:val="22"/>
+        </w:rPr>
+        <w:t xml:space="preserve">a</w:t>
+      </w:r>
+      <w:r>
+        <w:rPr>
+          <w:rFonts w:ascii="Arial" w:hAnsi="Arial" w:cs="Arial"/>
+          <w:b/>
+          <w:i/>
+          <w:color w:val="305496"/>
+          <w:sz w:val="22"/>
+          <w:vertAlign w:val="subscript"/>
+        </w:rPr>
+        <w:t xml:space="preserve">0</w:t>
+      </w:r>
+      <w:r>
+        <w:rPr>
+          <w:rFonts w:ascii="Arial" w:hAnsi="Arial" w:cs="Arial"/>
+          <w:b/>
+          <w:i/>
+          <w:color w:val="305496"/>
+          <w:sz w:val="22"/>
+        </w:rPr>
+        <w:t xml:space="preserve">/2)</w:t>
+      </w:r>
+      <w:r>
+        <w:rPr>
+          <w:rFonts w:ascii="Arial" w:hAnsi="Arial" w:cs="Arial"/>
+          <w:b/>
+          <w:i/>
+          <w:color w:val="305496"/>
+          <w:sz w:val="22"/>
+          <w:vertAlign w:val="superscript"/>
+        </w:rPr>
+        <w:t xml:space="preserve">2</w:t>
+      </w:r>
+      <w:r>
+        <w:rPr>
+          <w:rFonts w:ascii="Arial" w:hAnsi="Arial" w:cs="Arial"/>
+          <w:b/>
+          <w:i/>
+          <w:color w:val="305496"/>
+          <w:sz w:val="22"/>
+        </w:rPr>
+        <w:t xml:space="preserve"> + (1/2)·</w:t>
+      </w:r>
+      <w:r>
+        <w:rPr>
+          <w:rFonts w:ascii="Arial" w:hAnsi="Arial" w:cs="Arial"/>
+          <w:b/>
+          <w:i/>
+          <w:color w:val="305496"/>
+          <w:sz w:val="22"/>
+        </w:rPr>
+        <w:t xml:space="preserve">Σ</w:t>
+      </w:r>
+      <w:r>
+        <w:rPr>
+          <w:rFonts w:ascii="Arial" w:hAnsi="Arial" w:cs="Arial"/>
+          <w:b/>
+          <w:i/>
+          <w:color w:val="305496"/>
+          <w:sz w:val="22"/>
+          <w:vertAlign w:val="subscript"/>
+        </w:rPr>
+        <w:t xml:space="preserve">n=1</w:t>
+      </w:r>
+      <w:r>
+        <w:rPr>
+          <w:rFonts w:ascii="Arial" w:hAnsi="Arial" w:cs="Arial"/>
+          <w:b/>
+          <w:i/>
+          <w:color w:val="305496"/>
+          <w:sz w:val="22"/>
+          <w:vertAlign w:val="superscript"/>
+        </w:rPr>
+        <w:t xml:space="preserve">∞</w:t>
+      </w:r>
+      <w:r>
+        <w:rPr>
+          <w:rFonts w:ascii="Arial" w:hAnsi="Arial" w:cs="Arial"/>
+          <w:b/>
+          <w:i/>
+          <w:color w:val="305496"/>
+          <w:sz w:val="22"/>
+        </w:rPr>
+        <w:t xml:space="preserve"> (an</w:t>
+      </w:r>
+      <w:r>
+        <w:rPr>
+          <w:rFonts w:ascii="Arial" w:hAnsi="Arial" w:cs="Arial"/>
+          <w:b/>
+          <w:i/>
+          <w:color w:val="305496"/>
+          <w:sz w:val="22"/>
+          <w:vertAlign w:val="superscript"/>
+        </w:rPr>
+        <w:t xml:space="preserve">2</w:t>
+      </w:r>
+      <w:r>
+        <w:rPr>
+          <w:rFonts w:ascii="Arial" w:hAnsi="Arial" w:cs="Arial"/>
+          <w:b/>
+          <w:i/>
+          <w:color w:val="305496"/>
+          <w:sz w:val="22"/>
+        </w:rPr>
+        <w:t xml:space="preserve"> + bn</w:t>
+      </w:r>
+      <w:r>
+        <w:rPr>
+          <w:rFonts w:ascii="Arial" w:hAnsi="Arial" w:cs="Arial"/>
+          <w:b/>
+          <w:i/>
+          <w:color w:val="305496"/>
+          <w:sz w:val="22"/>
+          <w:vertAlign w:val="superscript"/>
+        </w:rPr>
+        <w:t xml:space="preserve">2</w:t>
+      </w:r>
+      <w:r>
+        <w:rPr>
+          <w:rFonts w:ascii="Arial" w:hAnsi="Arial" w:cs="Arial"/>
+          <w:b/>
+          <w:i/>
+          <w:color w:val="305496"/>
+          <w:sz w:val="22"/>
+        </w:rPr>
+        <w:t xml:space="preserve">)</w:t>
+      </w:r>
+      <w:r>
+        <w:rPr>
+          <w:rFonts w:ascii="Arial" w:hAnsi="Arial" w:cs="Arial"/>
+          <w:b/>
+          <w:i/>
+          <w:color w:val="305496"/>
+          <w:sz w:val="22"/>
+        </w:rPr>
+        <w:t xml:space="preserve">   (5)</w:t>
       </w:r>
     </w:p>
     <w:p>
@@ -5531,7 +7379,159 @@
           <w:i w:val="0"/>
           <w:sz w:val="22"/>
         </w:rPr>
-        <w:t>Aplikasi praktis Parseval mencakup perhitungan Total Harmonic Distortion (THD) pada sistem kelistrikan, distribusi energi dalam spektrum getaran, dan signal-to-noise ratio pada sistem komunikasi. Sebagai verifikasi konkret, untuk square wave amplitudo A: RMS kuadrat di domain waktu adalah A^2 (karena |f(t)| = A selalu), sedangkan di domain frekuensi RMS kuadrat dihitung dari (1/2)*Sigma bn^2 untuk n ganjil, yang setelah disubstitusi bn = 4A/(n*pi) dan memakai identitas Euler Sigma 1/n^2 (untuk n ganjil) = pi^2/8, menghasilkan (8*A^2/pi^2)*(pi^2/8) = A^2, persis sama dengan hasil domain waktu. Kecocokan ini adalah bukti numerik langsung dari konservasi energi Parseval.</w:t>
+        <w:t xml:space="preserve">Aplikasi praktis Parseval mencakup perhitungan Total Harmonic Distortion (THD) pada sistem kelistrikan, distribusi energi dalam spektrum getaran, dan signal-to-noise ratio pada sistem komunikasi. Sebagai verifikasi konkret, untuk square wave amplitudo A: RMS kuadrat di domain waktu adalah A</w:t>
+      </w:r>
+      <w:r>
+        <w:rPr>
+          <w:rFonts w:ascii="Arial" w:hAnsi="Arial" w:cs="Arial"/>
+          <w:b w:val="0"/>
+          <w:i w:val="0"/>
+          <w:sz w:val="22"/>
+          <w:vertAlign w:val="superscript"/>
+        </w:rPr>
+        <w:t xml:space="preserve">2</w:t>
+      </w:r>
+      <w:r>
+        <w:rPr>
+          <w:rFonts w:ascii="Arial" w:hAnsi="Arial" w:cs="Arial"/>
+          <w:b w:val="0"/>
+          <w:i w:val="0"/>
+          <w:sz w:val="22"/>
+        </w:rPr>
+        <w:t xml:space="preserve"> (karena |f(t)| = A selalu), sedangkan di domain frekuensi RMS kuadrat dihitung dari (1/2)·Σ bn</w:t>
+      </w:r>
+      <w:r>
+        <w:rPr>
+          <w:rFonts w:ascii="Arial" w:hAnsi="Arial" w:cs="Arial"/>
+          <w:b w:val="0"/>
+          <w:i w:val="0"/>
+          <w:sz w:val="22"/>
+          <w:vertAlign w:val="superscript"/>
+        </w:rPr>
+        <w:t xml:space="preserve">2</w:t>
+      </w:r>
+      <w:r>
+        <w:rPr>
+          <w:rFonts w:ascii="Arial" w:hAnsi="Arial" w:cs="Arial"/>
+          <w:b w:val="0"/>
+          <w:i w:val="0"/>
+          <w:sz w:val="22"/>
+        </w:rPr>
+        <w:t xml:space="preserve"> untuk n ganjil, yang setelah disubstitusi bn = 4A/(n·π) dan memakai identitas Euler Σ 1/n</w:t>
+      </w:r>
+      <w:r>
+        <w:rPr>
+          <w:rFonts w:ascii="Arial" w:hAnsi="Arial" w:cs="Arial"/>
+          <w:b w:val="0"/>
+          <w:i w:val="0"/>
+          <w:sz w:val="22"/>
+          <w:vertAlign w:val="superscript"/>
+        </w:rPr>
+        <w:t xml:space="preserve">2</w:t>
+      </w:r>
+      <w:r>
+        <w:rPr>
+          <w:rFonts w:ascii="Arial" w:hAnsi="Arial" w:cs="Arial"/>
+          <w:b w:val="0"/>
+          <w:i w:val="0"/>
+          <w:sz w:val="22"/>
+        </w:rPr>
+        <w:t xml:space="preserve"> (untuk n ganjil) = π</w:t>
+      </w:r>
+      <w:r>
+        <w:rPr>
+          <w:rFonts w:ascii="Arial" w:hAnsi="Arial" w:cs="Arial"/>
+          <w:b w:val="0"/>
+          <w:i w:val="0"/>
+          <w:sz w:val="22"/>
+          <w:vertAlign w:val="superscript"/>
+        </w:rPr>
+        <w:t xml:space="preserve">2</w:t>
+      </w:r>
+      <w:r>
+        <w:rPr>
+          <w:rFonts w:ascii="Arial" w:hAnsi="Arial" w:cs="Arial"/>
+          <w:b w:val="0"/>
+          <w:i w:val="0"/>
+          <w:sz w:val="22"/>
+        </w:rPr>
+        <w:t xml:space="preserve">/8, menghasilkan (8·A</w:t>
+      </w:r>
+      <w:r>
+        <w:rPr>
+          <w:rFonts w:ascii="Arial" w:hAnsi="Arial" w:cs="Arial"/>
+          <w:b w:val="0"/>
+          <w:i w:val="0"/>
+          <w:sz w:val="22"/>
+          <w:vertAlign w:val="superscript"/>
+        </w:rPr>
+        <w:t xml:space="preserve">2</w:t>
+      </w:r>
+      <w:r>
+        <w:rPr>
+          <w:rFonts w:ascii="Arial" w:hAnsi="Arial" w:cs="Arial"/>
+          <w:b w:val="0"/>
+          <w:i w:val="0"/>
+          <w:sz w:val="22"/>
+        </w:rPr>
+        <w:t xml:space="preserve">/π</w:t>
+      </w:r>
+      <w:r>
+        <w:rPr>
+          <w:rFonts w:ascii="Arial" w:hAnsi="Arial" w:cs="Arial"/>
+          <w:b w:val="0"/>
+          <w:i w:val="0"/>
+          <w:sz w:val="22"/>
+          <w:vertAlign w:val="superscript"/>
+        </w:rPr>
+        <w:t xml:space="preserve">2</w:t>
+      </w:r>
+      <w:r>
+        <w:rPr>
+          <w:rFonts w:ascii="Arial" w:hAnsi="Arial" w:cs="Arial"/>
+          <w:b w:val="0"/>
+          <w:i w:val="0"/>
+          <w:sz w:val="22"/>
+        </w:rPr>
+        <w:t xml:space="preserve">)·(π</w:t>
+      </w:r>
+      <w:r>
+        <w:rPr>
+          <w:rFonts w:ascii="Arial" w:hAnsi="Arial" w:cs="Arial"/>
+          <w:b w:val="0"/>
+          <w:i w:val="0"/>
+          <w:sz w:val="22"/>
+          <w:vertAlign w:val="superscript"/>
+        </w:rPr>
+        <w:t xml:space="preserve">2</w:t>
+      </w:r>
+      <w:r>
+        <w:rPr>
+          <w:rFonts w:ascii="Arial" w:hAnsi="Arial" w:cs="Arial"/>
+          <w:b w:val="0"/>
+          <w:i w:val="0"/>
+          <w:sz w:val="22"/>
+        </w:rPr>
+        <w:t xml:space="preserve">/8) = A</w:t>
+      </w:r>
+      <w:r>
+        <w:rPr>
+          <w:rFonts w:ascii="Arial" w:hAnsi="Arial" w:cs="Arial"/>
+          <w:b w:val="0"/>
+          <w:i w:val="0"/>
+          <w:sz w:val="22"/>
+          <w:vertAlign w:val="superscript"/>
+        </w:rPr>
+        <w:t xml:space="preserve">2</w:t>
+      </w:r>
+      <w:r>
+        <w:rPr>
+          <w:rFonts w:ascii="Arial" w:hAnsi="Arial" w:cs="Arial"/>
+          <w:b w:val="0"/>
+          <w:i w:val="0"/>
+          <w:sz w:val="22"/>
+        </w:rPr>
+        <w:t xml:space="preserve">, persis sama dengan hasil domain waktu. Kecocokan ini adalah bukti numerik langsung dari konservasi energi Parseval.</w:t>
       </w:r>
     </w:p>
     <w:p>
@@ -5555,7 +7555,35 @@
           <w:i w:val="0"/>
           <w:sz w:val="22"/>
         </w:rPr>
-        <w:t>Bentuk trigonometri (sin/cos) elegan secara matematis namun verbose untuk aplikasi DSP modern. Dengan memanfaatkan identitas Euler e^(j*theta) = cos(theta) + j*sin(theta), Deret Fourier dapat ditulis sebagai satu penjumlahan tunggal dengan indeks n berjalan dari minus tak hingga hingga plus tak hingga, jauh lebih kompak dan menjadi basis langsung untuk Transformasi Fourier dan FFT.</w:t>
+        <w:t xml:space="preserve">Bentuk trigonometri (sin/cos) elegan secara matematis namun verbose untuk aplikasi DSP modern. Dengan memanfaatkan identitas Euler e</w:t>
+      </w:r>
+      <w:r>
+        <w:rPr>
+          <w:rFonts w:ascii="Arial" w:hAnsi="Arial" w:cs="Arial"/>
+          <w:b w:val="0"/>
+          <w:i w:val="0"/>
+          <w:sz w:val="22"/>
+          <w:vertAlign w:val="superscript"/>
+        </w:rPr>
+        <w:t xml:space="preserve">j·θ</w:t>
+      </w:r>
+      <w:r>
+        <w:rPr>
+          <w:rFonts w:ascii="Arial" w:hAnsi="Arial" w:cs="Arial"/>
+          <w:b w:val="0"/>
+          <w:i w:val="0"/>
+          <w:sz w:val="22"/>
+        </w:rPr>
+        <w:t xml:space="preserve"> = cos(θ) + j·sin(θ), Deret Fourier dapat ditulis sebagai satu penjumlahan tunggal dengan indeks n berjalan dari minus tak hingga hingga plus tak hingga, jauh lebih kompak dan menjadi basis langsung untuk Transformasi Fourier dan FFT.</w:t>
+      </w:r>
+      <w:r>
+        <w:rPr>
+          <w:rFonts w:ascii="Arial" w:hAnsi="Arial" w:cs="Arial"/>
+          <w:b w:val="0"/>
+          <w:i w:val="0"/>
+          <w:sz w:val="22"/>
+        </w:rPr>
+        <w:t xml:space="preserve"> Bentuk ringkasnya dituliskan pada Persamaan (6).</w:t>
       </w:r>
     </w:p>
     <w:p>
@@ -5571,7 +7599,143 @@
           <w:color w:val="305496"/>
           <w:sz w:val="22"/>
         </w:rPr>
-        <w:t>f(t) = Sigma_{n=-~}^{~} cn*e^(j*n*w*t);   cn = (1/T)*Int_0^T f(t)*e^(-j*n*w*t) dt</w:t>
+        <w:t xml:space="preserve">f(t) = </w:t>
+      </w:r>
+      <w:r>
+        <w:rPr>
+          <w:rFonts w:ascii="Arial" w:hAnsi="Arial" w:cs="Arial"/>
+          <w:b/>
+          <w:i/>
+          <w:color w:val="305496"/>
+          <w:sz w:val="22"/>
+        </w:rPr>
+        <w:t xml:space="preserve">Σ</w:t>
+      </w:r>
+      <w:r>
+        <w:rPr>
+          <w:rFonts w:ascii="Arial" w:hAnsi="Arial" w:cs="Arial"/>
+          <w:b/>
+          <w:i/>
+          <w:color w:val="305496"/>
+          <w:sz w:val="22"/>
+          <w:vertAlign w:val="subscript"/>
+        </w:rPr>
+        <w:t xml:space="preserve">n=-∞</w:t>
+      </w:r>
+      <w:r>
+        <w:rPr>
+          <w:rFonts w:ascii="Arial" w:hAnsi="Arial" w:cs="Arial"/>
+          <w:b/>
+          <w:i/>
+          <w:color w:val="305496"/>
+          <w:sz w:val="22"/>
+          <w:vertAlign w:val="superscript"/>
+        </w:rPr>
+        <w:t xml:space="preserve">∞</w:t>
+      </w:r>
+      <w:r>
+        <w:rPr>
+          <w:rFonts w:ascii="Arial" w:hAnsi="Arial" w:cs="Arial"/>
+          <w:b/>
+          <w:i/>
+          <w:color w:val="305496"/>
+          <w:sz w:val="22"/>
+        </w:rPr>
+        <w:t xml:space="preserve"> cn·e</w:t>
+      </w:r>
+      <w:r>
+        <w:rPr>
+          <w:rFonts w:ascii="Arial" w:hAnsi="Arial" w:cs="Arial"/>
+          <w:b/>
+          <w:i/>
+          <w:color w:val="305496"/>
+          <w:sz w:val="22"/>
+          <w:vertAlign w:val="superscript"/>
+        </w:rPr>
+        <w:t xml:space="preserve">j·n·w·t</w:t>
+      </w:r>
+      <w:r>
+        <w:rPr>
+          <w:rFonts w:ascii="Arial" w:hAnsi="Arial" w:cs="Arial"/>
+          <w:b/>
+          <w:i/>
+          <w:color w:val="305496"/>
+          <w:sz w:val="22"/>
+        </w:rPr>
+        <w:t xml:space="preserve">;   cn = (1/T)·</w:t>
+      </w:r>
+      <w:r>
+        <w:rPr>
+          <w:rFonts w:ascii="Arial" w:hAnsi="Arial" w:cs="Arial"/>
+          <w:b/>
+          <w:i/>
+          <w:color w:val="305496"/>
+          <w:sz w:val="22"/>
+        </w:rPr>
+        <w:t xml:space="preserve">∫</w:t>
+      </w:r>
+      <w:r>
+        <w:rPr>
+          <w:rFonts w:ascii="Arial" w:hAnsi="Arial" w:cs="Arial"/>
+          <w:b/>
+          <w:i/>
+          <w:color w:val="305496"/>
+          <w:sz w:val="22"/>
+          <w:vertAlign w:val="subscript"/>
+        </w:rPr>
+        <w:t xml:space="preserve">0</w:t>
+      </w:r>
+      <w:r>
+        <w:rPr>
+          <w:rFonts w:ascii="Arial" w:hAnsi="Arial" w:cs="Arial"/>
+          <w:b/>
+          <w:i/>
+          <w:color w:val="305496"/>
+          <w:sz w:val="22"/>
+          <w:vertAlign w:val="superscript"/>
+        </w:rPr>
+        <w:t xml:space="preserve">T</w:t>
+      </w:r>
+      <w:r>
+        <w:rPr>
+          <w:rFonts w:ascii="Arial" w:hAnsi="Arial" w:cs="Arial"/>
+          <w:b/>
+          <w:i/>
+          <w:color w:val="305496"/>
+          <w:sz w:val="22"/>
+        </w:rPr>
+        <w:t xml:space="preserve"> f(t)·e</w:t>
+      </w:r>
+      <w:r>
+        <w:rPr>
+          <w:rFonts w:ascii="Arial" w:hAnsi="Arial" w:cs="Arial"/>
+          <w:b/>
+          <w:i/>
+          <w:color w:val="305496"/>
+          <w:sz w:val="22"/>
+          <w:vertAlign w:val="superscript"/>
+        </w:rPr>
+        <w:t xml:space="preserve">-j·n·w·t</w:t>
+      </w:r>
+      <w:r>
+        <w:rPr>
+          <w:rFonts w:ascii="Arial" w:hAnsi="Arial" w:cs="Arial"/>
+          <w:b/>
+          <w:i/>
+          <w:color w:val="305496"/>
+          <w:sz w:val="22"/>
+        </w:rPr>
+        <w:t xml:space="preserve"> dt</w:t>
+      </w:r>
+      <w:r>
+        <w:rPr>
+          <w:rFonts w:ascii="Arial" w:hAnsi="Arial" w:cs="Arial"/>
+          <w:b/>
+          <w:i/>
+          <w:color w:val="305496"/>
+          <w:sz w:val="22"/>
+        </w:rPr>
+        <w:t xml:space="preserve">   (6)</w:t>
       </w:r>
     </w:p>
     <w:p>
@@ -5595,7 +7759,120 @@
           <w:i w:val="0"/>
           <w:sz w:val="22"/>
         </w:rPr>
-        <w:t>Hubungan antara kedua bentuk: c0 = a0/2; cn = (an - j*bn)/2 untuk n positif; dan c-n = cn* (konjugat kompleks dari cn) untuk n positif, konsekuensi dari sifat f(t) yang bernilai riil. Sebaliknya, an = 2*Re(cn) dan bn = -2*Im(cn). Notasi tunggal ini sangat menguntungkan untuk tiga alasan utama: pertama, unifikasi sin dan cos menjadi satu rumus, bukan dua koefisien terpisah; kedua, perkalian eksponensial menjadi penjumlahan di pangkat (e^(j*a*t)*e^(j*b*t) = e^(j*(a+b)*t)), yang mendasari teorema konvolusi untuk desain filter; ketiga, algoritma Cooley-Tukey FFT (1965) bekerja secara native pada basis eksponensial kompleks tanpa versi efisien setara untuk sin/cos terpisah.</w:t>
+        <w:t xml:space="preserve">Hubungan antara kedua bentuk: </w:t>
+      </w:r>
+      <w:r>
+        <w:rPr>
+          <w:rFonts w:ascii="Arial" w:hAnsi="Arial" w:cs="Arial"/>
+          <w:b w:val="0"/>
+          <w:i w:val="0"/>
+          <w:sz w:val="22"/>
+        </w:rPr>
+        <w:t xml:space="preserve">c</w:t>
+      </w:r>
+      <w:r>
+        <w:rPr>
+          <w:rFonts w:ascii="Arial" w:hAnsi="Arial" w:cs="Arial"/>
+          <w:b w:val="0"/>
+          <w:i w:val="0"/>
+          <w:sz w:val="22"/>
+          <w:vertAlign w:val="subscript"/>
+        </w:rPr>
+        <w:t xml:space="preserve">0</w:t>
+      </w:r>
+      <w:r>
+        <w:rPr>
+          <w:rFonts w:ascii="Arial" w:hAnsi="Arial" w:cs="Arial"/>
+          <w:b w:val="0"/>
+          <w:i w:val="0"/>
+          <w:sz w:val="22"/>
+        </w:rPr>
+        <w:t xml:space="preserve"> = </w:t>
+      </w:r>
+      <w:r>
+        <w:rPr>
+          <w:rFonts w:ascii="Arial" w:hAnsi="Arial" w:cs="Arial"/>
+          <w:b w:val="0"/>
+          <w:i w:val="0"/>
+          <w:sz w:val="22"/>
+        </w:rPr>
+        <w:t xml:space="preserve">a</w:t>
+      </w:r>
+      <w:r>
+        <w:rPr>
+          <w:rFonts w:ascii="Arial" w:hAnsi="Arial" w:cs="Arial"/>
+          <w:b w:val="0"/>
+          <w:i w:val="0"/>
+          <w:sz w:val="22"/>
+          <w:vertAlign w:val="subscript"/>
+        </w:rPr>
+        <w:t xml:space="preserve">0</w:t>
+      </w:r>
+      <w:r>
+        <w:rPr>
+          <w:rFonts w:ascii="Arial" w:hAnsi="Arial" w:cs="Arial"/>
+          <w:b w:val="0"/>
+          <w:i w:val="0"/>
+          <w:sz w:val="22"/>
+        </w:rPr>
+        <w:t xml:space="preserve">/2; cn = (an - j·bn)/2 untuk n positif; dan c-n = cn·(konjugat kompleks dari cn) untuk n positif, konsekuensi dari sifat f(t) yang bernilai riil. Sebaliknya, an = 2·Re(cn) dan bn = -2·Im(cn). Notasi tunggal ini sangat menguntungkan untuk tiga alasan utama: pertama, unifikasi sin dan cos menjadi satu rumus, bukan dua koefisien terpisah; kedua, perkalian eksponensial menjadi penjumlahan di pangkat (e</w:t>
+      </w:r>
+      <w:r>
+        <w:rPr>
+          <w:rFonts w:ascii="Arial" w:hAnsi="Arial" w:cs="Arial"/>
+          <w:b w:val="0"/>
+          <w:i w:val="0"/>
+          <w:sz w:val="22"/>
+          <w:vertAlign w:val="superscript"/>
+        </w:rPr>
+        <w:t xml:space="preserve">j·a·t</w:t>
+      </w:r>
+      <w:r>
+        <w:rPr>
+          <w:rFonts w:ascii="Arial" w:hAnsi="Arial" w:cs="Arial"/>
+          <w:b w:val="0"/>
+          <w:i w:val="0"/>
+          <w:sz w:val="22"/>
+        </w:rPr>
+        <w:t xml:space="preserve">·e</w:t>
+      </w:r>
+      <w:r>
+        <w:rPr>
+          <w:rFonts w:ascii="Arial" w:hAnsi="Arial" w:cs="Arial"/>
+          <w:b w:val="0"/>
+          <w:i w:val="0"/>
+          <w:sz w:val="22"/>
+          <w:vertAlign w:val="superscript"/>
+        </w:rPr>
+        <w:t xml:space="preserve">j·b·t</w:t>
+      </w:r>
+      <w:r>
+        <w:rPr>
+          <w:rFonts w:ascii="Arial" w:hAnsi="Arial" w:cs="Arial"/>
+          <w:b w:val="0"/>
+          <w:i w:val="0"/>
+          <w:sz w:val="22"/>
+        </w:rPr>
+        <w:t xml:space="preserve"> = e</w:t>
+      </w:r>
+      <w:r>
+        <w:rPr>
+          <w:rFonts w:ascii="Arial" w:hAnsi="Arial" w:cs="Arial"/>
+          <w:b w:val="0"/>
+          <w:i w:val="0"/>
+          <w:sz w:val="22"/>
+          <w:vertAlign w:val="superscript"/>
+        </w:rPr>
+        <w:t xml:space="preserve">j·(a+b)·t</w:t>
+      </w:r>
+      <w:r>
+        <w:rPr>
+          <w:rFonts w:ascii="Arial" w:hAnsi="Arial" w:cs="Arial"/>
+          <w:b w:val="0"/>
+          <w:i w:val="0"/>
+          <w:sz w:val="22"/>
+        </w:rPr>
+        <w:t xml:space="preserve">), yang mendasari teorema konvolusi untuk desain filter; ketiga, algoritma Cooley-Tukey FFT (1965) bekerja secara native pada basis eksponensial kompleks tanpa versi efisien setara untuk sin/cos terpisah.</w:t>
       </w:r>
     </w:p>
     <w:p>
@@ -5619,7 +7896,54 @@
           <w:i w:val="0"/>
           <w:sz w:val="22"/>
         </w:rPr>
-        <w:t>Sebagai ilustrasi konkret, tinjau kembali square wave amplitudo A=1 pada Contoh Konkret sebelumnya, dengan an=0 dan bn=4/(n*pi) untuk n ganjil. Karena an=0, koefisien kompleks cn=(an - j*bn)/2 menjadi murni imajiner: cn = -j*2/(n*pi) untuk n ganjil. Untuk n=1, magnitudo |c1| = 2/pi kira-kira 0,6366 dengan fase argument(c1) = -pi/2 (sudut -90 derajat); untuk n=3, magnitudo |c3| = 2/(3*pi) kira-kira 0,2122, juga dengan fase -pi/2. Pola fase konstan -pi/2 untuk seluruh harmonik ganjil ini bukan kebetulan: setiap komponen sin(n*omega*t) murni, tanpa campuran cos, selalu berkontribusi fase -90 derajat terhadap referensi cosinus dalam representasi fasor. Interpretasi ini identik dengan analisis fasor pada rangkaian AC di Teknik Elektro/Mesin, di mana tegangan sin(omega*t) direpresentasikan sebagai fasor dengan sudut fase -90 derajat relatif terhadap cos(omega*t) sebagai referensi; kesamaan notasi ini bukan kebetulan, melainkan konsekuensi langsung dari akar matematis yang sama, yaitu identitas Euler e^(j*theta) = cos(theta) + j*sin(theta) yang mendasari baik analisis fasor kelistrikan maupun Deret Fourier eksponensial kompleks.</w:t>
+        <w:t xml:space="preserve">Sebagai ilustrasi konkret, tinjau kembali square wave amplitudo A=1 pada Contoh Konkret sebelumnya, dengan an=0 dan bn=4/(n·π) untuk n ganjil. Karena an=0, koefisien kompleks cn=(an - j·bn)/2 menjadi murni imajiner: cn = -j·2/(n·π) untuk n ganjil. Untuk n=1, magnitudo |c1| = 2/π kira-kira 0,6366 dengan fase argument(</w:t>
+      </w:r>
+      <w:r>
+        <w:rPr>
+          <w:rFonts w:ascii="Arial" w:hAnsi="Arial" w:cs="Arial"/>
+          <w:b w:val="0"/>
+          <w:i w:val="0"/>
+          <w:sz w:val="22"/>
+        </w:rPr>
+        <w:t xml:space="preserve">c</w:t>
+      </w:r>
+      <w:r>
+        <w:rPr>
+          <w:rFonts w:ascii="Arial" w:hAnsi="Arial" w:cs="Arial"/>
+          <w:b w:val="0"/>
+          <w:i w:val="0"/>
+          <w:sz w:val="22"/>
+          <w:vertAlign w:val="subscript"/>
+        </w:rPr>
+        <w:t xml:space="preserve">1</w:t>
+      </w:r>
+      <w:r>
+        <w:rPr>
+          <w:rFonts w:ascii="Arial" w:hAnsi="Arial" w:cs="Arial"/>
+          <w:b w:val="0"/>
+          <w:i w:val="0"/>
+          <w:sz w:val="22"/>
+        </w:rPr>
+        <w:t xml:space="preserve">) = -π/2 (sudut -90 derajat); untuk n=3, magnitudo |c3| = 2/(3·π) kira-kira 0,2122, juga dengan fase -π/2. Pola fase konstan -π/2 untuk seluruh harmonik ganjil ini bukan kebetulan: setiap komponen sin(n·ω·t) murni, tanpa campuran cos, selalu berkontribusi fase -90 derajat terhadap referensi cosinus dalam representasi fasor. Interpretasi ini identik dengan analisis fasor pada rangkaian AC di Teknik Elektro/Mesin, di mana tegangan sin(ω·t) direpresentasikan sebagai fasor dengan sudut fase -90 derajat relatif terhadap cos(ω·t) sebagai referensi; kesamaan notasi ini bukan kebetulan, melainkan konsekuensi langsung dari akar matematis yang sama, yaitu identitas Euler e</w:t>
+      </w:r>
+      <w:r>
+        <w:rPr>
+          <w:rFonts w:ascii="Arial" w:hAnsi="Arial" w:cs="Arial"/>
+          <w:b w:val="0"/>
+          <w:i w:val="0"/>
+          <w:sz w:val="22"/>
+          <w:vertAlign w:val="superscript"/>
+        </w:rPr>
+        <w:t xml:space="preserve">j·θ</w:t>
+      </w:r>
+      <w:r>
+        <w:rPr>
+          <w:rFonts w:ascii="Arial" w:hAnsi="Arial" w:cs="Arial"/>
+          <w:b w:val="0"/>
+          <w:i w:val="0"/>
+          <w:sz w:val="22"/>
+        </w:rPr>
+        <w:t xml:space="preserve"> = cos(θ) + j·sin(θ) yang mendasari baik analisis fasor kelistrikan maupun Deret Fourier eksponensial kompleks.</w:t>
       </w:r>
     </w:p>
     <w:p>
@@ -5676,7 +8000,7 @@
           <w:color w:val="444444"/>
           <w:sz w:val="20"/>
         </w:rPr>
-        <w:t>Gambar 5. Spektrum eksponensial kompleks dua sisi |cn| untuk square wave, menunjukkan simetri konjugat c-n = cn* di sekitar n = 0.</w:t>
+        <w:t xml:space="preserve">Gambar 5. Spektrum eksponensial kompleks dua sisi |cn| untuk square wave, menunjukkan simetri konjugat c-n = cn·di sekitar n = 0.</w:t>
       </w:r>
     </w:p>
     <w:p>
@@ -5691,7 +8015,7 @@
           <w:i w:val="0"/>
           <w:sz w:val="22"/>
         </w:rPr>
-        <w:t>Gambar 5 menampilkan spektrum dua sisi (two-sided spectrum) square wave dalam bentuk eksponensial kompleks, dengan indeks n berjalan dari negatif hingga positif. Terlihat jelas simetri |c-n| = |cn|, konsekuensi langsung dari sifat konjugat c-n = cn* untuk sinyal riil; setengah energi harmonik "terbagi" antara frekuensi positif dan negatif dalam representasi ini, berbeda dengan bentuk trigonometri yang hanya menggunakan indeks n positif.</w:t>
+        <w:t xml:space="preserve">Gambar 5 menampilkan spektrum dua sisi (two-sided spectrum) square wave dalam bentuk eksponensial kompleks, dengan indeks n berjalan dari negatif hingga positif. Terlihat jelas simetri |c-n| = |cn|, konsekuensi langsung dari sifat konjugat c-n = cn·untuk sinyal riil; setengah energi harmonik "terbagi" antara frekuensi positif dan negatif dalam representasi ini, berbeda dengan bentuk trigonometri yang hanya menggunakan indeks n positif.</w:t>
       </w:r>
     </w:p>
     <w:p>
@@ -5715,7 +8039,92 @@
           <w:i w:val="0"/>
           <w:sz w:val="22"/>
         </w:rPr>
-        <w:t>Untuk sinyal periodik dengan periode T berhingga, spektrum yang dihasilkan bersifat diskrit (deret garis pada frekuensi harmonik n*omega). Bila T menuju tak hingga (sinyal aperiodic), jarak antar garis spektrum menuju nol dan spektrum menjadi kontinu, inilah Transformasi Fourier F(omega) = Int_{-~}^{~} f(t)*e^(-j*omega*t) dt. Versi diskrit untuk N sampel dikenal sebagai Discrete Fourier Transform (DFT), dihitung secara efisien oleh algoritma FFT dalam kompleksitas O(N*log N) dibandingkan O(N^2) untuk perhitungan langsung; untuk N=1024, ini setara penghematan sekitar 100 kali lipat operasi komputasi, fondasi bagi hampir seluruh teknologi digital modern mulai dari smartphone hingga MRI medis.</w:t>
+        <w:t xml:space="preserve">Untuk sinyal periodik dengan periode T berhingga, spektrum yang dihasilkan bersifat diskrit (deret garis pada frekuensi harmonik n·ω). Bila T menuju tak hingga (sinyal aperiodic), jarak antar garis spektrum menuju nol dan spektrum menjadi kontinu, inilah Transformasi Fourier F(ω) = </w:t>
+      </w:r>
+      <w:r>
+        <w:rPr>
+          <w:rFonts w:ascii="Arial" w:hAnsi="Arial" w:cs="Arial"/>
+          <w:b w:val="0"/>
+          <w:i w:val="0"/>
+          <w:sz w:val="22"/>
+        </w:rPr>
+        <w:t xml:space="preserve">∫</w:t>
+      </w:r>
+      <w:r>
+        <w:rPr>
+          <w:rFonts w:ascii="Arial" w:hAnsi="Arial" w:cs="Arial"/>
+          <w:b w:val="0"/>
+          <w:i w:val="0"/>
+          <w:sz w:val="22"/>
+          <w:vertAlign w:val="subscript"/>
+        </w:rPr>
+        <w:t xml:space="preserve">-∞</w:t>
+      </w:r>
+      <w:r>
+        <w:rPr>
+          <w:rFonts w:ascii="Arial" w:hAnsi="Arial" w:cs="Arial"/>
+          <w:b w:val="0"/>
+          <w:i w:val="0"/>
+          <w:sz w:val="22"/>
+          <w:vertAlign w:val="superscript"/>
+        </w:rPr>
+        <w:t xml:space="preserve">∞</w:t>
+      </w:r>
+      <w:r>
+        <w:rPr>
+          <w:rFonts w:ascii="Arial" w:hAnsi="Arial" w:cs="Arial"/>
+          <w:b w:val="0"/>
+          <w:i w:val="0"/>
+          <w:sz w:val="22"/>
+        </w:rPr>
+        <w:t xml:space="preserve"> f(t)·e</w:t>
+      </w:r>
+      <w:r>
+        <w:rPr>
+          <w:rFonts w:ascii="Arial" w:hAnsi="Arial" w:cs="Arial"/>
+          <w:b w:val="0"/>
+          <w:i w:val="0"/>
+          <w:sz w:val="22"/>
+          <w:vertAlign w:val="superscript"/>
+        </w:rPr>
+        <w:t xml:space="preserve">-j·ω·t</w:t>
+      </w:r>
+      <w:r>
+        <w:rPr>
+          <w:rFonts w:ascii="Arial" w:hAnsi="Arial" w:cs="Arial"/>
+          <w:b w:val="0"/>
+          <w:i w:val="0"/>
+          <w:sz w:val="22"/>
+        </w:rPr>
+        <w:t xml:space="preserve"> dt. Versi diskrit untuk N sampel dikenal sebagai Discrete Fourier Transform (DFT), dihitung secara efisien oleh algoritma FFT dalam kompleksitas O(N·log N) dibandingkan O(N</w:t>
+      </w:r>
+      <w:r>
+        <w:rPr>
+          <w:rFonts w:ascii="Arial" w:hAnsi="Arial" w:cs="Arial"/>
+          <w:b w:val="0"/>
+          <w:i w:val="0"/>
+          <w:sz w:val="22"/>
+          <w:vertAlign w:val="superscript"/>
+        </w:rPr>
+        <w:t xml:space="preserve">2</w:t>
+      </w:r>
+      <w:r>
+        <w:rPr>
+          <w:rFonts w:ascii="Arial" w:hAnsi="Arial" w:cs="Arial"/>
+          <w:b w:val="0"/>
+          <w:i w:val="0"/>
+          <w:sz w:val="22"/>
+        </w:rPr>
+        <w:t xml:space="preserve">) untuk perhitungan langsung; untuk N=1024, ini setara penghematan sekitar 100 kali lipat operasi komputasi, fondasi bagi hampir seluruh teknologi digital modern mulai dari smartphone hingga MRI medis.</w:t>
+      </w:r>
+      <w:r>
+        <w:rPr>
+          <w:rFonts w:ascii="Arial" w:hAnsi="Arial" w:cs="Arial"/>
+          <w:b w:val="0"/>
+          <w:i w:val="0"/>
+          <w:sz w:val="22"/>
+        </w:rPr>
+        <w:t xml:space="preserve"> Tabel 4 menyajikan hasilnya secara berdampingan.</w:t>
       </w:r>
     </w:p>
     <w:p>
@@ -5883,7 +8292,35 @@
                 <w:i w:val="0"/>
                 <w:sz w:val="19"/>
               </w:rPr>
-              <w:t>a0/2 + Sigma[an*cos(nwt) + bn*sin(nwt)]</w:t>
+              <w:t xml:space="preserve"/>
+            </w:r>
+            <w:r>
+              <w:rPr>
+                <w:rFonts w:ascii="Arial" w:hAnsi="Arial" w:cs="Arial"/>
+                <w:b w:val="0"/>
+                <w:i w:val="0"/>
+                <w:sz w:val="19"/>
+              </w:rPr>
+              <w:t xml:space="preserve">a</w:t>
+            </w:r>
+            <w:r>
+              <w:rPr>
+                <w:rFonts w:ascii="Arial" w:hAnsi="Arial" w:cs="Arial"/>
+                <w:b w:val="0"/>
+                <w:i w:val="0"/>
+                <w:sz w:val="19"/>
+                <w:vertAlign w:val="subscript"/>
+              </w:rPr>
+              <w:t xml:space="preserve">0</w:t>
+            </w:r>
+            <w:r>
+              <w:rPr>
+                <w:rFonts w:ascii="Arial" w:hAnsi="Arial" w:cs="Arial"/>
+                <w:b w:val="0"/>
+                <w:i w:val="0"/>
+                <w:sz w:val="19"/>
+              </w:rPr>
+              <w:t xml:space="preserve">/2 + Σ[an·cos(nwt) + bn·sin(nwt)]</w:t>
             </w:r>
           </w:p>
         </w:tc>
@@ -5909,7 +8346,26 @@
                 <w:i w:val="0"/>
                 <w:sz w:val="19"/>
               </w:rPr>
-              <w:t>Sigma cn*e^(jnwt), n dari -~ ke +~</w:t>
+              <w:t xml:space="preserve">Σ cn·e</w:t>
+            </w:r>
+            <w:r>
+              <w:rPr>
+                <w:rFonts w:ascii="Arial" w:hAnsi="Arial" w:cs="Arial"/>
+                <w:b w:val="0"/>
+                <w:i w:val="0"/>
+                <w:sz w:val="19"/>
+                <w:vertAlign w:val="superscript"/>
+              </w:rPr>
+              <w:t xml:space="preserve">jnwt</w:t>
+            </w:r>
+            <w:r>
+              <w:rPr>
+                <w:rFonts w:ascii="Arial" w:hAnsi="Arial" w:cs="Arial"/>
+                <w:b w:val="0"/>
+                <w:i w:val="0"/>
+                <w:sz w:val="19"/>
+              </w:rPr>
+              <w:t xml:space="preserve">, n dari -∞ ke +∞</w:t>
             </w:r>
           </w:p>
         </w:tc>
@@ -5966,7 +8422,35 @@
                 <w:i w:val="0"/>
                 <w:sz w:val="19"/>
               </w:rPr>
-              <w:t>Tiga (a0, an, bn), n dari 1 ke +~</w:t>
+              <w:t xml:space="preserve">Tiga (</w:t>
+            </w:r>
+            <w:r>
+              <w:rPr>
+                <w:rFonts w:ascii="Arial" w:hAnsi="Arial" w:cs="Arial"/>
+                <w:b w:val="0"/>
+                <w:i w:val="0"/>
+                <w:sz w:val="19"/>
+              </w:rPr>
+              <w:t xml:space="preserve">a</w:t>
+            </w:r>
+            <w:r>
+              <w:rPr>
+                <w:rFonts w:ascii="Arial" w:hAnsi="Arial" w:cs="Arial"/>
+                <w:b w:val="0"/>
+                <w:i w:val="0"/>
+                <w:sz w:val="19"/>
+                <w:vertAlign w:val="subscript"/>
+              </w:rPr>
+              <w:t xml:space="preserve">0</w:t>
+            </w:r>
+            <w:r>
+              <w:rPr>
+                <w:rFonts w:ascii="Arial" w:hAnsi="Arial" w:cs="Arial"/>
+                <w:b w:val="0"/>
+                <w:i w:val="0"/>
+                <w:sz w:val="19"/>
+              </w:rPr>
+              <w:t xml:space="preserve">, an, bn), n dari 1 ke +∞</w:t>
             </w:r>
           </w:p>
         </w:tc>
@@ -5992,7 +8476,7 @@
                 <w:i w:val="0"/>
                 <w:sz w:val="19"/>
               </w:rPr>
-              <w:t>Satu (cn), n dari -~ ke +~</w:t>
+              <w:t xml:space="preserve">Satu (cn), n dari -∞ ke +∞</w:t>
             </w:r>
           </w:p>
         </w:tc>
@@ -6700,7 +9184,7 @@
           <w:i w:val="0"/>
           <w:sz w:val="22"/>
         </w:rPr>
-        <w:t>persamaan panas (heat equation) yang diperkenalkan Fourier pada tahun 1822 diselesaikan via metode separation of variables, menghasilkan solusi berbentuk deret Fourier dengan eigenfunction sin(n*pi*x/L) atau cos(n*pi*x/L) yang memenuhi syarat batas. Aplikasi Teknik Mesin: distribusi suhu transient pada slab logam saat proses quenching (pendinginan cepat) di industri metalurgi, dan analisis konduksi panas pada sirip pendingin (fin) mesin.</w:t>
+        <w:t xml:space="preserve">persamaan panas (heat equation) yang diperkenalkan Fourier pada tahun 1822 diselesaikan via metode separation of variables, menghasilkan solusi berbentuk deret Fourier dengan eigenfunction sin(n·π·x/L) atau cos(n·π·x/L) yang memenuhi syarat batas. Aplikasi Teknik Mesin: distribusi suhu transient pada slab logam saat proses quenching (pendinginan cepat) di industri metalurgi, dan analisis konduksi panas pada sirip pendingin (fin) mesin.</w:t>
       </w:r>
     </w:p>
     <w:p>
@@ -6724,7 +9208,63 @@
           <w:i w:val="0"/>
           <w:sz w:val="22"/>
         </w:rPr>
-        <w:t>Empat kesalahan praktis yang sering terjadi di lapangan: (1) melakukan smoothing sinyal getaran di domain waktu sebelum FFT, yang justru mendistorsi spektrum dan menyebabkan estimasi severity kerusakan menjadi tidak akurat; (2) lupa memasang filter anti-aliasing analog sebelum sampling, sehingga komponen frekuensi tinggi "terlipat" (aliasing) menjadi komponen frekuensi rendah yang salah interpretasi; (3) resolusi frekuensi FFT (delta_omega = 2*pi/T_sample) terlalu kasar untuk membedakan dua peak berdekatan, sehingga durasi sampling perlu diperpanjang; (4) mengabaikan spectral leakage ketika durasi sampling tidak merupakan kelipatan eksak periode sinyal, yang dapat dimitigasi dengan teknik windowing seperti Hann atau Hamming.</w:t>
+        <w:t xml:space="preserve">Empat kesalahan praktis yang sering terjadi di lapangan: (1) melakukan smoothing sinyal getaran di domain waktu sebelum FFT, yang justru mendistorsi spektrum dan menyebabkan estimasi severity kerusakan menjadi tidak akurat; (2) lupa memasang filter anti-aliasing analog sebelum sampling, sehingga komponen frekuensi tinggi "terlipat" (aliasing) menjadi komponen frekuensi rendah yang salah interpretasi; (3) resolusi frekuensi FFT (</w:t>
+      </w:r>
+      <w:r>
+        <w:rPr>
+          <w:rFonts w:ascii="Arial" w:hAnsi="Arial" w:cs="Arial"/>
+          <w:b w:val="0"/>
+          <w:i w:val="0"/>
+          <w:sz w:val="22"/>
+        </w:rPr>
+        <w:t xml:space="preserve">δ</w:t>
+      </w:r>
+      <w:r>
+        <w:rPr>
+          <w:rFonts w:ascii="Arial" w:hAnsi="Arial" w:cs="Arial"/>
+          <w:b w:val="0"/>
+          <w:i w:val="0"/>
+          <w:sz w:val="22"/>
+          <w:vertAlign w:val="subscript"/>
+        </w:rPr>
+        <w:t xml:space="preserve">ω</w:t>
+      </w:r>
+      <w:r>
+        <w:rPr>
+          <w:rFonts w:ascii="Arial" w:hAnsi="Arial" w:cs="Arial"/>
+          <w:b w:val="0"/>
+          <w:i w:val="0"/>
+          <w:sz w:val="22"/>
+        </w:rPr>
+        <w:t xml:space="preserve"> = 2·π/</w:t>
+      </w:r>
+      <w:r>
+        <w:rPr>
+          <w:rFonts w:ascii="Arial" w:hAnsi="Arial" w:cs="Arial"/>
+          <w:b w:val="0"/>
+          <w:i w:val="0"/>
+          <w:sz w:val="22"/>
+        </w:rPr>
+        <w:t xml:space="preserve">T</w:t>
+      </w:r>
+      <w:r>
+        <w:rPr>
+          <w:rFonts w:ascii="Arial" w:hAnsi="Arial" w:cs="Arial"/>
+          <w:b w:val="0"/>
+          <w:i w:val="0"/>
+          <w:sz w:val="22"/>
+          <w:vertAlign w:val="subscript"/>
+        </w:rPr>
+        <w:t xml:space="preserve">sample</w:t>
+      </w:r>
+      <w:r>
+        <w:rPr>
+          <w:rFonts w:ascii="Arial" w:hAnsi="Arial" w:cs="Arial"/>
+          <w:b w:val="0"/>
+          <w:i w:val="0"/>
+          <w:sz w:val="22"/>
+        </w:rPr>
+        <w:t xml:space="preserve">) terlalu kasar untuk membedakan dua peak berdekatan, sehingga durasi sampling perlu diperpanjang; (4) mengabaikan spectral leakage ketika durasi sampling tidak merupakan kelipatan eksak periode sinyal, yang dapat dimitigasi dengan teknik windowing seperti Hann atau Hamming.</w:t>
       </w:r>
     </w:p>
     <w:p>
@@ -6819,7 +9359,7 @@
           <w:color w:val="444444"/>
           <w:sz w:val="20"/>
         </w:rPr>
-        <w:t xml:space="preserve">Gambar 7. Potongan kode Cell 1: perhitungan koefisien bn square wave secara simbolik memakai SymPy, dengan verifikasi hasil 4/(n*pi) untuk n ganjil.</w:t>
+        <w:t xml:space="preserve">Gambar 7. Potongan kode Cell 1: perhitungan koefisien bn square wave secara simbolik memakai SymPy, dengan verifikasi hasil 4/(n·π) untuk n ganjil.</w:t>
       </w:r>
     </w:p>
     <w:p>
@@ -6867,7 +9407,7 @@
           <w:i w:val="0"/>
           <w:sz w:val="22"/>
         </w:rPr>
-        <w:t>hitung koefisien a0, an, bn secara simbolik dengan sp.integrate untuk square wave amplitudo 1 periode 2*pi, evaluasi bn untuk n=1..5, lalu verifikasi hasil dengan sp.fourier_series(f, (t,0,2*pi)).truncate(5) bawaan SymPy.</w:t>
+        <w:t xml:space="preserve">hitung koefisien a0, an, bn secara simbolik dengan sp.integrate untuk square wave amplitudo 1 periode 2·π, evaluasi bn untuk n=1..5, lalu verifikasi hasil dengan sp.fourier_series(f, (t,0,2*pi))·truncate(5) bawaan SymPy.</w:t>
       </w:r>
     </w:p>
     <w:p>
@@ -6900,7 +9440,7 @@
           <w:i w:val="0"/>
           <w:sz w:val="22"/>
         </w:rPr>
-        <w:t>sintesis square wave dari N harmonik ganjil (fungsi square_synthesis manual dengan loop), plot untuk N=1,5,25,100, lalu cetak nilai konvergensi di titik kontinu (t=pi/4) dan overshoot Gibbs di sekitar diskontinuitas (t=pi-0,01) untuk berbagai N guna menunjukkan overshoot yang tetap konstan sekitar 9 persen.</w:t>
+        <w:t xml:space="preserve">sintesis square wave dari N harmonik ganjil (fungsi square_synthesis manual dengan loop), plot untuk N=1,5,25,100, lalu cetak nilai konvergensi di titik kontinu (t=π/4) dan overshoot Gibbs di sekitar diskontinuitas (t=π-0,01) untuk berbagai N guna menunjukkan overshoot yang tetap konstan sekitar 9 persen.</w:t>
       </w:r>
     </w:p>
     <w:p>
@@ -7317,7 +9857,7 @@
           <w:i w:val="0"/>
           <w:sz w:val="22"/>
         </w:rPr>
-        <w:t>Bentuk trigonometri umum Deret Fourier f(t) dengan frekuensi dasar omega = 2*pi/T adalah...</w:t>
+        <w:t xml:space="preserve">Bentuk trigonometri umum Deret Fourier f(t) dengan frekuensi dasar ω = 2·π/T adalah...</w:t>
       </w:r>
     </w:p>
     <w:p>
@@ -7353,7 +9893,59 @@
           <w:color w:val="333333"/>
           <w:sz w:val="21"/>
         </w:rPr>
-        <w:t>f(t) = a0 + Sigma an*t^n (deret Taylor)</w:t>
+        <w:t xml:space="preserve">f(t) = </w:t>
+      </w:r>
+      <w:r>
+        <w:rPr>
+          <w:rFonts w:ascii="Arial" w:hAnsi="Arial" w:cs="Arial"/>
+          <w:b w:val="0"/>
+          <w:i w:val="0"/>
+          <w:color w:val="333333"/>
+          <w:sz w:val="21"/>
+        </w:rPr>
+        <w:t xml:space="preserve">a</w:t>
+      </w:r>
+      <w:r>
+        <w:rPr>
+          <w:rFonts w:ascii="Arial" w:hAnsi="Arial" w:cs="Arial"/>
+          <w:b w:val="0"/>
+          <w:i w:val="0"/>
+          <w:color w:val="333333"/>
+          <w:sz w:val="21"/>
+          <w:vertAlign w:val="subscript"/>
+        </w:rPr>
+        <w:t xml:space="preserve">0</w:t>
+      </w:r>
+      <w:r>
+        <w:rPr>
+          <w:rFonts w:ascii="Arial" w:hAnsi="Arial" w:cs="Arial"/>
+          <w:b w:val="0"/>
+          <w:i w:val="0"/>
+          <w:color w:val="333333"/>
+          <w:sz w:val="21"/>
+        </w:rPr>
+        <w:t xml:space="preserve"> + Σ an·t</w:t>
+      </w:r>
+      <w:r>
+        <w:rPr>
+          <w:rFonts w:ascii="Arial" w:hAnsi="Arial" w:cs="Arial"/>
+          <w:b w:val="0"/>
+          <w:i w:val="0"/>
+          <w:color w:val="333333"/>
+          <w:sz w:val="21"/>
+          <w:vertAlign w:val="superscript"/>
+        </w:rPr>
+        <w:t xml:space="preserve">n</w:t>
+      </w:r>
+      <w:r>
+        <w:rPr>
+          <w:rFonts w:ascii="Arial" w:hAnsi="Arial" w:cs="Arial"/>
+          <w:b w:val="0"/>
+          <w:i w:val="0"/>
+          <w:color w:val="333333"/>
+          <w:sz w:val="21"/>
+        </w:rPr>
+        <w:t xml:space="preserve"> (deret Taylor)</w:t>
       </w:r>
     </w:p>
     <w:p>
@@ -7389,7 +9981,80 @@
           <w:color w:val="333333"/>
           <w:sz w:val="21"/>
         </w:rPr>
-        <w:t>f(t) = a0/2 + Sigma_{n=1}^{~} [an*cos(n*omega*t) + bn*sin(n*omega*t)]</w:t>
+        <w:t xml:space="preserve">f(t) = </w:t>
+      </w:r>
+      <w:r>
+        <w:rPr>
+          <w:rFonts w:ascii="Arial" w:hAnsi="Arial" w:cs="Arial"/>
+          <w:b w:val="0"/>
+          <w:i w:val="0"/>
+          <w:color w:val="333333"/>
+          <w:sz w:val="21"/>
+        </w:rPr>
+        <w:t xml:space="preserve">a</w:t>
+      </w:r>
+      <w:r>
+        <w:rPr>
+          <w:rFonts w:ascii="Arial" w:hAnsi="Arial" w:cs="Arial"/>
+          <w:b w:val="0"/>
+          <w:i w:val="0"/>
+          <w:color w:val="333333"/>
+          <w:sz w:val="21"/>
+          <w:vertAlign w:val="subscript"/>
+        </w:rPr>
+        <w:t xml:space="preserve">0</w:t>
+      </w:r>
+      <w:r>
+        <w:rPr>
+          <w:rFonts w:ascii="Arial" w:hAnsi="Arial" w:cs="Arial"/>
+          <w:b w:val="0"/>
+          <w:i w:val="0"/>
+          <w:color w:val="333333"/>
+          <w:sz w:val="21"/>
+        </w:rPr>
+        <w:t xml:space="preserve">/2 + </w:t>
+      </w:r>
+      <w:r>
+        <w:rPr>
+          <w:rFonts w:ascii="Arial" w:hAnsi="Arial" w:cs="Arial"/>
+          <w:b w:val="0"/>
+          <w:i w:val="0"/>
+          <w:color w:val="333333"/>
+          <w:sz w:val="21"/>
+        </w:rPr>
+        <w:t xml:space="preserve">Σ</w:t>
+      </w:r>
+      <w:r>
+        <w:rPr>
+          <w:rFonts w:ascii="Arial" w:hAnsi="Arial" w:cs="Arial"/>
+          <w:b w:val="0"/>
+          <w:i w:val="0"/>
+          <w:color w:val="333333"/>
+          <w:sz w:val="21"/>
+          <w:vertAlign w:val="subscript"/>
+        </w:rPr>
+        <w:t xml:space="preserve">n=1</w:t>
+      </w:r>
+      <w:r>
+        <w:rPr>
+          <w:rFonts w:ascii="Arial" w:hAnsi="Arial" w:cs="Arial"/>
+          <w:b w:val="0"/>
+          <w:i w:val="0"/>
+          <w:color w:val="333333"/>
+          <w:sz w:val="21"/>
+          <w:vertAlign w:val="superscript"/>
+        </w:rPr>
+        <w:t xml:space="preserve">∞</w:t>
+      </w:r>
+      <w:r>
+        <w:rPr>
+          <w:rFonts w:ascii="Arial" w:hAnsi="Arial" w:cs="Arial"/>
+          <w:b w:val="0"/>
+          <w:i w:val="0"/>
+          <w:color w:val="333333"/>
+          <w:sz w:val="21"/>
+        </w:rPr>
+        <w:t xml:space="preserve"> [an·cos(n·ω·t) + bn·sin(n·ω·t)]</w:t>
       </w:r>
     </w:p>
     <w:p>
@@ -7425,7 +10090,28 @@
           <w:color w:val="333333"/>
           <w:sz w:val="21"/>
         </w:rPr>
-        <w:t>f(t) = Int f(t)*e^(-s*t) dt (Transformasi Laplace)</w:t>
+        <w:t xml:space="preserve">f(t) = Int f(t)·e</w:t>
+      </w:r>
+      <w:r>
+        <w:rPr>
+          <w:rFonts w:ascii="Arial" w:hAnsi="Arial" w:cs="Arial"/>
+          <w:b w:val="0"/>
+          <w:i w:val="0"/>
+          <w:color w:val="333333"/>
+          <w:sz w:val="21"/>
+          <w:vertAlign w:val="superscript"/>
+        </w:rPr>
+        <w:t xml:space="preserve">-s·t</w:t>
+      </w:r>
+      <w:r>
+        <w:rPr>
+          <w:rFonts w:ascii="Arial" w:hAnsi="Arial" w:cs="Arial"/>
+          <w:b w:val="0"/>
+          <w:i w:val="0"/>
+          <w:color w:val="333333"/>
+          <w:sz w:val="21"/>
+        </w:rPr>
+        <w:t xml:space="preserve"> dt (Transformasi Laplace)</w:t>
       </w:r>
     </w:p>
     <w:p>
@@ -7461,7 +10147,49 @@
           <w:color w:val="333333"/>
           <w:sz w:val="21"/>
         </w:rPr>
-        <w:t>f(t) = Sigma (-1)^n/n! * t^n (deret Maclaurin)</w:t>
+        <w:t xml:space="preserve">f(t) = Σ (-1)</w:t>
+      </w:r>
+      <w:r>
+        <w:rPr>
+          <w:rFonts w:ascii="Arial" w:hAnsi="Arial" w:cs="Arial"/>
+          <w:b w:val="0"/>
+          <w:i w:val="0"/>
+          <w:color w:val="333333"/>
+          <w:sz w:val="21"/>
+          <w:vertAlign w:val="superscript"/>
+        </w:rPr>
+        <w:t xml:space="preserve">n</w:t>
+      </w:r>
+      <w:r>
+        <w:rPr>
+          <w:rFonts w:ascii="Arial" w:hAnsi="Arial" w:cs="Arial"/>
+          <w:b w:val="0"/>
+          <w:i w:val="0"/>
+          <w:color w:val="333333"/>
+          <w:sz w:val="21"/>
+        </w:rPr>
+        <w:t xml:space="preserve">/n! * t</w:t>
+      </w:r>
+      <w:r>
+        <w:rPr>
+          <w:rFonts w:ascii="Arial" w:hAnsi="Arial" w:cs="Arial"/>
+          <w:b w:val="0"/>
+          <w:i w:val="0"/>
+          <w:color w:val="333333"/>
+          <w:sz w:val="21"/>
+          <w:vertAlign w:val="superscript"/>
+        </w:rPr>
+        <w:t xml:space="preserve">n</w:t>
+      </w:r>
+      <w:r>
+        <w:rPr>
+          <w:rFonts w:ascii="Arial" w:hAnsi="Arial" w:cs="Arial"/>
+          <w:b w:val="0"/>
+          <w:i w:val="0"/>
+          <w:color w:val="333333"/>
+          <w:sz w:val="21"/>
+        </w:rPr>
+        <w:t xml:space="preserve"> (deret Maclaurin)</w:t>
       </w:r>
     </w:p>
     <w:p>
@@ -7653,7 +10381,45 @@
           <w:i w:val="0"/>
           <w:sz w:val="22"/>
         </w:rPr>
-        <w:t>Berdasarkan tabel ortogonalitas trigonometri pada interval satu periode [0, T], nilai dari Int_0^T sin(m*omega*t)*cos(n*omega*t) dt untuk sembarang m dan n adalah...</w:t>
+        <w:t xml:space="preserve">Berdasarkan tabel ortogonalitas trigonometri pada interval satu periode [0, T], nilai dari </w:t>
+      </w:r>
+      <w:r>
+        <w:rPr>
+          <w:rFonts w:ascii="Arial" w:hAnsi="Arial" w:cs="Arial"/>
+          <w:b w:val="0"/>
+          <w:i w:val="0"/>
+          <w:sz w:val="22"/>
+        </w:rPr>
+        <w:t xml:space="preserve">∫</w:t>
+      </w:r>
+      <w:r>
+        <w:rPr>
+          <w:rFonts w:ascii="Arial" w:hAnsi="Arial" w:cs="Arial"/>
+          <w:b w:val="0"/>
+          <w:i w:val="0"/>
+          <w:sz w:val="22"/>
+          <w:vertAlign w:val="subscript"/>
+        </w:rPr>
+        <w:t xml:space="preserve">0</w:t>
+      </w:r>
+      <w:r>
+        <w:rPr>
+          <w:rFonts w:ascii="Arial" w:hAnsi="Arial" w:cs="Arial"/>
+          <w:b w:val="0"/>
+          <w:i w:val="0"/>
+          <w:sz w:val="22"/>
+          <w:vertAlign w:val="superscript"/>
+        </w:rPr>
+        <w:t xml:space="preserve">T</w:t>
+      </w:r>
+      <w:r>
+        <w:rPr>
+          <w:rFonts w:ascii="Arial" w:hAnsi="Arial" w:cs="Arial"/>
+          <w:b w:val="0"/>
+          <w:i w:val="0"/>
+          <w:sz w:val="22"/>
+        </w:rPr>
+        <w:t xml:space="preserve"> sin(m·ω·t)·cos(n·ω·t) dt untuk sembarang m dan n adalah...</w:t>
       </w:r>
     </w:p>
     <w:p>
@@ -7725,7 +10491,7 @@
           <w:color w:val="333333"/>
           <w:sz w:val="21"/>
         </w:rPr>
-        <w:t>T/2 jika m=n, 0 jika m!=n</w:t>
+        <w:t xml:space="preserve">T/2 jika m=n, 0 jika m≠n</w:t>
       </w:r>
     </w:p>
     <w:p>
@@ -7761,7 +10527,7 @@
           <w:color w:val="333333"/>
           <w:sz w:val="21"/>
         </w:rPr>
-        <w:t>T jika m=n, 0 jika m!=n</w:t>
+        <w:t xml:space="preserve">T jika m=n, 0 jika m≠n</w:t>
       </w:r>
     </w:p>
     <w:p>
@@ -7857,7 +10623,38 @@
           <w:color w:val="333333"/>
           <w:sz w:val="21"/>
         </w:rPr>
-        <w:t>a0 = 0 dan an = 0 untuk semua n</w:t>
+        <w:t xml:space="preserve"/>
+      </w:r>
+      <w:r>
+        <w:rPr>
+          <w:rFonts w:ascii="Arial" w:hAnsi="Arial" w:cs="Arial"/>
+          <w:b w:val="0"/>
+          <w:i w:val="0"/>
+          <w:color w:val="333333"/>
+          <w:sz w:val="21"/>
+        </w:rPr>
+        <w:t xml:space="preserve">a</w:t>
+      </w:r>
+      <w:r>
+        <w:rPr>
+          <w:rFonts w:ascii="Arial" w:hAnsi="Arial" w:cs="Arial"/>
+          <w:b w:val="0"/>
+          <w:i w:val="0"/>
+          <w:color w:val="333333"/>
+          <w:sz w:val="21"/>
+          <w:vertAlign w:val="subscript"/>
+        </w:rPr>
+        <w:t xml:space="preserve">0</w:t>
+      </w:r>
+      <w:r>
+        <w:rPr>
+          <w:rFonts w:ascii="Arial" w:hAnsi="Arial" w:cs="Arial"/>
+          <w:b w:val="0"/>
+          <w:i w:val="0"/>
+          <w:color w:val="333333"/>
+          <w:sz w:val="21"/>
+        </w:rPr>
+        <w:t xml:space="preserve"> = 0 dan an = 0 untuk semua n</w:t>
       </w:r>
     </w:p>
     <w:p>
@@ -8025,7 +10822,38 @@
           <w:color w:val="333333"/>
           <w:sz w:val="21"/>
         </w:rPr>
-        <w:t>a0 = 0 dan an = 0 untuk semua n, sehingga deret hanya berisi suku sinus</w:t>
+        <w:t xml:space="preserve"/>
+      </w:r>
+      <w:r>
+        <w:rPr>
+          <w:rFonts w:ascii="Arial" w:hAnsi="Arial" w:cs="Arial"/>
+          <w:b w:val="0"/>
+          <w:i w:val="0"/>
+          <w:color w:val="333333"/>
+          <w:sz w:val="21"/>
+        </w:rPr>
+        <w:t xml:space="preserve">a</w:t>
+      </w:r>
+      <w:r>
+        <w:rPr>
+          <w:rFonts w:ascii="Arial" w:hAnsi="Arial" w:cs="Arial"/>
+          <w:b w:val="0"/>
+          <w:i w:val="0"/>
+          <w:color w:val="333333"/>
+          <w:sz w:val="21"/>
+          <w:vertAlign w:val="subscript"/>
+        </w:rPr>
+        <w:t xml:space="preserve">0</w:t>
+      </w:r>
+      <w:r>
+        <w:rPr>
+          <w:rFonts w:ascii="Arial" w:hAnsi="Arial" w:cs="Arial"/>
+          <w:b w:val="0"/>
+          <w:i w:val="0"/>
+          <w:color w:val="333333"/>
+          <w:sz w:val="21"/>
+        </w:rPr>
+        <w:t xml:space="preserve"> = 0 dan an = 0 untuk semua n, sehingga deret hanya berisi suku sinus</w:t>
       </w:r>
     </w:p>
     <w:p>
@@ -8097,7 +10925,38 @@
           <w:color w:val="333333"/>
           <w:sz w:val="21"/>
         </w:rPr>
-        <w:t>Semua koefisien (a0, an, bn) bernilai nol</w:t>
+        <w:t xml:space="preserve">Semua koefisien (</w:t>
+      </w:r>
+      <w:r>
+        <w:rPr>
+          <w:rFonts w:ascii="Arial" w:hAnsi="Arial" w:cs="Arial"/>
+          <w:b w:val="0"/>
+          <w:i w:val="0"/>
+          <w:color w:val="333333"/>
+          <w:sz w:val="21"/>
+        </w:rPr>
+        <w:t xml:space="preserve">a</w:t>
+      </w:r>
+      <w:r>
+        <w:rPr>
+          <w:rFonts w:ascii="Arial" w:hAnsi="Arial" w:cs="Arial"/>
+          <w:b w:val="0"/>
+          <w:i w:val="0"/>
+          <w:color w:val="333333"/>
+          <w:sz w:val="21"/>
+          <w:vertAlign w:val="subscript"/>
+        </w:rPr>
+        <w:t xml:space="preserve">0</w:t>
+      </w:r>
+      <w:r>
+        <w:rPr>
+          <w:rFonts w:ascii="Arial" w:hAnsi="Arial" w:cs="Arial"/>
+          <w:b w:val="0"/>
+          <w:i w:val="0"/>
+          <w:color w:val="333333"/>
+          <w:sz w:val="21"/>
+        </w:rPr>
+        <w:t xml:space="preserve">, an, bn) bernilai nol</w:t>
       </w:r>
     </w:p>
     <w:p>
@@ -8325,7 +11184,35 @@
           <w:i w:val="0"/>
           <w:sz w:val="22"/>
         </w:rPr>
-        <w:t>Pada titik diskontinuitas t0, Deret Fourier konvergen ke...</w:t>
+        <w:t xml:space="preserve">Pada titik diskontinuitas </w:t>
+      </w:r>
+      <w:r>
+        <w:rPr>
+          <w:rFonts w:ascii="Arial" w:hAnsi="Arial" w:cs="Arial"/>
+          <w:b w:val="0"/>
+          <w:i w:val="0"/>
+          <w:sz w:val="22"/>
+        </w:rPr>
+        <w:t xml:space="preserve">t</w:t>
+      </w:r>
+      <w:r>
+        <w:rPr>
+          <w:rFonts w:ascii="Arial" w:hAnsi="Arial" w:cs="Arial"/>
+          <w:b w:val="0"/>
+          <w:i w:val="0"/>
+          <w:sz w:val="22"/>
+          <w:vertAlign w:val="subscript"/>
+        </w:rPr>
+        <w:t xml:space="preserve">0</w:t>
+      </w:r>
+      <w:r>
+        <w:rPr>
+          <w:rFonts w:ascii="Arial" w:hAnsi="Arial" w:cs="Arial"/>
+          <w:b w:val="0"/>
+          <w:i w:val="0"/>
+          <w:sz w:val="22"/>
+        </w:rPr>
+        <w:t xml:space="preserve">, Deret Fourier konvergen ke...</w:t>
       </w:r>
     </w:p>
     <w:p>
@@ -8361,7 +11248,38 @@
           <w:color w:val="333333"/>
           <w:sz w:val="21"/>
         </w:rPr>
-        <w:t>Nilai limit kiri f(t0-) saja</w:t>
+        <w:t xml:space="preserve">Nilai limit kiri f(</w:t>
+      </w:r>
+      <w:r>
+        <w:rPr>
+          <w:rFonts w:ascii="Arial" w:hAnsi="Arial" w:cs="Arial"/>
+          <w:b w:val="0"/>
+          <w:i w:val="0"/>
+          <w:color w:val="333333"/>
+          <w:sz w:val="21"/>
+        </w:rPr>
+        <w:t xml:space="preserve">t</w:t>
+      </w:r>
+      <w:r>
+        <w:rPr>
+          <w:rFonts w:ascii="Arial" w:hAnsi="Arial" w:cs="Arial"/>
+          <w:b w:val="0"/>
+          <w:i w:val="0"/>
+          <w:color w:val="333333"/>
+          <w:sz w:val="21"/>
+          <w:vertAlign w:val="subscript"/>
+        </w:rPr>
+        <w:t xml:space="preserve">0</w:t>
+      </w:r>
+      <w:r>
+        <w:rPr>
+          <w:rFonts w:ascii="Arial" w:hAnsi="Arial" w:cs="Arial"/>
+          <w:b w:val="0"/>
+          <w:i w:val="0"/>
+          <w:color w:val="333333"/>
+          <w:sz w:val="21"/>
+        </w:rPr>
+        <w:t xml:space="preserve">-) saja</w:t>
       </w:r>
     </w:p>
     <w:p>
@@ -8397,7 +11315,38 @@
           <w:color w:val="333333"/>
           <w:sz w:val="21"/>
         </w:rPr>
-        <w:t>Nilai limit kanan f(t0+) saja</w:t>
+        <w:t xml:space="preserve">Nilai limit kanan f(</w:t>
+      </w:r>
+      <w:r>
+        <w:rPr>
+          <w:rFonts w:ascii="Arial" w:hAnsi="Arial" w:cs="Arial"/>
+          <w:b w:val="0"/>
+          <w:i w:val="0"/>
+          <w:color w:val="333333"/>
+          <w:sz w:val="21"/>
+        </w:rPr>
+        <w:t xml:space="preserve">t</w:t>
+      </w:r>
+      <w:r>
+        <w:rPr>
+          <w:rFonts w:ascii="Arial" w:hAnsi="Arial" w:cs="Arial"/>
+          <w:b w:val="0"/>
+          <w:i w:val="0"/>
+          <w:color w:val="333333"/>
+          <w:sz w:val="21"/>
+          <w:vertAlign w:val="subscript"/>
+        </w:rPr>
+        <w:t xml:space="preserve">0</w:t>
+      </w:r>
+      <w:r>
+        <w:rPr>
+          <w:rFonts w:ascii="Arial" w:hAnsi="Arial" w:cs="Arial"/>
+          <w:b w:val="0"/>
+          <w:i w:val="0"/>
+          <w:color w:val="333333"/>
+          <w:sz w:val="21"/>
+        </w:rPr>
+        <w:t xml:space="preserve">+) saja</w:t>
       </w:r>
     </w:p>
     <w:p>
@@ -8433,7 +11382,69 @@
           <w:color w:val="333333"/>
           <w:sz w:val="21"/>
         </w:rPr>
-        <w:t>Rata-rata dari limit kiri dan limit kanan, [f(t0-) + f(t0+)]/2</w:t>
+        <w:t xml:space="preserve">Rata-rata dari limit kiri dan limit kanan, [f(</w:t>
+      </w:r>
+      <w:r>
+        <w:rPr>
+          <w:rFonts w:ascii="Arial" w:hAnsi="Arial" w:cs="Arial"/>
+          <w:b w:val="0"/>
+          <w:i w:val="0"/>
+          <w:color w:val="333333"/>
+          <w:sz w:val="21"/>
+        </w:rPr>
+        <w:t xml:space="preserve">t</w:t>
+      </w:r>
+      <w:r>
+        <w:rPr>
+          <w:rFonts w:ascii="Arial" w:hAnsi="Arial" w:cs="Arial"/>
+          <w:b w:val="0"/>
+          <w:i w:val="0"/>
+          <w:color w:val="333333"/>
+          <w:sz w:val="21"/>
+          <w:vertAlign w:val="subscript"/>
+        </w:rPr>
+        <w:t xml:space="preserve">0</w:t>
+      </w:r>
+      <w:r>
+        <w:rPr>
+          <w:rFonts w:ascii="Arial" w:hAnsi="Arial" w:cs="Arial"/>
+          <w:b w:val="0"/>
+          <w:i w:val="0"/>
+          <w:color w:val="333333"/>
+          <w:sz w:val="21"/>
+        </w:rPr>
+        <w:t xml:space="preserve">-) + f(</w:t>
+      </w:r>
+      <w:r>
+        <w:rPr>
+          <w:rFonts w:ascii="Arial" w:hAnsi="Arial" w:cs="Arial"/>
+          <w:b w:val="0"/>
+          <w:i w:val="0"/>
+          <w:color w:val="333333"/>
+          <w:sz w:val="21"/>
+        </w:rPr>
+        <w:t xml:space="preserve">t</w:t>
+      </w:r>
+      <w:r>
+        <w:rPr>
+          <w:rFonts w:ascii="Arial" w:hAnsi="Arial" w:cs="Arial"/>
+          <w:b w:val="0"/>
+          <w:i w:val="0"/>
+          <w:color w:val="333333"/>
+          <w:sz w:val="21"/>
+          <w:vertAlign w:val="subscript"/>
+        </w:rPr>
+        <w:t xml:space="preserve">0</w:t>
+      </w:r>
+      <w:r>
+        <w:rPr>
+          <w:rFonts w:ascii="Arial" w:hAnsi="Arial" w:cs="Arial"/>
+          <w:b w:val="0"/>
+          <w:i w:val="0"/>
+          <w:color w:val="333333"/>
+          <w:sz w:val="21"/>
+        </w:rPr>
+        <w:t xml:space="preserve">+)]/2</w:t>
       </w:r>
     </w:p>
     <w:p>
@@ -8733,7 +11744,7 @@
           <w:color w:val="333333"/>
           <w:sz w:val="21"/>
         </w:rPr>
-        <w:t>cn = (an - j*bn)/2</w:t>
+        <w:t xml:space="preserve">cn = (an - j·bn)/2</w:t>
       </w:r>
     </w:p>
     <w:p>
@@ -8769,7 +11780,7 @@
           <w:color w:val="333333"/>
           <w:sz w:val="21"/>
         </w:rPr>
-        <w:t>cn = an*bn</w:t>
+        <w:t xml:space="preserve">cn = an·bn</w:t>
       </w:r>
     </w:p>
     <w:p>
@@ -8805,7 +11816,7 @@
           <w:color w:val="333333"/>
           <w:sz w:val="21"/>
         </w:rPr>
-        <w:t>cn = sqrt(an) + sqrt(bn)</w:t>
+        <w:t xml:space="preserve">cn = √(an) + √(bn)</w:t>
       </w:r>
     </w:p>
     <w:p>
@@ -8836,7 +11847,35 @@
           <w:i w:val="0"/>
           <w:sz w:val="22"/>
         </w:rPr>
-        <w:t>Dataset dan setup referensi (dipakai C1-C10, dibuat sekali di Jupyter dengan SymPy):</w:t>
+        <w:t xml:space="preserve">Dataset dan setup referensi (dipakai </w:t>
+      </w:r>
+      <w:r>
+        <w:rPr>
+          <w:rFonts w:ascii="Arial" w:hAnsi="Arial" w:cs="Arial"/>
+          <w:b w:val="0"/>
+          <w:i w:val="0"/>
+          <w:sz w:val="22"/>
+        </w:rPr>
+        <w:t xml:space="preserve">C</w:t>
+      </w:r>
+      <w:r>
+        <w:rPr>
+          <w:rFonts w:ascii="Arial" w:hAnsi="Arial" w:cs="Arial"/>
+          <w:b w:val="0"/>
+          <w:i w:val="0"/>
+          <w:sz w:val="22"/>
+          <w:vertAlign w:val="subscript"/>
+        </w:rPr>
+        <w:t xml:space="preserve">1</w:t>
+      </w:r>
+      <w:r>
+        <w:rPr>
+          <w:rFonts w:ascii="Arial" w:hAnsi="Arial" w:cs="Arial"/>
+          <w:b w:val="0"/>
+          <w:i w:val="0"/>
+          <w:sz w:val="22"/>
+        </w:rPr>
+        <w:t xml:space="preserve">-C10, dibuat sekali di Jupyter dengan SymPy):</w:t>
       </w:r>
     </w:p>
     <w:p>
@@ -8900,7 +11939,7 @@
           <w:i w:val="0"/>
           <w:sz w:val="17"/>
         </w:rPr>
-        <w:t>T = 2*sp.pi</w:t>
+        <w:t xml:space="preserve">T = 2·sp.pi</w:t>
       </w:r>
     </w:p>
     <w:p>
@@ -8916,7 +11955,7 @@
           <w:i w:val="0"/>
           <w:sz w:val="17"/>
         </w:rPr>
-        <w:t>omega = 2*sp.pi/T          # = 1</w:t>
+        <w:t xml:space="preserve">ω = 2·sp.pi/T          # = 1</w:t>
       </w:r>
     </w:p>
     <w:p>
@@ -8948,7 +11987,7 @@
           <w:i w:val="0"/>
           <w:sz w:val="17"/>
         </w:rPr>
-        <w:t># Square wave: f(t) = +A untuk 0&lt;t&lt;pi, -A untuk pi&lt;t&lt;2*pi</w:t>
+        <w:t xml:space="preserve"># Square wave: f(t) = +A untuk 0&lt;t&lt;π, -A untuk π&lt;t&lt;2·π</w:t>
       </w:r>
     </w:p>
     <w:p>
@@ -8972,7 +12011,7 @@
           <w:i w:val="0"/>
           <w:sz w:val="22"/>
         </w:rPr>
-        <w:t>Hitung a0 untuk square wave amplitudo A=3 di atas memakai sp.integrate pada kedua sub-interval [0,pi] dan [pi,2*pi], lalu kalikan faktor (2/T). Cetak hasilnya.</w:t>
+        <w:t xml:space="preserve">Hitung a0 untuk square wave amplitudo A=3 di atas memakai sp.integrate pada kedua sub-interval [0,π] dan [π,2·π], lalu kalikan faktor (2/T). Cetak hasilnya.</w:t>
       </w:r>
     </w:p>
     <w:p>
@@ -9008,7 +12047,122 @@
           <w:color w:val="333333"/>
           <w:sz w:val="21"/>
         </w:rPr>
-        <w:t>a0 = (2/T)*(Int_0^pi A dt + Int_pi^2pi (-A) dt); karena luas positif dan negatif sama besar, hasilnya harus 0 (zero-mean).</w:t>
+        <w:t xml:space="preserve"/>
+      </w:r>
+      <w:r>
+        <w:rPr>
+          <w:rFonts w:ascii="Arial" w:hAnsi="Arial" w:cs="Arial"/>
+          <w:b w:val="0"/>
+          <w:i w:val="0"/>
+          <w:color w:val="333333"/>
+          <w:sz w:val="21"/>
+        </w:rPr>
+        <w:t xml:space="preserve">a</w:t>
+      </w:r>
+      <w:r>
+        <w:rPr>
+          <w:rFonts w:ascii="Arial" w:hAnsi="Arial" w:cs="Arial"/>
+          <w:b w:val="0"/>
+          <w:i w:val="0"/>
+          <w:color w:val="333333"/>
+          <w:sz w:val="21"/>
+          <w:vertAlign w:val="subscript"/>
+        </w:rPr>
+        <w:t xml:space="preserve">0</w:t>
+      </w:r>
+      <w:r>
+        <w:rPr>
+          <w:rFonts w:ascii="Arial" w:hAnsi="Arial" w:cs="Arial"/>
+          <w:b w:val="0"/>
+          <w:i w:val="0"/>
+          <w:color w:val="333333"/>
+          <w:sz w:val="21"/>
+        </w:rPr>
+        <w:t xml:space="preserve"> = (2/T)·(</w:t>
+      </w:r>
+      <w:r>
+        <w:rPr>
+          <w:rFonts w:ascii="Arial" w:hAnsi="Arial" w:cs="Arial"/>
+          <w:b w:val="0"/>
+          <w:i w:val="0"/>
+          <w:color w:val="333333"/>
+          <w:sz w:val="21"/>
+        </w:rPr>
+        <w:t xml:space="preserve">∫</w:t>
+      </w:r>
+      <w:r>
+        <w:rPr>
+          <w:rFonts w:ascii="Arial" w:hAnsi="Arial" w:cs="Arial"/>
+          <w:b w:val="0"/>
+          <w:i w:val="0"/>
+          <w:color w:val="333333"/>
+          <w:sz w:val="21"/>
+          <w:vertAlign w:val="subscript"/>
+        </w:rPr>
+        <w:t xml:space="preserve">0</w:t>
+      </w:r>
+      <w:r>
+        <w:rPr>
+          <w:rFonts w:ascii="Arial" w:hAnsi="Arial" w:cs="Arial"/>
+          <w:b w:val="0"/>
+          <w:i w:val="0"/>
+          <w:color w:val="333333"/>
+          <w:sz w:val="21"/>
+          <w:vertAlign w:val="superscript"/>
+        </w:rPr>
+        <w:t xml:space="preserve">π</w:t>
+      </w:r>
+      <w:r>
+        <w:rPr>
+          <w:rFonts w:ascii="Arial" w:hAnsi="Arial" w:cs="Arial"/>
+          <w:b w:val="0"/>
+          <w:i w:val="0"/>
+          <w:color w:val="333333"/>
+          <w:sz w:val="21"/>
+        </w:rPr>
+        <w:t xml:space="preserve"> A dt + </w:t>
+      </w:r>
+      <w:r>
+        <w:rPr>
+          <w:rFonts w:ascii="Arial" w:hAnsi="Arial" w:cs="Arial"/>
+          <w:b w:val="0"/>
+          <w:i w:val="0"/>
+          <w:color w:val="333333"/>
+          <w:sz w:val="21"/>
+        </w:rPr>
+        <w:t xml:space="preserve">∫</w:t>
+      </w:r>
+      <w:r>
+        <w:rPr>
+          <w:rFonts w:ascii="Arial" w:hAnsi="Arial" w:cs="Arial"/>
+          <w:b w:val="0"/>
+          <w:i w:val="0"/>
+          <w:color w:val="333333"/>
+          <w:sz w:val="21"/>
+          <w:vertAlign w:val="subscript"/>
+        </w:rPr>
+        <w:t xml:space="preserve">π</w:t>
+      </w:r>
+      <w:r>
+        <w:rPr>
+          <w:rFonts w:ascii="Arial" w:hAnsi="Arial" w:cs="Arial"/>
+          <w:b w:val="0"/>
+          <w:i w:val="0"/>
+          <w:color w:val="333333"/>
+          <w:sz w:val="21"/>
+          <w:vertAlign w:val="superscript"/>
+        </w:rPr>
+        <w:t xml:space="preserve">2pi</w:t>
+      </w:r>
+      <w:r>
+        <w:rPr>
+          <w:rFonts w:ascii="Arial" w:hAnsi="Arial" w:cs="Arial"/>
+          <w:b w:val="0"/>
+          <w:i w:val="0"/>
+          <w:color w:val="333333"/>
+          <w:sz w:val="21"/>
+        </w:rPr>
+        <w:t xml:space="preserve"> (-A) dt); karena luas positif dan negatif sama besar, hasilnya harus 0 (zero-mean).</w:t>
       </w:r>
     </w:p>
     <w:p>
@@ -9032,7 +12186,7 @@
           <w:i w:val="0"/>
           <w:sz w:val="22"/>
         </w:rPr>
-        <w:t>Hitung b1 (harmonik fundamental) untuk square wave A=3 memakai formula bn = 4*A/(n*pi) untuk n ganjil. Cetak nilai numeriknya (4 desimal).</w:t>
+        <w:t xml:space="preserve">Hitung b1 (harmonik fundamental) untuk square wave A=3 memakai formula bn = 4·A/(n·π) untuk n ganjil. Cetak nilai numeriknya (4 desimal).</w:t>
       </w:r>
     </w:p>
     <w:p>
@@ -9068,7 +12222,7 @@
           <w:color w:val="333333"/>
           <w:sz w:val="21"/>
         </w:rPr>
-        <w:t>Substitusikan n=1 dan A=3 ke formula bn = 4*A/(n*pi); gunakan float() untuk mendapat nilai numerik desimal.</w:t>
+        <w:t xml:space="preserve">Substitusikan n=1 dan A=3 ke formula bn = 4·A/(n·π); gunakan float() untuk mendapat nilai numerik desimal.</w:t>
       </w:r>
     </w:p>
     <w:p>
@@ -9092,7 +12246,45 @@
           <w:i w:val="0"/>
           <w:sz w:val="22"/>
         </w:rPr>
-        <w:t>Verifikasi ortogonalitas: hitung Int_0^(2*pi) cos(2*t)*cos(3*t) dt secara simbolik dengan sp.integrate. Cetak hasilnya (harus 0 karena m != n).</w:t>
+        <w:t xml:space="preserve">Verifikasi ortogonalitas: hitung </w:t>
+      </w:r>
+      <w:r>
+        <w:rPr>
+          <w:rFonts w:ascii="Arial" w:hAnsi="Arial" w:cs="Arial"/>
+          <w:b w:val="0"/>
+          <w:i w:val="0"/>
+          <w:sz w:val="22"/>
+        </w:rPr>
+        <w:t xml:space="preserve">∫</w:t>
+      </w:r>
+      <w:r>
+        <w:rPr>
+          <w:rFonts w:ascii="Arial" w:hAnsi="Arial" w:cs="Arial"/>
+          <w:b w:val="0"/>
+          <w:i w:val="0"/>
+          <w:sz w:val="22"/>
+          <w:vertAlign w:val="subscript"/>
+        </w:rPr>
+        <w:t xml:space="preserve">0</w:t>
+      </w:r>
+      <w:r>
+        <w:rPr>
+          <w:rFonts w:ascii="Arial" w:hAnsi="Arial" w:cs="Arial"/>
+          <w:b w:val="0"/>
+          <w:i w:val="0"/>
+          <w:sz w:val="22"/>
+          <w:vertAlign w:val="superscript"/>
+        </w:rPr>
+        <w:t xml:space="preserve">2·π</w:t>
+      </w:r>
+      <w:r>
+        <w:rPr>
+          <w:rFonts w:ascii="Arial" w:hAnsi="Arial" w:cs="Arial"/>
+          <w:b w:val="0"/>
+          <w:i w:val="0"/>
+          <w:sz w:val="22"/>
+        </w:rPr>
+        <w:t xml:space="preserve"> cos(2·t)·cos(3·t) dt secara simbolik dengan sp.integrate. Cetak hasilnya (harus 0 karena m ≠ n).</w:t>
       </w:r>
     </w:p>
     <w:p>
@@ -9128,7 +12320,7 @@
           <w:color w:val="333333"/>
           <w:sz w:val="21"/>
         </w:rPr>
-        <w:t>Panggil sp.integrate(sp.cos(2*t)*sp.cos(3*t), (t, 0, 2*sp.pi)); hasil harus persis 0 sesuai Tabel 1 (ortogonalitas m != n).</w:t>
+        <w:t xml:space="preserve">Panggil sp.integrate(sp.cos(2*t)*sp.cos(3*t), (t, 0, 2*sp.pi)); hasil harus persis 0 sesuai Tabel 1 (ortogonalitas m ≠ n).</w:t>
       </w:r>
     </w:p>
     <w:p>
@@ -9152,7 +12344,45 @@
           <w:i w:val="0"/>
           <w:sz w:val="22"/>
         </w:rPr>
-        <w:t>Verifikasi ortogonalitas: hitung Int_0^(2*pi) cos(3*t)*cos(3*t) dt secara simbolik. Cetak hasilnya (harus T/2 = pi karena m = n).</w:t>
+        <w:t xml:space="preserve">Verifikasi ortogonalitas: hitung </w:t>
+      </w:r>
+      <w:r>
+        <w:rPr>
+          <w:rFonts w:ascii="Arial" w:hAnsi="Arial" w:cs="Arial"/>
+          <w:b w:val="0"/>
+          <w:i w:val="0"/>
+          <w:sz w:val="22"/>
+        </w:rPr>
+        <w:t xml:space="preserve">∫</w:t>
+      </w:r>
+      <w:r>
+        <w:rPr>
+          <w:rFonts w:ascii="Arial" w:hAnsi="Arial" w:cs="Arial"/>
+          <w:b w:val="0"/>
+          <w:i w:val="0"/>
+          <w:sz w:val="22"/>
+          <w:vertAlign w:val="subscript"/>
+        </w:rPr>
+        <w:t xml:space="preserve">0</w:t>
+      </w:r>
+      <w:r>
+        <w:rPr>
+          <w:rFonts w:ascii="Arial" w:hAnsi="Arial" w:cs="Arial"/>
+          <w:b w:val="0"/>
+          <w:i w:val="0"/>
+          <w:sz w:val="22"/>
+          <w:vertAlign w:val="superscript"/>
+        </w:rPr>
+        <w:t xml:space="preserve">2·π</w:t>
+      </w:r>
+      <w:r>
+        <w:rPr>
+          <w:rFonts w:ascii="Arial" w:hAnsi="Arial" w:cs="Arial"/>
+          <w:b w:val="0"/>
+          <w:i w:val="0"/>
+          <w:sz w:val="22"/>
+        </w:rPr>
+        <w:t xml:space="preserve"> cos(3·t)·cos(3·t) dt secara simbolik. Cetak hasilnya (harus T/2 = π karena m = n).</w:t>
       </w:r>
     </w:p>
     <w:p>
@@ -9188,7 +12418,7 @@
           <w:color w:val="333333"/>
           <w:sz w:val="21"/>
         </w:rPr>
-        <w:t>Panggil sp.integrate(sp.cos(3*t)**2, (t, 0, 2*sp.pi)); bandingkan hasilnya dengan T/2 = pi sesuai Tabel 1.</w:t>
+        <w:t xml:space="preserve">Panggil sp.integrate(sp.cos(3*t)**2, (t, 0, 2*sp.pi)); bandingkan hasilnya dengan T/2 = π sesuai Tabel 1.</w:t>
       </w:r>
     </w:p>
     <w:p>
@@ -9212,7 +12442,26 @@
           <w:i w:val="0"/>
           <w:sz w:val="22"/>
         </w:rPr>
-        <w:t>Untuk sawtooth f(t) = t pada (-pi, pi), hitung b4 memakai formula bn = 2*(-1)^(n+1)/n. Cetak nilainya (n genap harus negatif).</w:t>
+        <w:t xml:space="preserve">Untuk sawtooth f(t) = t pada (-π, π), hitung b4 memakai formula bn = 2·(-1)</w:t>
+      </w:r>
+      <w:r>
+        <w:rPr>
+          <w:rFonts w:ascii="Arial" w:hAnsi="Arial" w:cs="Arial"/>
+          <w:b w:val="0"/>
+          <w:i w:val="0"/>
+          <w:sz w:val="22"/>
+          <w:vertAlign w:val="superscript"/>
+        </w:rPr>
+        <w:t xml:space="preserve">n+1</w:t>
+      </w:r>
+      <w:r>
+        <w:rPr>
+          <w:rFonts w:ascii="Arial" w:hAnsi="Arial" w:cs="Arial"/>
+          <w:b w:val="0"/>
+          <w:i w:val="0"/>
+          <w:sz w:val="22"/>
+        </w:rPr>
+        <w:t xml:space="preserve">/n. Cetak nilainya (n genap harus negatif).</w:t>
       </w:r>
     </w:p>
     <w:p>
@@ -9248,7 +12497,49 @@
           <w:color w:val="333333"/>
           <w:sz w:val="21"/>
         </w:rPr>
-        <w:t>Substitusikan n=4 ke formula bn = 2*(-1)^(n+1)/n; karena n genap, (-1)^(n+1) = -1 sehingga hasil negatif.</w:t>
+        <w:t xml:space="preserve">Substitusikan n=4 ke formula bn = 2·(-1)</w:t>
+      </w:r>
+      <w:r>
+        <w:rPr>
+          <w:rFonts w:ascii="Arial" w:hAnsi="Arial" w:cs="Arial"/>
+          <w:b w:val="0"/>
+          <w:i w:val="0"/>
+          <w:color w:val="333333"/>
+          <w:sz w:val="21"/>
+          <w:vertAlign w:val="superscript"/>
+        </w:rPr>
+        <w:t xml:space="preserve">n+1</w:t>
+      </w:r>
+      <w:r>
+        <w:rPr>
+          <w:rFonts w:ascii="Arial" w:hAnsi="Arial" w:cs="Arial"/>
+          <w:b w:val="0"/>
+          <w:i w:val="0"/>
+          <w:color w:val="333333"/>
+          <w:sz w:val="21"/>
+        </w:rPr>
+        <w:t xml:space="preserve">/n; karena n genap, (-1)</w:t>
+      </w:r>
+      <w:r>
+        <w:rPr>
+          <w:rFonts w:ascii="Arial" w:hAnsi="Arial" w:cs="Arial"/>
+          <w:b w:val="0"/>
+          <w:i w:val="0"/>
+          <w:color w:val="333333"/>
+          <w:sz w:val="21"/>
+          <w:vertAlign w:val="superscript"/>
+        </w:rPr>
+        <w:t xml:space="preserve">n+1</w:t>
+      </w:r>
+      <w:r>
+        <w:rPr>
+          <w:rFonts w:ascii="Arial" w:hAnsi="Arial" w:cs="Arial"/>
+          <w:b w:val="0"/>
+          <w:i w:val="0"/>
+          <w:color w:val="333333"/>
+          <w:sz w:val="21"/>
+        </w:rPr>
+        <w:t xml:space="preserve"> = -1 sehingga hasil negatif.</w:t>
       </w:r>
     </w:p>
     <w:p>
@@ -9308,7 +12599,49 @@
           <w:color w:val="333333"/>
           <w:sz w:val="21"/>
         </w:rPr>
-        <w:t>Substitusikan n=7 ke bn = 2*(-1)^(n+1)/n; karena n ganjil, (-1)^(n+1) = +1 sehingga hasil positif, sekitar 0,2857.</w:t>
+        <w:t xml:space="preserve">Substitusikan n=7 ke bn = 2·(-1)</w:t>
+      </w:r>
+      <w:r>
+        <w:rPr>
+          <w:rFonts w:ascii="Arial" w:hAnsi="Arial" w:cs="Arial"/>
+          <w:b w:val="0"/>
+          <w:i w:val="0"/>
+          <w:color w:val="333333"/>
+          <w:sz w:val="21"/>
+          <w:vertAlign w:val="superscript"/>
+        </w:rPr>
+        <w:t xml:space="preserve">n+1</w:t>
+      </w:r>
+      <w:r>
+        <w:rPr>
+          <w:rFonts w:ascii="Arial" w:hAnsi="Arial" w:cs="Arial"/>
+          <w:b w:val="0"/>
+          <w:i w:val="0"/>
+          <w:color w:val="333333"/>
+          <w:sz w:val="21"/>
+        </w:rPr>
+        <w:t xml:space="preserve">/n; karena n ganjil, (-1)</w:t>
+      </w:r>
+      <w:r>
+        <w:rPr>
+          <w:rFonts w:ascii="Arial" w:hAnsi="Arial" w:cs="Arial"/>
+          <w:b w:val="0"/>
+          <w:i w:val="0"/>
+          <w:color w:val="333333"/>
+          <w:sz w:val="21"/>
+          <w:vertAlign w:val="superscript"/>
+        </w:rPr>
+        <w:t xml:space="preserve">n+1</w:t>
+      </w:r>
+      <w:r>
+        <w:rPr>
+          <w:rFonts w:ascii="Arial" w:hAnsi="Arial" w:cs="Arial"/>
+          <w:b w:val="0"/>
+          <w:i w:val="0"/>
+          <w:color w:val="333333"/>
+          <w:sz w:val="21"/>
+        </w:rPr>
+        <w:t xml:space="preserve"> = +1 sehingga hasil positif, sekitar 0,2857.</w:t>
       </w:r>
     </w:p>
     <w:p>
@@ -9332,7 +12665,45 @@
           <w:i w:val="0"/>
           <w:sz w:val="22"/>
         </w:rPr>
-        <w:t>Untuk triangular wave f(t) = |t| pada (-pi, pi), hitung a0/2 (nilai rata-rata) memakai sp.integrate langsung: (1/(2*pi))*Int_{-pi}^{pi} |t| dt. Cetak hasilnya (harus pi/2).</w:t>
+        <w:t xml:space="preserve">Untuk triangular wave f(t) = |t| pada (-π, π), hitung a0/2 (nilai rata-rata) memakai sp.integrate langsung: (1/(2·π))·</w:t>
+      </w:r>
+      <w:r>
+        <w:rPr>
+          <w:rFonts w:ascii="Arial" w:hAnsi="Arial" w:cs="Arial"/>
+          <w:b w:val="0"/>
+          <w:i w:val="0"/>
+          <w:sz w:val="22"/>
+        </w:rPr>
+        <w:t xml:space="preserve">∫</w:t>
+      </w:r>
+      <w:r>
+        <w:rPr>
+          <w:rFonts w:ascii="Arial" w:hAnsi="Arial" w:cs="Arial"/>
+          <w:b w:val="0"/>
+          <w:i w:val="0"/>
+          <w:sz w:val="22"/>
+          <w:vertAlign w:val="subscript"/>
+        </w:rPr>
+        <w:t xml:space="preserve">-π</w:t>
+      </w:r>
+      <w:r>
+        <w:rPr>
+          <w:rFonts w:ascii="Arial" w:hAnsi="Arial" w:cs="Arial"/>
+          <w:b w:val="0"/>
+          <w:i w:val="0"/>
+          <w:sz w:val="22"/>
+          <w:vertAlign w:val="superscript"/>
+        </w:rPr>
+        <w:t xml:space="preserve">π</w:t>
+      </w:r>
+      <w:r>
+        <w:rPr>
+          <w:rFonts w:ascii="Arial" w:hAnsi="Arial" w:cs="Arial"/>
+          <w:b w:val="0"/>
+          <w:i w:val="0"/>
+          <w:sz w:val="22"/>
+        </w:rPr>
+        <w:t xml:space="preserve"> |t| dt. Cetak hasilnya (harus π/2).</w:t>
       </w:r>
     </w:p>
     <w:p>
@@ -9368,7 +12739,49 @@
           <w:color w:val="333333"/>
           <w:sz w:val="21"/>
         </w:rPr>
-        <w:t>Gunakan sp.Abs(t) di dalam sp.integrate, atau manfaatkan simetri genap dengan menghitung 2*Int_0^pi t dt lalu bagi 2*pi.</w:t>
+        <w:t xml:space="preserve">Gunakan sp.Abs(t) di dalam sp.integrate, atau manfaatkan simetri genap dengan menghitung 2·</w:t>
+      </w:r>
+      <w:r>
+        <w:rPr>
+          <w:rFonts w:ascii="Arial" w:hAnsi="Arial" w:cs="Arial"/>
+          <w:b w:val="0"/>
+          <w:i w:val="0"/>
+          <w:color w:val="333333"/>
+          <w:sz w:val="21"/>
+        </w:rPr>
+        <w:t xml:space="preserve">∫</w:t>
+      </w:r>
+      <w:r>
+        <w:rPr>
+          <w:rFonts w:ascii="Arial" w:hAnsi="Arial" w:cs="Arial"/>
+          <w:b w:val="0"/>
+          <w:i w:val="0"/>
+          <w:color w:val="333333"/>
+          <w:sz w:val="21"/>
+          <w:vertAlign w:val="subscript"/>
+        </w:rPr>
+        <w:t xml:space="preserve">0</w:t>
+      </w:r>
+      <w:r>
+        <w:rPr>
+          <w:rFonts w:ascii="Arial" w:hAnsi="Arial" w:cs="Arial"/>
+          <w:b w:val="0"/>
+          <w:i w:val="0"/>
+          <w:color w:val="333333"/>
+          <w:sz w:val="21"/>
+          <w:vertAlign w:val="superscript"/>
+        </w:rPr>
+        <w:t xml:space="preserve">π</w:t>
+      </w:r>
+      <w:r>
+        <w:rPr>
+          <w:rFonts w:ascii="Arial" w:hAnsi="Arial" w:cs="Arial"/>
+          <w:b w:val="0"/>
+          <w:i w:val="0"/>
+          <w:color w:val="333333"/>
+          <w:sz w:val="21"/>
+        </w:rPr>
+        <w:t xml:space="preserve"> t dt lalu bagi 2·π.</w:t>
       </w:r>
     </w:p>
     <w:p>
@@ -9392,7 +12805,26 @@
           <w:i w:val="0"/>
           <w:sz w:val="22"/>
         </w:rPr>
-        <w:t>Untuk triangular wave f(t) = |t|, hitung a3 memakai formula an = -4/(pi*n^2) untuk n ganjil. Cetak nilainya (4 desimal).</w:t>
+        <w:t xml:space="preserve">Untuk triangular wave f(t) = |t|, hitung a3 memakai formula an = -4/(π·n</w:t>
+      </w:r>
+      <w:r>
+        <w:rPr>
+          <w:rFonts w:ascii="Arial" w:hAnsi="Arial" w:cs="Arial"/>
+          <w:b w:val="0"/>
+          <w:i w:val="0"/>
+          <w:sz w:val="22"/>
+          <w:vertAlign w:val="superscript"/>
+        </w:rPr>
+        <w:t xml:space="preserve">2</w:t>
+      </w:r>
+      <w:r>
+        <w:rPr>
+          <w:rFonts w:ascii="Arial" w:hAnsi="Arial" w:cs="Arial"/>
+          <w:b w:val="0"/>
+          <w:i w:val="0"/>
+          <w:sz w:val="22"/>
+        </w:rPr>
+        <w:t xml:space="preserve">) untuk n ganjil. Cetak nilainya (4 desimal).</w:t>
       </w:r>
     </w:p>
     <w:p>
@@ -9428,7 +12860,7 @@
           <w:color w:val="333333"/>
           <w:sz w:val="21"/>
         </w:rPr>
-        <w:t>Substitusikan n=3 ke formula an = -4/(pi*n**2); hasilnya harus negatif dan jauh lebih kecil magnitudonya dari a1.</w:t>
+        <w:t xml:space="preserve">Substitusikan n=3 ke formula an = -4/(π·n**2); hasilnya harus negatif dan jauh lebih kecil magnitudonya dari a1.</w:t>
       </w:r>
     </w:p>
     <w:p>
@@ -9452,7 +12884,26 @@
           <w:i w:val="0"/>
           <w:sz w:val="22"/>
         </w:rPr>
-        <w:t>Klasifikasikan simetri f(t) = t^3 pada interval (-pi, pi): cek apakah f(-t) == -f(t) secara simbolik dengan sp.simplify(f.subs(t,-t) + f). Sebutkan koefisien mana yang otomatis nol berdasarkan hasilnya.</w:t>
+        <w:t xml:space="preserve">Klasifikasikan simetri f(t) = t</w:t>
+      </w:r>
+      <w:r>
+        <w:rPr>
+          <w:rFonts w:ascii="Arial" w:hAnsi="Arial" w:cs="Arial"/>
+          <w:b w:val="0"/>
+          <w:i w:val="0"/>
+          <w:sz w:val="22"/>
+          <w:vertAlign w:val="superscript"/>
+        </w:rPr>
+        <w:t xml:space="preserve">3</w:t>
+      </w:r>
+      <w:r>
+        <w:rPr>
+          <w:rFonts w:ascii="Arial" w:hAnsi="Arial" w:cs="Arial"/>
+          <w:b w:val="0"/>
+          <w:i w:val="0"/>
+          <w:sz w:val="22"/>
+        </w:rPr>
+        <w:t xml:space="preserve"> pada interval (-π, π): cek apakah f(-t) == -f(t) secara simbolik dengan sp.simplify(f.subs(t,-t) + f). Sebutkan koefisien mana yang otomatis nol berdasarkan hasilnya.</w:t>
       </w:r>
     </w:p>
     <w:p>
@@ -9488,7 +12939,7 @@
           <w:color w:val="333333"/>
           <w:sz w:val="21"/>
         </w:rPr>
-        <w:t>Substitusikan t -&gt; -t ke f(t) = t**3 lalu sp.simplify hasil penjumlahan dengan f(t) asli; bila hasilnya 0, fungsi ganjil, maka a0=0 dan an=0.</w:t>
+        <w:t xml:space="preserve">Substitusikan t → -t ke f(t) = t**3 lalu sp.simplify hasil penjumlahan dengan f(t) asli; bila hasilnya 0, fungsi ganjil, maka a0=0 dan an=0.</w:t>
       </w:r>
     </w:p>
     <w:p>
@@ -9512,7 +12963,7 @@
           <w:i w:val="0"/>
           <w:sz w:val="22"/>
         </w:rPr>
-        <w:t>Hitung magnitudo koefisien kompleks |c3| untuk square wave amplitudo A=1 (bn=4/(n*pi) untuk n ganjil, an=0) memakai cn = (an - j*bn)/2. Cetak |c3| (4 desimal).</w:t>
+        <w:t xml:space="preserve">Hitung magnitudo koefisien kompleks |c3| untuk square wave amplitudo A=1 (bn=4/(n·π) untuk n ganjil, an=0) memakai cn = (an - j·bn)/2. Cetak |c3| (4 desimal).</w:t>
       </w:r>
     </w:p>
     <w:p>
@@ -9548,7 +12999,7 @@
           <w:color w:val="333333"/>
           <w:sz w:val="21"/>
         </w:rPr>
-        <w:t>Karena an=0, cn = -j*bn/2 murni imajiner; |c3| = |bn|/2 dengan bn=4/(3*pi); gunakan abs() atau sp.Abs() untuk magnitudo.</w:t>
+        <w:t xml:space="preserve">Karena an=0, cn = -j·bn/2 murni imajiner; |c3| = |bn|/2 dengan bn=4/(3·π); gunakan abs() atau sp.Abs() untuk magnitudo.</w:t>
       </w:r>
     </w:p>
     <w:p>
@@ -9603,7 +13054,64 @@
           <w:i w:val="0"/>
           <w:sz w:val="22"/>
         </w:rPr>
-        <w:t>Implementasikan perhitungan koefisien Fourier a0 dan an (n=1..5) dari awal via integrasi numerik manual (scipy.integrate.quad, bukan sp.integrate simbolik) untuk f(t) = t^2 pada periode [-pi, pi] (T=2*pi). Bandingkan hasil numerik an dengan formula analitik an = 4*(-1)^n/n^2 (toleransi 1e-6). Cetak seluruh nilai an numerik vs analitik.</w:t>
+        <w:t xml:space="preserve">Implementasikan perhitungan koefisien Fourier a0 dan an (n=1..5) dari awal via integrasi numerik manual (scipy.integrate.quad, bukan sp.integrate simbolik) untuk f(t) = t</w:t>
+      </w:r>
+      <w:r>
+        <w:rPr>
+          <w:rFonts w:ascii="Arial" w:hAnsi="Arial" w:cs="Arial"/>
+          <w:b w:val="0"/>
+          <w:i w:val="0"/>
+          <w:sz w:val="22"/>
+          <w:vertAlign w:val="superscript"/>
+        </w:rPr>
+        <w:t xml:space="preserve">2</w:t>
+      </w:r>
+      <w:r>
+        <w:rPr>
+          <w:rFonts w:ascii="Arial" w:hAnsi="Arial" w:cs="Arial"/>
+          <w:b w:val="0"/>
+          <w:i w:val="0"/>
+          <w:sz w:val="22"/>
+        </w:rPr>
+        <w:t xml:space="preserve"> pada periode [-π, π] (T=2·π). Bandingkan hasil numerik an dengan formula analitik an = 4·(-1)</w:t>
+      </w:r>
+      <w:r>
+        <w:rPr>
+          <w:rFonts w:ascii="Arial" w:hAnsi="Arial" w:cs="Arial"/>
+          <w:b w:val="0"/>
+          <w:i w:val="0"/>
+          <w:sz w:val="22"/>
+          <w:vertAlign w:val="superscript"/>
+        </w:rPr>
+        <w:t xml:space="preserve">n</w:t>
+      </w:r>
+      <w:r>
+        <w:rPr>
+          <w:rFonts w:ascii="Arial" w:hAnsi="Arial" w:cs="Arial"/>
+          <w:b w:val="0"/>
+          <w:i w:val="0"/>
+          <w:sz w:val="22"/>
+        </w:rPr>
+        <w:t xml:space="preserve">/n</w:t>
+      </w:r>
+      <w:r>
+        <w:rPr>
+          <w:rFonts w:ascii="Arial" w:hAnsi="Arial" w:cs="Arial"/>
+          <w:b w:val="0"/>
+          <w:i w:val="0"/>
+          <w:sz w:val="22"/>
+          <w:vertAlign w:val="superscript"/>
+        </w:rPr>
+        <w:t xml:space="preserve">2</w:t>
+      </w:r>
+      <w:r>
+        <w:rPr>
+          <w:rFonts w:ascii="Arial" w:hAnsi="Arial" w:cs="Arial"/>
+          <w:b w:val="0"/>
+          <w:i w:val="0"/>
+          <w:sz w:val="22"/>
+        </w:rPr>
+        <w:t xml:space="preserve"> (toleransi 1e-6). Cetak seluruh nilai an numerik vs analitik.</w:t>
       </w:r>
     </w:p>
     <w:p>
@@ -9639,7 +13147,7 @@
           <w:color w:val="333333"/>
           <w:sz w:val="21"/>
         </w:rPr>
-        <w:t>Definisikan fungsi f(t)=t**2, gunakan scipy.integrate.quad untuk menghitung (2/T)*Int f(t)*cos(n*t) dt untuk tiap n, lalu bandingkan dengan formula 4*(-1)**n/n**2 memakai np.isclose.</w:t>
+        <w:t xml:space="preserve">Definisikan fungsi f(t)=t**2, gunakan scipy.integrate.quad untuk menghitung (2/T)·Int f(t)·cos(n·t) dt untuk tiap n, lalu bandingkan dengan formula 4·(-1)**n/n**2 memakai np.isclose.</w:t>
       </w:r>
     </w:p>
     <w:p>
@@ -9663,7 +13171,7 @@
           <w:i w:val="0"/>
           <w:sz w:val="22"/>
         </w:rPr>
-        <w:t>Implementasikan sintesis Fourier square wave dari awal (loop manual tanpa scipy.signal) untuk N=50 harmonik ganjil, lalu cari nilai overshoot maksimum Sn(t) di sekitar t=pi (scan t di rentang [pi-0.3, pi] dengan 1000 titik). Hitung persentase overshoot relatif terhadap nilai target 1,0, dan verifikasi mendekati konstanta Gibbs 8,9 persen (toleransi 1 persen absolut).</w:t>
+        <w:t xml:space="preserve">Implementasikan sintesis Fourier square wave dari awal (loop manual tanpa scipy.signal) untuk N=50 harmonik ganjil, lalu cari nilai overshoot maksimum Sn(t) di sekitar t=π (scan t di rentang [π-0.3, π] dengan 1000 titik). Hitung persentase overshoot relatif terhadap nilai target 1,0, dan verifikasi mendekati konstanta Gibbs 8,9 persen (toleransi 1 persen absolut).</w:t>
       </w:r>
     </w:p>
     <w:p>
@@ -9699,7 +13207,7 @@
           <w:color w:val="333333"/>
           <w:sz w:val="21"/>
         </w:rPr>
-        <w:t>Bangun larik t di sekitar pi, hitung Sn(t) dengan loop harmonik ganjil 1..2N-1, cari np.max(Sn) pada rentang tersebut, lalu overshoot_persen = (max_value - 1.0)*100.</w:t>
+        <w:t xml:space="preserve">Bangun larik t di sekitar π, hitung Sn(t) dengan loop harmonik ganjil 1..2N-1, cari np.max(Sn) pada rentang tersebut, lalu overshoot_persen = (max_value - 1.0)·100.</w:t>
       </w:r>
     </w:p>
     <w:p>
@@ -9723,7 +13231,92 @@
           <w:i w:val="0"/>
           <w:sz w:val="22"/>
         </w:rPr>
-        <w:t>Implementasikan verifikasi teorema Parseval dari awal untuk triangular wave f(t)=|t| pada (-pi,pi): (a) hitung energi domain waktu via integrasi numerik (1/T)*Int |f(t)|^2 dt dengan scipy.integrate.quad; (b) hitung energi domain frekuensi via (a0/2)^2 + 0.5*Sigma(an^2) untuk n=1..99 memakai formula an analitik; (c) cetak kedua nilai energi dan verifikasi selisihnya di bawah toleransi 1e-3.</w:t>
+        <w:t xml:space="preserve">Implementasikan verifikasi teorema Parseval dari awal untuk triangular wave f(t)=|t| pada (-π,π): (a) hitung energi domain waktu via integrasi numerik (1/T)·Int |f(t)|</w:t>
+      </w:r>
+      <w:r>
+        <w:rPr>
+          <w:rFonts w:ascii="Arial" w:hAnsi="Arial" w:cs="Arial"/>
+          <w:b w:val="0"/>
+          <w:i w:val="0"/>
+          <w:sz w:val="22"/>
+          <w:vertAlign w:val="superscript"/>
+        </w:rPr>
+        <w:t xml:space="preserve">2</w:t>
+      </w:r>
+      <w:r>
+        <w:rPr>
+          <w:rFonts w:ascii="Arial" w:hAnsi="Arial" w:cs="Arial"/>
+          <w:b w:val="0"/>
+          <w:i w:val="0"/>
+          <w:sz w:val="22"/>
+        </w:rPr>
+        <w:t xml:space="preserve"> dt dengan scipy.integrate.quad; (b) hitung energi domain frekuensi via (</w:t>
+      </w:r>
+      <w:r>
+        <w:rPr>
+          <w:rFonts w:ascii="Arial" w:hAnsi="Arial" w:cs="Arial"/>
+          <w:b w:val="0"/>
+          <w:i w:val="0"/>
+          <w:sz w:val="22"/>
+        </w:rPr>
+        <w:t xml:space="preserve">a</w:t>
+      </w:r>
+      <w:r>
+        <w:rPr>
+          <w:rFonts w:ascii="Arial" w:hAnsi="Arial" w:cs="Arial"/>
+          <w:b w:val="0"/>
+          <w:i w:val="0"/>
+          <w:sz w:val="22"/>
+          <w:vertAlign w:val="subscript"/>
+        </w:rPr>
+        <w:t xml:space="preserve">0</w:t>
+      </w:r>
+      <w:r>
+        <w:rPr>
+          <w:rFonts w:ascii="Arial" w:hAnsi="Arial" w:cs="Arial"/>
+          <w:b w:val="0"/>
+          <w:i w:val="0"/>
+          <w:sz w:val="22"/>
+        </w:rPr>
+        <w:t xml:space="preserve">/2)</w:t>
+      </w:r>
+      <w:r>
+        <w:rPr>
+          <w:rFonts w:ascii="Arial" w:hAnsi="Arial" w:cs="Arial"/>
+          <w:b w:val="0"/>
+          <w:i w:val="0"/>
+          <w:sz w:val="22"/>
+          <w:vertAlign w:val="superscript"/>
+        </w:rPr>
+        <w:t xml:space="preserve">2</w:t>
+      </w:r>
+      <w:r>
+        <w:rPr>
+          <w:rFonts w:ascii="Arial" w:hAnsi="Arial" w:cs="Arial"/>
+          <w:b w:val="0"/>
+          <w:i w:val="0"/>
+          <w:sz w:val="22"/>
+        </w:rPr>
+        <w:t xml:space="preserve"> + 0.5·Σ(an</w:t>
+      </w:r>
+      <w:r>
+        <w:rPr>
+          <w:rFonts w:ascii="Arial" w:hAnsi="Arial" w:cs="Arial"/>
+          <w:b w:val="0"/>
+          <w:i w:val="0"/>
+          <w:sz w:val="22"/>
+          <w:vertAlign w:val="superscript"/>
+        </w:rPr>
+        <w:t xml:space="preserve">2</w:t>
+      </w:r>
+      <w:r>
+        <w:rPr>
+          <w:rFonts w:ascii="Arial" w:hAnsi="Arial" w:cs="Arial"/>
+          <w:b w:val="0"/>
+          <w:i w:val="0"/>
+          <w:sz w:val="22"/>
+        </w:rPr>
+        <w:t xml:space="preserve">) untuk n=1..99 memakai formula an analitik; (c) cetak kedua nilai energi dan verifikasi selisihnya di bawah toleransi 1e-3.</w:t>
       </w:r>
     </w:p>
     <w:p>
@@ -9759,7 +13352,7 @@
           <w:color w:val="333333"/>
           <w:sz w:val="21"/>
         </w:rPr>
-        <w:t>Energi domain waktu: quad(lambda t: t**2, -np.pi, np.pi)[0]/(2*np.pi). Energi domain frekuensi: (pi/2)**2 + 0.5*sum((4/(np.pi*n**2))**2 untuk n ganjil 1..99).</w:t>
+        <w:t xml:space="preserve">Energi domain waktu: quad(λ t: t**2, -np.pi, np.pi)[0]/(2·np.pi). Energi domain frekuensi: (π/2)**2 + 0.5·sum((4/(np.pi·n**2))**2 untuk n ganjil 1..99).</w:t>
       </w:r>
     </w:p>
     <w:p>
@@ -9783,7 +13376,7 @@
           <w:i w:val="0"/>
           <w:sz w:val="22"/>
         </w:rPr>
-        <w:t>Implementasikan perbandingan FFT numerik vs koefisien Fourier analitik untuk square wave amplitudo 1: bangkitkan 1 periode square wave dengan 2000 sampel (np.sign(np.sin(t))), hitung FFT dengan numpy.fft.fft, ekstrak lima magnitudo harmonik ganjil pertama (n=1,3,5,7,9) dari hasil FFT (skala benar dengan faktor 2/N), lalu bandingkan dengan bn analitik = 4/(n*pi) dan hitung error relatif persen untuk tiap harmonik.</w:t>
+        <w:t xml:space="preserve">Implementasikan perbandingan FFT numerik vs koefisien Fourier analitik untuk square wave amplitudo 1: bangkitkan 1 periode square wave dengan 2000 sampel (np.sign(np.sin(t))), hitung FFT dengan numpy.fft.fft, ekstrak lima magnitudo harmonik ganjil pertama (n=1,3,5,7,9) dari hasil FFT (skala benar dengan faktor 2/N), lalu bandingkan dengan bn analitik = 4/(n·π) dan hitung error relatif persen untuk tiap harmonik.</w:t>
       </w:r>
     </w:p>
     <w:p>
@@ -9819,7 +13412,7 @@
           <w:color w:val="333333"/>
           <w:sz w:val="21"/>
         </w:rPr>
-        <w:t>Sampling t=np.linspace(0,2*np.pi,2000,endpoint=False), sig=np.sign(np.sin(t)), X=np.fft.fft(sig), magnitudo FFT pada indeks n adalah 2/N*abs(X[n]); bandingkan dengan 4/(n*np.pi).</w:t>
+        <w:t xml:space="preserve">Sampling t=np.linspace(0,2*np.pi,2000,endpoint=False), sig=np.sign(np.sin(t)), X=np.fft.fft(sig), magnitudo FFT pada indeks n adalah 2/N·abs(X[n]); bandingkan dengan 4/(n·np.pi).</w:t>
       </w:r>
     </w:p>
     <w:p>
@@ -9843,7 +13436,7 @@
           <w:i w:val="0"/>
           <w:sz w:val="22"/>
         </w:rPr>
-        <w:t>Studi kasus vibration analysis: bangun sinyal getaran sintetis fs=2000 Hz, T=3 detik, terdiri dari 1x RPM (25 Hz, amplitudo 1.0), 2x harmonik (50 Hz, amplitudo 0.4), BPFO tersembunyi (95 Hz, amplitudo 0.15, jauh lebih kecil dari komponen lain) plus noise Gaussian (std 0.1). Implementasikan algoritma deteksi peak otomatis dari FFT (threshold = mean(magnitudo) + 4*std(magnitudo) pada rentang 0-200 Hz) dan cetak seluruh frekuensi yang terdeteksi sebagai peak signifikan beserta magnitudonya.</w:t>
+        <w:t xml:space="preserve">Studi kasus vibration analysis: bangun sinyal getaran sintetis fs=2000 Hz, T=3 detik, terdiri dari 1x RPM (25 Hz, amplitudo 1.0), 2x harmonik (50 Hz, amplitudo 0.4), BPFO tersembunyi (95 Hz, amplitudo 0.15, jauh lebih kecil dari komponen lain) plus noise Gaussian (std 0.1). Implementasikan algoritma deteksi peak otomatis dari FFT (threshold = mean(magnitudo) + 4·std(magnitudo) pada rentang 0-200 Hz) dan cetak seluruh frekuensi yang terdeteksi sebagai peak signifikan beserta magnitudonya.</w:t>
       </w:r>
     </w:p>
     <w:p>
@@ -9879,7 +13472,7 @@
           <w:color w:val="333333"/>
           <w:sz w:val="21"/>
         </w:rPr>
-        <w:t>Bangun sinyal sesuai spesifikasi dengan np.random.seed tertentu, hitung FFT dan magnitudo (2/N)*abs(X), tentukan threshold dari statistik magnitudo pada rentang 0-200 Hz, lalu ambil indeks frekuensi yang magnitudonya melebihi threshold.</w:t>
+        <w:t xml:space="preserve">Bangun sinyal sesuai spesifikasi dengan np.random.seed tertentu, hitung FFT dan magnitudo (2/N)·abs(X), tentukan threshold dari statistik magnitudo pada rentang 0-200 Hz, lalu ambil indeks frekuensi yang magnitudonya melebihi threshold.</w:t>
       </w:r>
     </w:p>
     <w:p>

--- a/Engineering-Mathematics/Modul-Word/Modul-14-Deret-Fourier-Fungsi-Periodik.docx
+++ b/Engineering-Mathematics/Modul-Word/Modul-14-Deret-Fourier-Fungsi-Periodik.docx
@@ -7815,7 +7815,7 @@
           <w:i w:val="0"/>
           <w:sz w:val="22"/>
         </w:rPr>
-        <w:t xml:space="preserve">/2; cn = (an - j·bn)/2 untuk n positif; dan c-n = cn·(konjugat kompleks dari cn) untuk n positif, konsekuensi dari sifat f(t) yang bernilai riil. Sebaliknya, an = 2·Re(cn) dan bn = -2·Im(cn). Notasi tunggal ini sangat menguntungkan untuk tiga alasan utama: pertama, unifikasi sin dan cos menjadi satu rumus, bukan dua koefisien terpisah; kedua, perkalian eksponensial menjadi penjumlahan di pangkat (e</w:t>
+        <w:t xml:space="preserve">/2; cn = (an - j·bn)/2 untuk n positif; dan c-n = cn* (konjugat kompleks dari cn) untuk n positif, konsekuensi dari sifat f(t) yang bernilai riil. Sebaliknya, an = 2·Re(cn) dan bn = -2·Im(cn). Notasi tunggal ini sangat menguntungkan untuk tiga alasan utama: pertama, unifikasi sin dan cos menjadi satu rumus, bukan dua koefisien terpisah; kedua, perkalian eksponensial menjadi penjumlahan di pangkat (e</w:t>
       </w:r>
       <w:r>
         <w:rPr>
@@ -8000,7 +8000,7 @@
           <w:color w:val="444444"/>
           <w:sz w:val="20"/>
         </w:rPr>
-        <w:t xml:space="preserve">Gambar 5. Spektrum eksponensial kompleks dua sisi |cn| untuk square wave, menunjukkan simetri konjugat c-n = cn·di sekitar n = 0.</w:t>
+        <w:t>Gambar 5. Spektrum eksponensial kompleks dua sisi |cn| untuk square wave, menunjukkan simetri konjugat c-n = cn* di sekitar n = 0.</w:t>
       </w:r>
     </w:p>
     <w:p>
@@ -8015,7 +8015,7 @@
           <w:i w:val="0"/>
           <w:sz w:val="22"/>
         </w:rPr>
-        <w:t xml:space="preserve">Gambar 5 menampilkan spektrum dua sisi (two-sided spectrum) square wave dalam bentuk eksponensial kompleks, dengan indeks n berjalan dari negatif hingga positif. Terlihat jelas simetri |c-n| = |cn|, konsekuensi langsung dari sifat konjugat c-n = cn·untuk sinyal riil; setengah energi harmonik "terbagi" antara frekuensi positif dan negatif dalam representasi ini, berbeda dengan bentuk trigonometri yang hanya menggunakan indeks n positif.</w:t>
+        <w:t>Gambar 5 menampilkan spektrum dua sisi (two-sided spectrum) square wave dalam bentuk eksponensial kompleks, dengan indeks n berjalan dari negatif hingga positif. Terlihat jelas simetri |c-n| = |cn|, konsekuensi langsung dari sifat konjugat c-n = cn* untuk sinyal riil; setengah energi harmonik "terbagi" antara frekuensi positif dan negatif dalam representasi ini, berbeda dengan bentuk trigonometri yang hanya menggunakan indeks n positif.</w:t>
       </w:r>
     </w:p>
     <w:p>
@@ -9407,7 +9407,7 @@
           <w:i w:val="0"/>
           <w:sz w:val="22"/>
         </w:rPr>
-        <w:t xml:space="preserve">hitung koefisien a0, an, bn secara simbolik dengan sp.integrate untuk square wave amplitudo 1 periode 2·π, evaluasi bn untuk n=1..5, lalu verifikasi hasil dengan sp.fourier_series(f, (t,0,2*pi))·truncate(5) bawaan SymPy.</w:t>
+        <w:t xml:space="preserve">hitung koefisien a0, an, bn secara simbolik dengan sp.integrate untuk square wave amplitudo 1 periode 2*π, evaluasi bn untuk n=1..5, lalu verifikasi hasil dengan sp.fourier_series(f, (t,0,2*pi)).truncate(5) bawaan SymPy.</w:t>
       </w:r>
     </w:p>
     <w:p>
@@ -11939,7 +11939,7 @@
           <w:i w:val="0"/>
           <w:sz w:val="17"/>
         </w:rPr>
-        <w:t xml:space="preserve">T = 2·sp.pi</w:t>
+        <w:t>T = 2*sp.pi</w:t>
       </w:r>
     </w:p>
     <w:p>
@@ -11955,7 +11955,7 @@
           <w:i w:val="0"/>
           <w:sz w:val="17"/>
         </w:rPr>
-        <w:t xml:space="preserve">ω = 2·sp.pi/T          # = 1</w:t>
+        <w:t xml:space="preserve">ω = 2*sp.pi/T          # = 1</w:t>
       </w:r>
     </w:p>
     <w:p>
@@ -12011,7 +12011,7 @@
           <w:i w:val="0"/>
           <w:sz w:val="22"/>
         </w:rPr>
-        <w:t xml:space="preserve">Hitung a0 untuk square wave amplitudo A=3 di atas memakai sp.integrate pada kedua sub-interval [0,π] dan [π,2·π], lalu kalikan faktor (2/T). Cetak hasilnya.</w:t>
+        <w:t xml:space="preserve">Hitung a0 untuk square wave amplitudo A=3 di atas memakai sp.integrate pada kedua sub-interval [0,π] dan [π,2*π], lalu kalikan faktor (2/T). Cetak hasilnya.</w:t>
       </w:r>
     </w:p>
     <w:p>
@@ -12284,7 +12284,7 @@
           <w:i w:val="0"/>
           <w:sz w:val="22"/>
         </w:rPr>
-        <w:t xml:space="preserve"> cos(2·t)·cos(3·t) dt secara simbolik dengan sp.integrate. Cetak hasilnya (harus 0 karena m ≠ n).</w:t>
+        <w:t xml:space="preserve"> cos(2*t)*cos(3*t) dt secara simbolik dengan sp.integrate. Cetak hasilnya (harus 0 karena m ≠ n).</w:t>
       </w:r>
     </w:p>
     <w:p>
@@ -12665,7 +12665,7 @@
           <w:i w:val="0"/>
           <w:sz w:val="22"/>
         </w:rPr>
-        <w:t xml:space="preserve">Untuk triangular wave f(t) = |t| pada (-π, π), hitung a0/2 (nilai rata-rata) memakai sp.integrate langsung: (1/(2·π))·</w:t>
+        <w:t xml:space="preserve">Untuk triangular wave f(t) = |t| pada (-π, π), hitung a0/2 (nilai rata-rata) memakai sp.integrate langsung: (1/(2*π))*</w:t>
       </w:r>
       <w:r>
         <w:rPr>
@@ -12739,7 +12739,7 @@
           <w:color w:val="333333"/>
           <w:sz w:val="21"/>
         </w:rPr>
-        <w:t xml:space="preserve">Gunakan sp.Abs(t) di dalam sp.integrate, atau manfaatkan simetri genap dengan menghitung 2·</w:t>
+        <w:t xml:space="preserve">Gunakan sp.Abs(t) di dalam sp.integrate, atau manfaatkan simetri genap dengan menghitung 2*</w:t>
       </w:r>
       <w:r>
         <w:rPr>
@@ -12781,7 +12781,7 @@
           <w:color w:val="333333"/>
           <w:sz w:val="21"/>
         </w:rPr>
-        <w:t xml:space="preserve"> t dt lalu bagi 2·π.</w:t>
+        <w:t xml:space="preserve"> t dt lalu bagi 2*π.</w:t>
       </w:r>
     </w:p>
     <w:p>
@@ -12860,7 +12860,7 @@
           <w:color w:val="333333"/>
           <w:sz w:val="21"/>
         </w:rPr>
-        <w:t xml:space="preserve">Substitusikan n=3 ke formula an = -4/(π·n**2); hasilnya harus negatif dan jauh lebih kecil magnitudonya dari a1.</w:t>
+        <w:t xml:space="preserve">Substitusikan n=3 ke formula an = -4/(π*n**2); hasilnya harus negatif dan jauh lebih kecil magnitudonya dari a1.</w:t>
       </w:r>
     </w:p>
     <w:p>
@@ -12999,7 +12999,7 @@
           <w:color w:val="333333"/>
           <w:sz w:val="21"/>
         </w:rPr>
-        <w:t xml:space="preserve">Karena an=0, cn = -j·bn/2 murni imajiner; |c3| = |bn|/2 dengan bn=4/(3·π); gunakan abs() atau sp.Abs() untuk magnitudo.</w:t>
+        <w:t xml:space="preserve">Karena an=0, cn = -j*bn/2 murni imajiner; |c3| = |bn|/2 dengan bn=4/(3*π); gunakan abs() atau sp.Abs() untuk magnitudo.</w:t>
       </w:r>
     </w:p>
     <w:p>
@@ -13073,7 +13073,7 @@
           <w:i w:val="0"/>
           <w:sz w:val="22"/>
         </w:rPr>
-        <w:t xml:space="preserve"> pada periode [-π, π] (T=2·π). Bandingkan hasil numerik an dengan formula analitik an = 4·(-1)</w:t>
+        <w:t xml:space="preserve"> pada periode [-π, π] (T=2*π). Bandingkan hasil numerik an dengan formula analitik an = 4*(-1)</w:t>
       </w:r>
       <w:r>
         <w:rPr>
@@ -13147,7 +13147,7 @@
           <w:color w:val="333333"/>
           <w:sz w:val="21"/>
         </w:rPr>
-        <w:t xml:space="preserve">Definisikan fungsi f(t)=t**2, gunakan scipy.integrate.quad untuk menghitung (2/T)·Int f(t)·cos(n·t) dt untuk tiap n, lalu bandingkan dengan formula 4·(-1)**n/n**2 memakai np.isclose.</w:t>
+        <w:t>Definisikan fungsi f(t)=t**2, gunakan scipy.integrate.quad untuk menghitung (2/T)*Int f(t)*cos(n*t) dt untuk tiap n, lalu bandingkan dengan formula 4*(-1)**n/n**2 memakai np.isclose.</w:t>
       </w:r>
     </w:p>
     <w:p>
@@ -13207,7 +13207,7 @@
           <w:color w:val="333333"/>
           <w:sz w:val="21"/>
         </w:rPr>
-        <w:t xml:space="preserve">Bangun larik t di sekitar π, hitung Sn(t) dengan loop harmonik ganjil 1..2N-1, cari np.max(Sn) pada rentang tersebut, lalu overshoot_persen = (max_value - 1.0)·100.</w:t>
+        <w:t xml:space="preserve">Bangun larik t di sekitar π, hitung Sn(t) dengan loop harmonik ganjil 1..2N-1, cari np.max(Sn) pada rentang tersebut, lalu overshoot_persen = (max_value - 1.0)*100.</w:t>
       </w:r>
     </w:p>
     <w:p>
@@ -13352,7 +13352,7 @@
           <w:color w:val="333333"/>
           <w:sz w:val="21"/>
         </w:rPr>
-        <w:t xml:space="preserve">Energi domain waktu: quad(λ t: t**2, -np.pi, np.pi)[0]/(2·np.pi). Energi domain frekuensi: (π/2)**2 + 0.5·sum((4/(np.pi·n**2))**2 untuk n ganjil 1..99).</w:t>
+        <w:t xml:space="preserve">Energi domain waktu: quad(λ t: t**2, -np.pi, np.pi)[0]/(2*np.pi). Energi domain frekuensi: (π/2)**2 + 0.5*sum((4/(np.pi*n**2))**2 untuk n ganjil 1..99).</w:t>
       </w:r>
     </w:p>
     <w:p>
@@ -13376,7 +13376,7 @@
           <w:i w:val="0"/>
           <w:sz w:val="22"/>
         </w:rPr>
-        <w:t xml:space="preserve">Implementasikan perbandingan FFT numerik vs koefisien Fourier analitik untuk square wave amplitudo 1: bangkitkan 1 periode square wave dengan 2000 sampel (np.sign(np.sin(t))), hitung FFT dengan numpy.fft.fft, ekstrak lima magnitudo harmonik ganjil pertama (n=1,3,5,7,9) dari hasil FFT (skala benar dengan faktor 2/N), lalu bandingkan dengan bn analitik = 4/(n·π) dan hitung error relatif persen untuk tiap harmonik.</w:t>
+        <w:t xml:space="preserve">Implementasikan perbandingan FFT numerik vs koefisien Fourier analitik untuk square wave amplitudo 1: bangkitkan 1 periode square wave dengan 2000 sampel (np.sign(np.sin(t))), hitung FFT dengan numpy.fft.fft, ekstrak lima magnitudo harmonik ganjil pertama (n=1,3,5,7,9) dari hasil FFT (skala benar dengan faktor 2/N), lalu bandingkan dengan bn analitik = 4/(n*π) dan hitung error relatif persen untuk tiap harmonik.</w:t>
       </w:r>
     </w:p>
     <w:p>
@@ -13412,7 +13412,7 @@
           <w:color w:val="333333"/>
           <w:sz w:val="21"/>
         </w:rPr>
-        <w:t xml:space="preserve">Sampling t=np.linspace(0,2*np.pi,2000,endpoint=False), sig=np.sign(np.sin(t)), X=np.fft.fft(sig), magnitudo FFT pada indeks n adalah 2/N·abs(X[n]); bandingkan dengan 4/(n·np.pi).</w:t>
+        <w:t>Sampling t=np.linspace(0,2*np.pi,2000,endpoint=False), sig=np.sign(np.sin(t)), X=np.fft.fft(sig), magnitudo FFT pada indeks n adalah 2/N*abs(X[n]); bandingkan dengan 4/(n*np.pi).</w:t>
       </w:r>
     </w:p>
     <w:p>
@@ -13472,7 +13472,7 @@
           <w:color w:val="333333"/>
           <w:sz w:val="21"/>
         </w:rPr>
-        <w:t xml:space="preserve">Bangun sinyal sesuai spesifikasi dengan np.random.seed tertentu, hitung FFT dan magnitudo (2/N)·abs(X), tentukan threshold dari statistik magnitudo pada rentang 0-200 Hz, lalu ambil indeks frekuensi yang magnitudonya melebihi threshold.</w:t>
+        <w:t>Bangun sinyal sesuai spesifikasi dengan np.random.seed tertentu, hitung FFT dan magnitudo (2/N)*abs(X), tentukan threshold dari statistik magnitudo pada rentang 0-200 Hz, lalu ambil indeks frekuensi yang magnitudonya melebihi threshold.</w:t>
       </w:r>
     </w:p>
     <w:p>

--- a/Engineering-Mathematics/Modul-Word/Modul-14-Deret-Fourier-Fungsi-Periodik.docx
+++ b/Engineering-Mathematics/Modul-Word/Modul-14-Deret-Fourier-Fungsi-Periodik.docx
@@ -3011,8 +3011,11 @@
     </w:p>
     <w:p>
       <w:pPr>
+        <w:tabs>
+          <w:tab w:val="center" w:pos="4393"/>
+          <w:tab w:val="right" w:pos="8787"/>
+        </w:tabs>
         <w:spacing w:before="40" w:after="120"/>
-        <w:jc w:val="center"/>
       </w:pPr>
       <w:r>
         <w:rPr>
@@ -3022,7 +3025,7 @@
           <w:color w:val="305496"/>
           <w:sz w:val="22"/>
         </w:rPr>
-        <w:t xml:space="preserve">f(t) = </w:t>
+        <w:tab/>
       </w:r>
       <w:r>
         <w:rPr>
@@ -3032,7 +3035,7 @@
           <w:color w:val="305496"/>
           <w:sz w:val="22"/>
         </w:rPr>
-        <w:t xml:space="preserve">a</w:t>
+        <w:t xml:space="preserve">f(t) = </w:t>
       </w:r>
       <w:r>
         <w:rPr>
@@ -3041,9 +3044,8 @@
           <w:i/>
           <w:color w:val="305496"/>
           <w:sz w:val="22"/>
-          <w:vertAlign w:val="subscript"/>
-        </w:rPr>
-        <w:t xml:space="preserve">0</w:t>
+        </w:rPr>
+        <w:t xml:space="preserve">a</w:t>
       </w:r>
       <w:r>
         <w:rPr>
@@ -3052,8 +3054,9 @@
           <w:i/>
           <w:color w:val="305496"/>
           <w:sz w:val="22"/>
-        </w:rPr>
-        <w:t xml:space="preserve">/2 + </w:t>
+          <w:vertAlign w:val="subscript"/>
+        </w:rPr>
+        <w:t xml:space="preserve">0</w:t>
       </w:r>
       <w:r>
         <w:rPr>
@@ -3063,7 +3066,7 @@
           <w:color w:val="305496"/>
           <w:sz w:val="22"/>
         </w:rPr>
-        <w:t xml:space="preserve">Σ</w:t>
+        <w:t xml:space="preserve">/2 + </w:t>
       </w:r>
       <w:r>
         <w:rPr>
@@ -3072,9 +3075,8 @@
           <w:i/>
           <w:color w:val="305496"/>
           <w:sz w:val="22"/>
-          <w:vertAlign w:val="subscript"/>
-        </w:rPr>
-        <w:t xml:space="preserve">n=1</w:t>
+        </w:rPr>
+        <w:t xml:space="preserve">Σ</w:t>
       </w:r>
       <w:r>
         <w:rPr>
@@ -3083,9 +3085,9 @@
           <w:i/>
           <w:color w:val="305496"/>
           <w:sz w:val="22"/>
-          <w:vertAlign w:val="superscript"/>
-        </w:rPr>
-        <w:t xml:space="preserve">∞</w:t>
+          <w:vertAlign w:val="subscript"/>
+        </w:rPr>
+        <w:t xml:space="preserve">n=1</w:t>
       </w:r>
       <w:r>
         <w:rPr>
@@ -3094,8 +3096,9 @@
           <w:i/>
           <w:color w:val="305496"/>
           <w:sz w:val="22"/>
-        </w:rPr>
-        <w:t xml:space="preserve"> [an·cos(n·ω·t) + bn·sin(n·ω·t)],   ω = 2·π/T</w:t>
+          <w:vertAlign w:val="superscript"/>
+        </w:rPr>
+        <w:t xml:space="preserve">∞</w:t>
       </w:r>
       <w:r>
         <w:rPr>
@@ -3105,7 +3108,18 @@
           <w:color w:val="305496"/>
           <w:sz w:val="22"/>
         </w:rPr>
-        <w:t xml:space="preserve">   (1)</w:t>
+        <w:t xml:space="preserve"> [an·cos(n·ω·t) + bn·sin(n·ω·t)],   ω = 2·π/T</w:t>
+      </w:r>
+      <w:r>
+        <w:rPr>
+          <w:rFonts w:ascii="Arial" w:hAnsi="Arial" w:cs="Arial"/>
+          <w:b/>
+          <w:i/>
+          <w:color w:val="305496"/>
+          <w:sz w:val="22"/>
+        </w:rPr>
+        <w:tab/>
+        <w:t xml:space="preserve">(1)</w:t>
       </w:r>
     </w:p>
     <w:p>
@@ -3143,8 +3157,11 @@
     </w:p>
     <w:p>
       <w:pPr>
+        <w:tabs>
+          <w:tab w:val="center" w:pos="4393"/>
+          <w:tab w:val="right" w:pos="8787"/>
+        </w:tabs>
         <w:spacing w:before="40" w:after="120"/>
-        <w:jc w:val="center"/>
       </w:pPr>
       <w:r>
         <w:rPr>
@@ -3154,7 +3171,7 @@
           <w:color w:val="305496"/>
           <w:sz w:val="22"/>
         </w:rPr>
-        <w:t xml:space="preserve">Int cos(m·w·t)·cos(n·w·t) dt = 0 (m ≠ n) atau T/2 (m = n);  Int sin·cos dt = 0 (selalu)</w:t>
+        <w:tab/>
       </w:r>
       <w:r>
         <w:rPr>
@@ -3164,7 +3181,18 @@
           <w:color w:val="305496"/>
           <w:sz w:val="22"/>
         </w:rPr>
-        <w:t xml:space="preserve">   (2)</w:t>
+        <w:t xml:space="preserve">Int cos(m·w·t)·cos(n·w·t) dt = 0 (m ≠ n) atau T/2 (m = n);  Int sin·cos dt = 0 (selalu)</w:t>
+      </w:r>
+      <w:r>
+        <w:rPr>
+          <w:rFonts w:ascii="Arial" w:hAnsi="Arial" w:cs="Arial"/>
+          <w:b/>
+          <w:i/>
+          <w:color w:val="305496"/>
+          <w:sz w:val="22"/>
+        </w:rPr>
+        <w:tab/>
+        <w:t xml:space="preserve">(2)</w:t>
       </w:r>
     </w:p>
     <w:p>
@@ -3937,8 +3965,11 @@
     </w:p>
     <w:p>
       <w:pPr>
+        <w:tabs>
+          <w:tab w:val="center" w:pos="4393"/>
+          <w:tab w:val="right" w:pos="8787"/>
+        </w:tabs>
         <w:spacing w:before="40" w:after="120"/>
-        <w:jc w:val="center"/>
       </w:pPr>
       <w:r>
         <w:rPr>
@@ -3948,7 +3979,7 @@
           <w:color w:val="305496"/>
           <w:sz w:val="22"/>
         </w:rPr>
-        <w:t xml:space="preserve"/>
+        <w:tab/>
       </w:r>
       <w:r>
         <w:rPr>
@@ -3958,7 +3989,7 @@
           <w:color w:val="305496"/>
           <w:sz w:val="22"/>
         </w:rPr>
-        <w:t xml:space="preserve">a</w:t>
+        <w:t xml:space="preserve"/>
       </w:r>
       <w:r>
         <w:rPr>
@@ -3967,9 +3998,8 @@
           <w:i/>
           <w:color w:val="305496"/>
           <w:sz w:val="22"/>
-          <w:vertAlign w:val="subscript"/>
-        </w:rPr>
-        <w:t xml:space="preserve">0</w:t>
+        </w:rPr>
+        <w:t xml:space="preserve">a</w:t>
       </w:r>
       <w:r>
         <w:rPr>
@@ -3978,8 +4008,9 @@
           <w:i/>
           <w:color w:val="305496"/>
           <w:sz w:val="22"/>
-        </w:rPr>
-        <w:t xml:space="preserve"> = (2/T)·</w:t>
+          <w:vertAlign w:val="subscript"/>
+        </w:rPr>
+        <w:t xml:space="preserve">0</w:t>
       </w:r>
       <w:r>
         <w:rPr>
@@ -3989,7 +4020,7 @@
           <w:color w:val="305496"/>
           <w:sz w:val="22"/>
         </w:rPr>
-        <w:t xml:space="preserve">∫</w:t>
+        <w:t xml:space="preserve"> = (2/T)·</w:t>
       </w:r>
       <w:r>
         <w:rPr>
@@ -3998,9 +4029,8 @@
           <w:i/>
           <w:color w:val="305496"/>
           <w:sz w:val="22"/>
-          <w:vertAlign w:val="subscript"/>
-        </w:rPr>
-        <w:t xml:space="preserve">0</w:t>
+        </w:rPr>
+        <w:t xml:space="preserve">∫</w:t>
       </w:r>
       <w:r>
         <w:rPr>
@@ -4009,9 +4039,9 @@
           <w:i/>
           <w:color w:val="305496"/>
           <w:sz w:val="22"/>
-          <w:vertAlign w:val="superscript"/>
-        </w:rPr>
-        <w:t xml:space="preserve">T</w:t>
+          <w:vertAlign w:val="subscript"/>
+        </w:rPr>
+        <w:t xml:space="preserve">0</w:t>
       </w:r>
       <w:r>
         <w:rPr>
@@ -4020,8 +4050,9 @@
           <w:i/>
           <w:color w:val="305496"/>
           <w:sz w:val="22"/>
-        </w:rPr>
-        <w:t xml:space="preserve"> f(t) dt;  an = (2/T)·</w:t>
+          <w:vertAlign w:val="superscript"/>
+        </w:rPr>
+        <w:t xml:space="preserve">T</w:t>
       </w:r>
       <w:r>
         <w:rPr>
@@ -4031,7 +4062,7 @@
           <w:color w:val="305496"/>
           <w:sz w:val="22"/>
         </w:rPr>
-        <w:t xml:space="preserve">∫</w:t>
+        <w:t xml:space="preserve"> f(t) dt;  an = (2/T)·</w:t>
       </w:r>
       <w:r>
         <w:rPr>
@@ -4040,9 +4071,8 @@
           <w:i/>
           <w:color w:val="305496"/>
           <w:sz w:val="22"/>
-          <w:vertAlign w:val="subscript"/>
-        </w:rPr>
-        <w:t xml:space="preserve">0</w:t>
+        </w:rPr>
+        <w:t xml:space="preserve">∫</w:t>
       </w:r>
       <w:r>
         <w:rPr>
@@ -4051,9 +4081,9 @@
           <w:i/>
           <w:color w:val="305496"/>
           <w:sz w:val="22"/>
-          <w:vertAlign w:val="superscript"/>
-        </w:rPr>
-        <w:t xml:space="preserve">T</w:t>
+          <w:vertAlign w:val="subscript"/>
+        </w:rPr>
+        <w:t xml:space="preserve">0</w:t>
       </w:r>
       <w:r>
         <w:rPr>
@@ -4062,8 +4092,9 @@
           <w:i/>
           <w:color w:val="305496"/>
           <w:sz w:val="22"/>
-        </w:rPr>
-        <w:t xml:space="preserve"> f(t)·cos(n·wt) dt;  bn = (2/T)·</w:t>
+          <w:vertAlign w:val="superscript"/>
+        </w:rPr>
+        <w:t xml:space="preserve">T</w:t>
       </w:r>
       <w:r>
         <w:rPr>
@@ -4073,7 +4104,7 @@
           <w:color w:val="305496"/>
           <w:sz w:val="22"/>
         </w:rPr>
-        <w:t xml:space="preserve">∫</w:t>
+        <w:t xml:space="preserve"> f(t)·cos(n·wt) dt;  bn = (2/T)·</w:t>
       </w:r>
       <w:r>
         <w:rPr>
@@ -4082,9 +4113,8 @@
           <w:i/>
           <w:color w:val="305496"/>
           <w:sz w:val="22"/>
-          <w:vertAlign w:val="subscript"/>
-        </w:rPr>
-        <w:t xml:space="preserve">0</w:t>
+        </w:rPr>
+        <w:t xml:space="preserve">∫</w:t>
       </w:r>
       <w:r>
         <w:rPr>
@@ -4093,9 +4123,9 @@
           <w:i/>
           <w:color w:val="305496"/>
           <w:sz w:val="22"/>
-          <w:vertAlign w:val="superscript"/>
-        </w:rPr>
-        <w:t xml:space="preserve">T</w:t>
+          <w:vertAlign w:val="subscript"/>
+        </w:rPr>
+        <w:t xml:space="preserve">0</w:t>
       </w:r>
       <w:r>
         <w:rPr>
@@ -4104,8 +4134,9 @@
           <w:i/>
           <w:color w:val="305496"/>
           <w:sz w:val="22"/>
-        </w:rPr>
-        <w:t xml:space="preserve"> f(t)·sin(n·wt) dt</w:t>
+          <w:vertAlign w:val="superscript"/>
+        </w:rPr>
+        <w:t xml:space="preserve">T</w:t>
       </w:r>
       <w:r>
         <w:rPr>
@@ -4115,7 +4146,18 @@
           <w:color w:val="305496"/>
           <w:sz w:val="22"/>
         </w:rPr>
-        <w:t xml:space="preserve">   (3)</w:t>
+        <w:t xml:space="preserve"> f(t)·sin(n·wt) dt</w:t>
+      </w:r>
+      <w:r>
+        <w:rPr>
+          <w:rFonts w:ascii="Arial" w:hAnsi="Arial" w:cs="Arial"/>
+          <w:b/>
+          <w:i/>
+          <w:color w:val="305496"/>
+          <w:sz w:val="22"/>
+        </w:rPr>
+        <w:tab/>
+        <w:t xml:space="preserve">(3)</w:t>
       </w:r>
     </w:p>
     <w:p>
@@ -5408,8 +5450,11 @@
     </w:p>
     <w:p>
       <w:pPr>
+        <w:tabs>
+          <w:tab w:val="center" w:pos="4393"/>
+          <w:tab w:val="right" w:pos="8787"/>
+        </w:tabs>
         <w:spacing w:before="40" w:after="120"/>
-        <w:jc w:val="center"/>
       </w:pPr>
       <w:r>
         <w:rPr>
@@ -5419,7 +5464,7 @@
           <w:color w:val="305496"/>
           <w:sz w:val="22"/>
         </w:rPr>
-        <w:t xml:space="preserve">Genap: f(-t) = f(t) → bn = 0 (deret cosine murni)      Ganjil: f(-t) = -f(t) → </w:t>
+        <w:tab/>
       </w:r>
       <w:r>
         <w:rPr>
@@ -5429,7 +5474,7 @@
           <w:color w:val="305496"/>
           <w:sz w:val="22"/>
         </w:rPr>
-        <w:t xml:space="preserve">a</w:t>
+        <w:t xml:space="preserve">Genap: f(-t) = f(t) → bn = 0 (deret cosine murni)      Ganjil: f(-t) = -f(t) → </w:t>
       </w:r>
       <w:r>
         <w:rPr>
@@ -5438,9 +5483,8 @@
           <w:i/>
           <w:color w:val="305496"/>
           <w:sz w:val="22"/>
-          <w:vertAlign w:val="subscript"/>
-        </w:rPr>
-        <w:t xml:space="preserve">0</w:t>
+        </w:rPr>
+        <w:t xml:space="preserve">a</w:t>
       </w:r>
       <w:r>
         <w:rPr>
@@ -5449,8 +5493,9 @@
           <w:i/>
           <w:color w:val="305496"/>
           <w:sz w:val="22"/>
-        </w:rPr>
-        <w:t xml:space="preserve"> = 0, an = 0 (deret sine murni)</w:t>
+          <w:vertAlign w:val="subscript"/>
+        </w:rPr>
+        <w:t xml:space="preserve">0</w:t>
       </w:r>
       <w:r>
         <w:rPr>
@@ -5460,7 +5505,18 @@
           <w:color w:val="305496"/>
           <w:sz w:val="22"/>
         </w:rPr>
-        <w:t xml:space="preserve">   (4)</w:t>
+        <w:t xml:space="preserve"> = 0, an = 0 (deret sine murni)</w:t>
+      </w:r>
+      <w:r>
+        <w:rPr>
+          <w:rFonts w:ascii="Arial" w:hAnsi="Arial" w:cs="Arial"/>
+          <w:b/>
+          <w:i/>
+          <w:color w:val="305496"/>
+          <w:sz w:val="22"/>
+        </w:rPr>
+        <w:tab/>
+        <w:t xml:space="preserve">(4)</w:t>
       </w:r>
     </w:p>
     <w:p>
@@ -7135,8 +7191,11 @@
     </w:p>
     <w:p>
       <w:pPr>
+        <w:tabs>
+          <w:tab w:val="center" w:pos="4393"/>
+          <w:tab w:val="right" w:pos="8787"/>
+        </w:tabs>
         <w:spacing w:before="40" w:after="120"/>
-        <w:jc w:val="center"/>
       </w:pPr>
       <w:r>
         <w:rPr>
@@ -7146,7 +7205,7 @@
           <w:color w:val="305496"/>
           <w:sz w:val="22"/>
         </w:rPr>
-        <w:t xml:space="preserve">(1/T)·</w:t>
+        <w:tab/>
       </w:r>
       <w:r>
         <w:rPr>
@@ -7156,7 +7215,7 @@
           <w:color w:val="305496"/>
           <w:sz w:val="22"/>
         </w:rPr>
-        <w:t xml:space="preserve">∫</w:t>
+        <w:t xml:space="preserve">(1/T)·</w:t>
       </w:r>
       <w:r>
         <w:rPr>
@@ -7165,9 +7224,8 @@
           <w:i/>
           <w:color w:val="305496"/>
           <w:sz w:val="22"/>
-          <w:vertAlign w:val="subscript"/>
-        </w:rPr>
-        <w:t xml:space="preserve">0</w:t>
+        </w:rPr>
+        <w:t xml:space="preserve">∫</w:t>
       </w:r>
       <w:r>
         <w:rPr>
@@ -7176,9 +7234,9 @@
           <w:i/>
           <w:color w:val="305496"/>
           <w:sz w:val="22"/>
-          <w:vertAlign w:val="superscript"/>
-        </w:rPr>
-        <w:t xml:space="preserve">T</w:t>
+          <w:vertAlign w:val="subscript"/>
+        </w:rPr>
+        <w:t xml:space="preserve">0</w:t>
       </w:r>
       <w:r>
         <w:rPr>
@@ -7187,8 +7245,9 @@
           <w:i/>
           <w:color w:val="305496"/>
           <w:sz w:val="22"/>
-        </w:rPr>
-        <w:t xml:space="preserve"> |f(t)|</w:t>
+          <w:vertAlign w:val="superscript"/>
+        </w:rPr>
+        <w:t xml:space="preserve">T</w:t>
       </w:r>
       <w:r>
         <w:rPr>
@@ -7197,9 +7256,8 @@
           <w:i/>
           <w:color w:val="305496"/>
           <w:sz w:val="22"/>
-          <w:vertAlign w:val="superscript"/>
-        </w:rPr>
-        <w:t xml:space="preserve">2</w:t>
+        </w:rPr>
+        <w:t xml:space="preserve"> |f(t)|</w:t>
       </w:r>
       <w:r>
         <w:rPr>
@@ -7208,8 +7266,9 @@
           <w:i/>
           <w:color w:val="305496"/>
           <w:sz w:val="22"/>
-        </w:rPr>
-        <w:t xml:space="preserve"> dt = (</w:t>
+          <w:vertAlign w:val="superscript"/>
+        </w:rPr>
+        <w:t xml:space="preserve">2</w:t>
       </w:r>
       <w:r>
         <w:rPr>
@@ -7219,7 +7278,7 @@
           <w:color w:val="305496"/>
           <w:sz w:val="22"/>
         </w:rPr>
-        <w:t xml:space="preserve">a</w:t>
+        <w:t xml:space="preserve"> dt = (</w:t>
       </w:r>
       <w:r>
         <w:rPr>
@@ -7228,9 +7287,8 @@
           <w:i/>
           <w:color w:val="305496"/>
           <w:sz w:val="22"/>
-          <w:vertAlign w:val="subscript"/>
-        </w:rPr>
-        <w:t xml:space="preserve">0</w:t>
+        </w:rPr>
+        <w:t xml:space="preserve">a</w:t>
       </w:r>
       <w:r>
         <w:rPr>
@@ -7239,8 +7297,9 @@
           <w:i/>
           <w:color w:val="305496"/>
           <w:sz w:val="22"/>
-        </w:rPr>
-        <w:t xml:space="preserve">/2)</w:t>
+          <w:vertAlign w:val="subscript"/>
+        </w:rPr>
+        <w:t xml:space="preserve">0</w:t>
       </w:r>
       <w:r>
         <w:rPr>
@@ -7249,9 +7308,8 @@
           <w:i/>
           <w:color w:val="305496"/>
           <w:sz w:val="22"/>
-          <w:vertAlign w:val="superscript"/>
-        </w:rPr>
-        <w:t xml:space="preserve">2</w:t>
+        </w:rPr>
+        <w:t xml:space="preserve">/2)</w:t>
       </w:r>
       <w:r>
         <w:rPr>
@@ -7260,8 +7318,9 @@
           <w:i/>
           <w:color w:val="305496"/>
           <w:sz w:val="22"/>
-        </w:rPr>
-        <w:t xml:space="preserve"> + (1/2)·</w:t>
+          <w:vertAlign w:val="superscript"/>
+        </w:rPr>
+        <w:t xml:space="preserve">2</w:t>
       </w:r>
       <w:r>
         <w:rPr>
@@ -7271,7 +7330,7 @@
           <w:color w:val="305496"/>
           <w:sz w:val="22"/>
         </w:rPr>
-        <w:t xml:space="preserve">Σ</w:t>
+        <w:t xml:space="preserve"> + (1/2)·</w:t>
       </w:r>
       <w:r>
         <w:rPr>
@@ -7280,9 +7339,8 @@
           <w:i/>
           <w:color w:val="305496"/>
           <w:sz w:val="22"/>
-          <w:vertAlign w:val="subscript"/>
-        </w:rPr>
-        <w:t xml:space="preserve">n=1</w:t>
+        </w:rPr>
+        <w:t xml:space="preserve">Σ</w:t>
       </w:r>
       <w:r>
         <w:rPr>
@@ -7291,9 +7349,9 @@
           <w:i/>
           <w:color w:val="305496"/>
           <w:sz w:val="22"/>
-          <w:vertAlign w:val="superscript"/>
-        </w:rPr>
-        <w:t xml:space="preserve">∞</w:t>
+          <w:vertAlign w:val="subscript"/>
+        </w:rPr>
+        <w:t xml:space="preserve">n=1</w:t>
       </w:r>
       <w:r>
         <w:rPr>
@@ -7302,8 +7360,9 @@
           <w:i/>
           <w:color w:val="305496"/>
           <w:sz w:val="22"/>
-        </w:rPr>
-        <w:t xml:space="preserve"> (an</w:t>
+          <w:vertAlign w:val="superscript"/>
+        </w:rPr>
+        <w:t xml:space="preserve">∞</w:t>
       </w:r>
       <w:r>
         <w:rPr>
@@ -7312,9 +7371,8 @@
           <w:i/>
           <w:color w:val="305496"/>
           <w:sz w:val="22"/>
-          <w:vertAlign w:val="superscript"/>
-        </w:rPr>
-        <w:t xml:space="preserve">2</w:t>
+        </w:rPr>
+        <w:t xml:space="preserve"> (an</w:t>
       </w:r>
       <w:r>
         <w:rPr>
@@ -7323,8 +7381,9 @@
           <w:i/>
           <w:color w:val="305496"/>
           <w:sz w:val="22"/>
-        </w:rPr>
-        <w:t xml:space="preserve"> + bn</w:t>
+          <w:vertAlign w:val="superscript"/>
+        </w:rPr>
+        <w:t xml:space="preserve">2</w:t>
       </w:r>
       <w:r>
         <w:rPr>
@@ -7333,9 +7392,8 @@
           <w:i/>
           <w:color w:val="305496"/>
           <w:sz w:val="22"/>
-          <w:vertAlign w:val="superscript"/>
-        </w:rPr>
-        <w:t xml:space="preserve">2</w:t>
+        </w:rPr>
+        <w:t xml:space="preserve"> + bn</w:t>
       </w:r>
       <w:r>
         <w:rPr>
@@ -7344,8 +7402,9 @@
           <w:i/>
           <w:color w:val="305496"/>
           <w:sz w:val="22"/>
-        </w:rPr>
-        <w:t xml:space="preserve">)</w:t>
+          <w:vertAlign w:val="superscript"/>
+        </w:rPr>
+        <w:t xml:space="preserve">2</w:t>
       </w:r>
       <w:r>
         <w:rPr>
@@ -7355,7 +7414,18 @@
           <w:color w:val="305496"/>
           <w:sz w:val="22"/>
         </w:rPr>
-        <w:t xml:space="preserve">   (5)</w:t>
+        <w:t xml:space="preserve">)</w:t>
+      </w:r>
+      <w:r>
+        <w:rPr>
+          <w:rFonts w:ascii="Arial" w:hAnsi="Arial" w:cs="Arial"/>
+          <w:b/>
+          <w:i/>
+          <w:color w:val="305496"/>
+          <w:sz w:val="22"/>
+        </w:rPr>
+        <w:tab/>
+        <w:t xml:space="preserve">(5)</w:t>
       </w:r>
     </w:p>
     <w:p>
@@ -7588,8 +7658,11 @@
     </w:p>
     <w:p>
       <w:pPr>
+        <w:tabs>
+          <w:tab w:val="center" w:pos="4393"/>
+          <w:tab w:val="right" w:pos="8787"/>
+        </w:tabs>
         <w:spacing w:before="40" w:after="120"/>
-        <w:jc w:val="center"/>
       </w:pPr>
       <w:r>
         <w:rPr>
@@ -7599,7 +7672,7 @@
           <w:color w:val="305496"/>
           <w:sz w:val="22"/>
         </w:rPr>
-        <w:t xml:space="preserve">f(t) = </w:t>
+        <w:tab/>
       </w:r>
       <w:r>
         <w:rPr>
@@ -7609,7 +7682,7 @@
           <w:color w:val="305496"/>
           <w:sz w:val="22"/>
         </w:rPr>
-        <w:t xml:space="preserve">Σ</w:t>
+        <w:t xml:space="preserve">f(t) = </w:t>
       </w:r>
       <w:r>
         <w:rPr>
@@ -7618,9 +7691,8 @@
           <w:i/>
           <w:color w:val="305496"/>
           <w:sz w:val="22"/>
-          <w:vertAlign w:val="subscript"/>
-        </w:rPr>
-        <w:t xml:space="preserve">n=-∞</w:t>
+        </w:rPr>
+        <w:t xml:space="preserve">Σ</w:t>
       </w:r>
       <w:r>
         <w:rPr>
@@ -7629,9 +7701,9 @@
           <w:i/>
           <w:color w:val="305496"/>
           <w:sz w:val="22"/>
-          <w:vertAlign w:val="superscript"/>
-        </w:rPr>
-        <w:t xml:space="preserve">∞</w:t>
+          <w:vertAlign w:val="subscript"/>
+        </w:rPr>
+        <w:t xml:space="preserve">n=-∞</w:t>
       </w:r>
       <w:r>
         <w:rPr>
@@ -7640,8 +7712,9 @@
           <w:i/>
           <w:color w:val="305496"/>
           <w:sz w:val="22"/>
-        </w:rPr>
-        <w:t xml:space="preserve"> cn·e</w:t>
+          <w:vertAlign w:val="superscript"/>
+        </w:rPr>
+        <w:t xml:space="preserve">∞</w:t>
       </w:r>
       <w:r>
         <w:rPr>
@@ -7650,9 +7723,8 @@
           <w:i/>
           <w:color w:val="305496"/>
           <w:sz w:val="22"/>
-          <w:vertAlign w:val="superscript"/>
-        </w:rPr>
-        <w:t xml:space="preserve">j·n·w·t</w:t>
+        </w:rPr>
+        <w:t xml:space="preserve"> cn·e</w:t>
       </w:r>
       <w:r>
         <w:rPr>
@@ -7661,8 +7733,9 @@
           <w:i/>
           <w:color w:val="305496"/>
           <w:sz w:val="22"/>
-        </w:rPr>
-        <w:t xml:space="preserve">;   cn = (1/T)·</w:t>
+          <w:vertAlign w:val="superscript"/>
+        </w:rPr>
+        <w:t xml:space="preserve">j·n·w·t</w:t>
       </w:r>
       <w:r>
         <w:rPr>
@@ -7672,7 +7745,7 @@
           <w:color w:val="305496"/>
           <w:sz w:val="22"/>
         </w:rPr>
-        <w:t xml:space="preserve">∫</w:t>
+        <w:t xml:space="preserve">;   cn = (1/T)·</w:t>
       </w:r>
       <w:r>
         <w:rPr>
@@ -7681,9 +7754,8 @@
           <w:i/>
           <w:color w:val="305496"/>
           <w:sz w:val="22"/>
-          <w:vertAlign w:val="subscript"/>
-        </w:rPr>
-        <w:t xml:space="preserve">0</w:t>
+        </w:rPr>
+        <w:t xml:space="preserve">∫</w:t>
       </w:r>
       <w:r>
         <w:rPr>
@@ -7692,9 +7764,9 @@
           <w:i/>
           <w:color w:val="305496"/>
           <w:sz w:val="22"/>
-          <w:vertAlign w:val="superscript"/>
-        </w:rPr>
-        <w:t xml:space="preserve">T</w:t>
+          <w:vertAlign w:val="subscript"/>
+        </w:rPr>
+        <w:t xml:space="preserve">0</w:t>
       </w:r>
       <w:r>
         <w:rPr>
@@ -7703,8 +7775,9 @@
           <w:i/>
           <w:color w:val="305496"/>
           <w:sz w:val="22"/>
-        </w:rPr>
-        <w:t xml:space="preserve"> f(t)·e</w:t>
+          <w:vertAlign w:val="superscript"/>
+        </w:rPr>
+        <w:t xml:space="preserve">T</w:t>
       </w:r>
       <w:r>
         <w:rPr>
@@ -7713,9 +7786,8 @@
           <w:i/>
           <w:color w:val="305496"/>
           <w:sz w:val="22"/>
-          <w:vertAlign w:val="superscript"/>
-        </w:rPr>
-        <w:t xml:space="preserve">-j·n·w·t</w:t>
+        </w:rPr>
+        <w:t xml:space="preserve"> f(t)·e</w:t>
       </w:r>
       <w:r>
         <w:rPr>
@@ -7724,8 +7796,9 @@
           <w:i/>
           <w:color w:val="305496"/>
           <w:sz w:val="22"/>
-        </w:rPr>
-        <w:t xml:space="preserve"> dt</w:t>
+          <w:vertAlign w:val="superscript"/>
+        </w:rPr>
+        <w:t xml:space="preserve">-j·n·w·t</w:t>
       </w:r>
       <w:r>
         <w:rPr>
@@ -7735,7 +7808,18 @@
           <w:color w:val="305496"/>
           <w:sz w:val="22"/>
         </w:rPr>
-        <w:t xml:space="preserve">   (6)</w:t>
+        <w:t xml:space="preserve"> dt</w:t>
+      </w:r>
+      <w:r>
+        <w:rPr>
+          <w:rFonts w:ascii="Arial" w:hAnsi="Arial" w:cs="Arial"/>
+          <w:b/>
+          <w:i/>
+          <w:color w:val="305496"/>
+          <w:sz w:val="22"/>
+        </w:rPr>
+        <w:tab/>
+        <w:t xml:space="preserve">(6)</w:t>
       </w:r>
     </w:p>
     <w:p>

--- a/Engineering-Mathematics/Modul-Word/Modul-14-Deret-Fourier-Fungsi-Periodik.docx
+++ b/Engineering-Mathematics/Modul-Word/Modul-14-Deret-Fourier-Fungsi-Periodik.docx
@@ -2673,45 +2673,65 @@
     <w:p>
       <w:pPr>
         <w:pBdr>
-          <w:top w:val="single" w:sz="8" w:space="6" w:color="2E9E6B"/>
-          <w:left w:val="single" w:sz="8" w:space="6" w:color="2E9E6B"/>
-          <w:bottom w:val="single" w:sz="8" w:space="6" w:color="2E9E6B"/>
-          <w:right w:val="single" w:sz="8" w:space="6" w:color="2E9E6B"/>
+          <w:top w:val="single" w:sz="6" w:space="10" w:color="BFE3D0"/>
+          <w:left w:val="single" w:sz="24" w:space="12" w:color="1F7A55"/>
+          <w:bottom w:val="single" w:sz="6" w:space="10" w:color="BFE3D0"/>
+          <w:right w:val="single" w:sz="6" w:space="10" w:color="BFE3D0"/>
         </w:pBdr>
-        <w:shd w:val="clear" w:fill="EAF7F0"/>
-        <w:spacing w:before="80" w:after="240"/>
-      </w:pPr>
-      <w:r>
-        <w:rPr>
-          <w:rFonts w:ascii="Arial" w:hAnsi="Arial" w:cs="Arial"/>
-          <w:b/>
-          <w:i w:val="0"/>
-          <w:color w:val="1F3864"/>
-          <w:sz w:val="21"/>
-        </w:rPr>
-        <w:t xml:space="preserve">🔗 Modul Interaktif: </w:t>
+        <w:shd w:val="clear" w:fill="F1FAF5"/>
+        <w:spacing w:before="140" w:after="60" w:line="264" w:lineRule="auto"/>
+        <w:ind w:left="170" w:right="170"/>
+        <w:jc w:val="left"/>
+      </w:pPr>
+      <w:r>
+        <w:rPr>
+          <w:rFonts w:ascii="Arial" w:hAnsi="Arial" w:cs="Arial"/>
+          <w:b/>
+          <w:i w:val="0"/>
+          <w:color w:val="1F7A55"/>
+          <w:sz w:val="17"/>
+          <w:spacing w:val="30"/>
+        </w:rPr>
+        <w:t xml:space="preserve">🔗 MODUL INTERAKTIF</w:t>
+      </w:r>
+      <w:r>
+        <w:br/>
       </w:r>
       <w:hyperlink r:id="rId19">
         <w:r>
           <w:rPr>
             <w:rFonts w:ascii="Arial" w:hAnsi="Arial" w:cs="Arial"/>
-            <w:sz w:val="22"/>
+            <w:b/>
             <w:color w:val="0563C1"/>
+            <w:sz w:val="20"/>
             <w:u w:val="single"/>
-            <w:b/>
           </w:rPr>
           <w:t xml:space="preserve">https://dedik-romahadi.github.io/Mechanical-Engineering-Courses/Engineering-Mathematics/Modul/Modul-14.html</w:t>
         </w:r>
       </w:hyperlink>
-      <w:r>
-        <w:rPr>
-          <w:rFonts w:ascii="Arial" w:hAnsi="Arial" w:cs="Arial"/>
-          <w:b w:val="0"/>
-          <w:i w:val="0"/>
-          <w:color w:val="333333"/>
-          <w:sz w:val="20"/>
-        </w:rPr>
-        <w:t>. Pada layar masuk, pilih tombol “👁️ Mode Preview (Tanpa Login)” untuk melihat modul lengkap (animasi, kalkulator interaktif, editor kode Python langsung di browser) tanpa perlu akun. Soal pada Mode Preview bersifat tampilan saja; jawaban benar/salah dan poin tidak aktif.</w:t>
+    </w:p>
+    <w:p>
+      <w:pPr>
+        <w:pBdr>
+          <w:top w:val="single" w:sz="6" w:space="10" w:color="BFE3D0"/>
+          <w:left w:val="single" w:sz="24" w:space="12" w:color="1F7A55"/>
+          <w:bottom w:val="single" w:sz="6" w:space="10" w:color="BFE3D0"/>
+          <w:right w:val="single" w:sz="6" w:space="10" w:color="BFE3D0"/>
+        </w:pBdr>
+        <w:shd w:val="clear" w:fill="F1FAF5"/>
+        <w:spacing w:before="0" w:after="140" w:line="264" w:lineRule="auto"/>
+        <w:ind w:left="170" w:right="170"/>
+        <w:jc w:val="left"/>
+      </w:pPr>
+      <w:r>
+        <w:rPr>
+          <w:rFonts w:ascii="Arial" w:hAnsi="Arial" w:cs="Arial"/>
+          <w:b w:val="0"/>
+          <w:i w:val="0"/>
+          <w:color w:val="44525F"/>
+          <w:sz w:val="19"/>
+        </w:rPr>
+        <w:t xml:space="preserve">Pada layar masuk, pilih tombol “👁️ Mode Preview (Tanpa Login)” untuk melihat modul lengkap (animasi, kalkulator interaktif, editor kode Python langsung di browser) tanpa perlu akun. Soal pada Mode Preview bersifat tampilan saja; jawaban benar/salah dan poin tidak aktif.</w:t>
       </w:r>
     </w:p>
     <w:p>
